--- a/docs/architecture/minggu7_design_pattern_struktur_frontend.docx
+++ b/docs/architecture/minggu7_design_pattern_struktur_frontend.docx
@@ -1855,15 +1855,8 @@
             </w:tcMar>
           </w:tcPr>
           <w:p>
-            <w:pPr>
-              <w:spacing w:line="252" w:lineRule="auto"/>
-            </w:pPr>
-            <w:r>
-              <w:rPr>
-                <w:sz w:val="20"/>
-                <w:szCs w:val="20"/>
-              </w:rPr>
-              <w:t>NFR-MOD-02, NFR-SCAL-03, US-EVENT-03</w:t>
+            <w:r>
+              <w:t>NFR-MOD-02, NFR-SCAL-03</w:t>
             </w:r>
           </w:p>
         </w:tc>
@@ -3991,14 +3984,14 @@
       <w:pPr>
         <w:keepNext/>
         <w:keepLines/>
-        <w:spacing w:before="120" w:after="100" w:line="240" w:lineRule="auto"/>
+        <w:spacing w:before="120" w:after="80" w:line="240" w:lineRule="auto"/>
         <w:jc w:val="center"/>
       </w:pPr>
       <w:r>
         <w:drawing>
           <wp:inline xmlns:a="http://schemas.openxmlformats.org/drawingml/2006/main" xmlns:pic="http://schemas.openxmlformats.org/drawingml/2006/picture">
-            <wp:extent cx="5623560" cy="2025730"/>
-            <wp:docPr id="1" name="Picture 1" descr="Gambar 1. MVC dan komunikasi frontend dengan backend. Diagram utuh hasil ekspor Lucidchart" title="Gambar 1. MVC dan komunikasi frontend dengan backend. Diagram utuh hasil ekspor Lucidchart"/>
+            <wp:extent cx="5577840" cy="2239920"/>
+            <wp:docPr id="21" name="Picture 21" descr="Diagram Lucidchart EventKu mvc diselaraskan dengan SRS v2"/>
             <wp:cNvGraphicFramePr>
               <a:graphicFrameLocks noChangeAspect="1"/>
             </wp:cNvGraphicFramePr>
@@ -4006,12 +3999,11 @@
               <a:graphicData uri="http://schemas.openxmlformats.org/drawingml/2006/picture">
                 <pic:pic>
                   <pic:nvPicPr>
-                    <pic:cNvPr id="0" name="EventKu - Tugas Bambang 5803024019 - Paket Lengkap (Satu Dokumen) - 08 _ MVC - Frontend dan Backend.png"/>
+                    <pic:cNvPr id="0" name="mvc.png"/>
                     <pic:cNvPicPr/>
                   </pic:nvPicPr>
                   <pic:blipFill>
-                    <a:blip r:embed="rId5"/>
-                    <a:srcRect l="5494" t="15076" r="5494" b="53491"/>
+                    <a:blip r:embed="rId10"/>
                     <a:stretch>
                       <a:fillRect/>
                     </a:stretch>
@@ -4019,7 +4011,7 @@
                   <pic:spPr>
                     <a:xfrm>
                       <a:off x="0" y="0"/>
-                      <a:ext cx="5623560" cy="2025730"/>
+                      <a:ext cx="5577840" cy="2239920"/>
                     </a:xfrm>
                     <a:prstGeom prst="rect"/>
                   </pic:spPr>
@@ -4032,6 +4024,7 @@
     </w:p>
     <w:p>
       <w:pPr>
+        <w:keepNext w:val="0"/>
         <w:keepLines/>
         <w:spacing w:before="0" w:after="0"/>
         <w:jc w:val="center"/>
@@ -4069,44 +4062,26 @@
       </w:pPr>
       <w:proofErr w:type="spellStart"/>
       <w:r>
-        <w:t>Setiap</w:t>
-      </w:r>
-      <w:proofErr w:type="spellEnd"/>
-      <w:r>
-        <w:t xml:space="preserve"> </w:t>
-      </w:r>
-      <w:proofErr w:type="spellStart"/>
-      <w:r>
-        <w:t>modul</w:t>
-      </w:r>
-      <w:proofErr w:type="spellEnd"/>
-      <w:r>
-        <w:t xml:space="preserve"> </w:t>
-      </w:r>
-      <w:proofErr w:type="spellStart"/>
-      <w:r>
-        <w:t>mendefinisikan</w:t>
-      </w:r>
-      <w:proofErr w:type="spellEnd"/>
-      <w:r>
-        <w:t xml:space="preserve"> </w:t>
-      </w:r>
-      <w:proofErr w:type="spellStart"/>
-      <w:r>
-        <w:t>satu</w:t>
-      </w:r>
-      <w:proofErr w:type="spellEnd"/>
-      <w:r>
-        <w:t xml:space="preserve"> </w:t>
-      </w:r>
-      <w:proofErr w:type="spellStart"/>
-      <w:r>
-        <w:t>kontrak</w:t>
-      </w:r>
-      <w:proofErr w:type="spellEnd"/>
-      <w:r>
-        <w:t xml:space="preserve"> repository (</w:t>
-      </w:r>
+        <w:t>Setiap modul mendefinisikan kontrak repository untuk entitas miliknya dan implementasi SQL yang disuntikkan ke service. Repository Pattern memisahkan akses data (NFR-MOD-02), sehingga service dapat diuji dengan repository tiruan (NFR-MOD-03). Paginasi dan indeks tetap diterapkan pada query database sesuai NFR-SCAL-03.</w:t>
+      </w:r>
+      <w:proofErr w:type="spellEnd"/>
+      <w:r/>
+      <w:proofErr w:type="spellStart"/>
+      <w:r/>
+      <w:proofErr w:type="spellEnd"/>
+      <w:r/>
+      <w:proofErr w:type="spellStart"/>
+      <w:r/>
+      <w:proofErr w:type="spellEnd"/>
+      <w:r/>
+      <w:proofErr w:type="spellStart"/>
+      <w:r/>
+      <w:proofErr w:type="spellEnd"/>
+      <w:r/>
+      <w:proofErr w:type="spellStart"/>
+      <w:r/>
+      <w:proofErr w:type="spellEnd"/>
+      <w:r/>
       <w:proofErr w:type="spellStart"/>
       <w:r>
         <w:rPr>
@@ -4115,12 +4090,9 @@
           <w:sz w:val="20"/>
           <w:szCs w:val="20"/>
         </w:rPr>
-        <w:t>UserRepository</w:t>
-      </w:r>
-      <w:proofErr w:type="spellEnd"/>
-      <w:r>
-        <w:t xml:space="preserve">, </w:t>
-      </w:r>
+      </w:r>
+      <w:proofErr w:type="spellEnd"/>
+      <w:r/>
       <w:proofErr w:type="spellStart"/>
       <w:r>
         <w:rPr>
@@ -4129,12 +4101,9 @@
           <w:sz w:val="20"/>
           <w:szCs w:val="20"/>
         </w:rPr>
-        <w:t>EventRepository</w:t>
-      </w:r>
-      <w:proofErr w:type="spellEnd"/>
-      <w:r>
-        <w:t xml:space="preserve">, </w:t>
-      </w:r>
+      </w:r>
+      <w:proofErr w:type="spellEnd"/>
+      <w:r/>
       <w:proofErr w:type="spellStart"/>
       <w:r>
         <w:rPr>
@@ -4143,12 +4112,9 @@
           <w:sz w:val="20"/>
           <w:szCs w:val="20"/>
         </w:rPr>
-        <w:t>RegistrationRepository</w:t>
-      </w:r>
-      <w:proofErr w:type="spellEnd"/>
-      <w:r>
-        <w:t xml:space="preserve">, </w:t>
-      </w:r>
+      </w:r>
+      <w:proofErr w:type="spellEnd"/>
+      <w:r/>
       <w:proofErr w:type="spellStart"/>
       <w:r>
         <w:rPr>
@@ -4157,210 +4123,114 @@
           <w:sz w:val="20"/>
           <w:szCs w:val="20"/>
         </w:rPr>
-        <w:t>NotificationRepository</w:t>
-      </w:r>
-      <w:proofErr w:type="spellEnd"/>
-      <w:r>
-        <w:t xml:space="preserve">) dan </w:t>
-      </w:r>
-      <w:proofErr w:type="spellStart"/>
-      <w:r>
-        <w:t>satu</w:t>
-      </w:r>
-      <w:proofErr w:type="spellEnd"/>
-      <w:r>
-        <w:t xml:space="preserve"> </w:t>
-      </w:r>
-      <w:proofErr w:type="spellStart"/>
-      <w:r>
-        <w:t>implementasi</w:t>
-      </w:r>
-      <w:proofErr w:type="spellEnd"/>
-      <w:r>
-        <w:t xml:space="preserve"> </w:t>
-      </w:r>
-      <w:proofErr w:type="spellStart"/>
-      <w:r>
-        <w:t>konkret</w:t>
-      </w:r>
-      <w:proofErr w:type="spellEnd"/>
-      <w:r>
-        <w:t xml:space="preserve"> </w:t>
-      </w:r>
-      <w:proofErr w:type="spellStart"/>
-      <w:r>
-        <w:t>untuk</w:t>
-      </w:r>
-      <w:proofErr w:type="spellEnd"/>
-      <w:r>
-        <w:t xml:space="preserve"> MySQL/PostgreSQL. Service </w:t>
-      </w:r>
-      <w:proofErr w:type="spellStart"/>
-      <w:r>
-        <w:t>hanya</w:t>
-      </w:r>
-      <w:proofErr w:type="spellEnd"/>
-      <w:r>
-        <w:t xml:space="preserve"> </w:t>
-      </w:r>
-      <w:proofErr w:type="spellStart"/>
-      <w:r>
-        <w:t>bergantung</w:t>
-      </w:r>
-      <w:proofErr w:type="spellEnd"/>
-      <w:r>
-        <w:t xml:space="preserve"> pada </w:t>
-      </w:r>
-      <w:proofErr w:type="spellStart"/>
-      <w:r>
-        <w:t>kontrak</w:t>
-      </w:r>
-      <w:proofErr w:type="spellEnd"/>
-      <w:r>
-        <w:t xml:space="preserve">, dan </w:t>
-      </w:r>
-      <w:proofErr w:type="spellStart"/>
-      <w:r>
-        <w:t>implementasi</w:t>
-      </w:r>
-      <w:proofErr w:type="spellEnd"/>
-      <w:r>
-        <w:t xml:space="preserve"> </w:t>
-      </w:r>
-      <w:proofErr w:type="spellStart"/>
-      <w:r>
-        <w:t>diberikan</w:t>
-      </w:r>
-      <w:proofErr w:type="spellEnd"/>
-      <w:r>
-        <w:t xml:space="preserve"> </w:t>
-      </w:r>
-      <w:proofErr w:type="spellStart"/>
-      <w:r>
-        <w:t>lewat</w:t>
-      </w:r>
-      <w:proofErr w:type="spellEnd"/>
-      <w:r>
-        <w:t xml:space="preserve"> constructor (dependency injection </w:t>
-      </w:r>
-      <w:proofErr w:type="spellStart"/>
-      <w:r>
-        <w:t>sederhana</w:t>
-      </w:r>
-      <w:proofErr w:type="spellEnd"/>
-      <w:r>
-        <w:t xml:space="preserve">). Dengan </w:t>
-      </w:r>
-      <w:proofErr w:type="spellStart"/>
-      <w:r>
-        <w:t>begitu</w:t>
-      </w:r>
-      <w:proofErr w:type="spellEnd"/>
-      <w:r>
-        <w:t xml:space="preserve"> </w:t>
-      </w:r>
-      <w:proofErr w:type="spellStart"/>
-      <w:r>
-        <w:t>peningkatan</w:t>
-      </w:r>
-      <w:proofErr w:type="spellEnd"/>
-      <w:r>
-        <w:t xml:space="preserve"> </w:t>
-      </w:r>
-      <w:proofErr w:type="spellStart"/>
-      <w:r>
-        <w:t>kapasitas</w:t>
-      </w:r>
-      <w:proofErr w:type="spellEnd"/>
-      <w:r>
-        <w:t xml:space="preserve"> basis data </w:t>
-      </w:r>
-      <w:proofErr w:type="spellStart"/>
-      <w:r>
-        <w:t>atau</w:t>
-      </w:r>
-      <w:proofErr w:type="spellEnd"/>
-      <w:r>
-        <w:t xml:space="preserve"> </w:t>
-      </w:r>
-      <w:proofErr w:type="spellStart"/>
-      <w:r>
-        <w:lastRenderedPageBreak/>
-        <w:t>pergantian</w:t>
-      </w:r>
-      <w:proofErr w:type="spellEnd"/>
-      <w:r>
-        <w:t xml:space="preserve"> ORM </w:t>
-      </w:r>
-      <w:proofErr w:type="spellStart"/>
-      <w:r>
-        <w:t>tidak</w:t>
-      </w:r>
-      <w:proofErr w:type="spellEnd"/>
-      <w:r>
-        <w:t xml:space="preserve"> </w:t>
-      </w:r>
-      <w:proofErr w:type="spellStart"/>
-      <w:r>
-        <w:t>mengubah</w:t>
-      </w:r>
-      <w:proofErr w:type="spellEnd"/>
-      <w:r>
-        <w:t xml:space="preserve"> </w:t>
-      </w:r>
-      <w:proofErr w:type="spellStart"/>
-      <w:r>
-        <w:t>lapisan</w:t>
-      </w:r>
-      <w:proofErr w:type="spellEnd"/>
-      <w:r>
-        <w:t xml:space="preserve"> service/controller (NFR-SCAL-03), dan service </w:t>
-      </w:r>
-      <w:proofErr w:type="spellStart"/>
-      <w:r>
-        <w:t>dapat</w:t>
-      </w:r>
-      <w:proofErr w:type="spellEnd"/>
-      <w:r>
-        <w:t xml:space="preserve"> </w:t>
-      </w:r>
-      <w:proofErr w:type="spellStart"/>
-      <w:r>
-        <w:t>diuji</w:t>
-      </w:r>
-      <w:proofErr w:type="spellEnd"/>
-      <w:r>
-        <w:t xml:space="preserve"> </w:t>
-      </w:r>
-      <w:proofErr w:type="spellStart"/>
-      <w:r>
-        <w:t>dengan</w:t>
-      </w:r>
-      <w:proofErr w:type="spellEnd"/>
-      <w:r>
-        <w:t xml:space="preserve"> repository </w:t>
-      </w:r>
-      <w:proofErr w:type="spellStart"/>
-      <w:r>
-        <w:t>tiruan</w:t>
-      </w:r>
-      <w:proofErr w:type="spellEnd"/>
-      <w:r>
-        <w:t xml:space="preserve"> di Jest.</w:t>
-      </w:r>
+      </w:r>
+      <w:proofErr w:type="spellEnd"/>
+      <w:r/>
+      <w:proofErr w:type="spellStart"/>
+      <w:r/>
+      <w:proofErr w:type="spellEnd"/>
+      <w:r/>
+      <w:proofErr w:type="spellStart"/>
+      <w:r/>
+      <w:proofErr w:type="spellEnd"/>
+      <w:r/>
+      <w:proofErr w:type="spellStart"/>
+      <w:r/>
+      <w:proofErr w:type="spellEnd"/>
+      <w:r/>
+      <w:proofErr w:type="spellStart"/>
+      <w:r/>
+      <w:proofErr w:type="spellEnd"/>
+      <w:r/>
+      <w:proofErr w:type="spellStart"/>
+      <w:r/>
+      <w:proofErr w:type="spellEnd"/>
+      <w:r/>
+      <w:proofErr w:type="spellStart"/>
+      <w:r/>
+      <w:proofErr w:type="spellEnd"/>
+      <w:r/>
+      <w:proofErr w:type="spellStart"/>
+      <w:r/>
+      <w:proofErr w:type="spellEnd"/>
+      <w:r/>
+      <w:proofErr w:type="spellStart"/>
+      <w:r/>
+      <w:proofErr w:type="spellEnd"/>
+      <w:r/>
+      <w:proofErr w:type="spellStart"/>
+      <w:r/>
+      <w:proofErr w:type="spellEnd"/>
+      <w:r/>
+      <w:proofErr w:type="spellStart"/>
+      <w:r/>
+      <w:proofErr w:type="spellEnd"/>
+      <w:r/>
+      <w:proofErr w:type="spellStart"/>
+      <w:r/>
+      <w:proofErr w:type="spellEnd"/>
+      <w:r/>
+      <w:proofErr w:type="spellStart"/>
+      <w:r/>
+      <w:proofErr w:type="spellEnd"/>
+      <w:r/>
+      <w:proofErr w:type="spellStart"/>
+      <w:r/>
+      <w:proofErr w:type="spellEnd"/>
+      <w:r/>
+      <w:proofErr w:type="spellStart"/>
+      <w:r/>
+      <w:proofErr w:type="spellEnd"/>
+      <w:r/>
+      <w:proofErr w:type="spellStart"/>
+      <w:r/>
+      <w:proofErr w:type="spellEnd"/>
+      <w:r/>
+      <w:proofErr w:type="spellStart"/>
+      <w:r/>
+      <w:proofErr w:type="spellEnd"/>
+      <w:r/>
+      <w:proofErr w:type="spellStart"/>
+      <w:r/>
+      <w:proofErr w:type="spellEnd"/>
+      <w:r/>
+      <w:proofErr w:type="spellStart"/>
+      <w:r/>
+      <w:proofErr w:type="spellEnd"/>
+      <w:r/>
+      <w:proofErr w:type="spellStart"/>
+      <w:r/>
+      <w:proofErr w:type="spellEnd"/>
+      <w:r/>
+      <w:proofErr w:type="spellStart"/>
+      <w:r/>
+      <w:proofErr w:type="spellEnd"/>
+      <w:r/>
+      <w:proofErr w:type="spellStart"/>
+      <w:r/>
+      <w:proofErr w:type="spellEnd"/>
+      <w:r/>
+      <w:proofErr w:type="spellStart"/>
+      <w:r/>
+      <w:proofErr w:type="spellEnd"/>
+      <w:r/>
+      <w:proofErr w:type="spellStart"/>
+      <w:r/>
+      <w:proofErr w:type="spellEnd"/>
+      <w:r/>
     </w:p>
     <w:p>
       <w:pPr>
         <w:keepNext/>
         <w:keepLines/>
-        <w:spacing w:before="120" w:after="100" w:line="240" w:lineRule="auto"/>
+        <w:spacing w:before="120" w:after="80" w:line="240" w:lineRule="auto"/>
         <w:jc w:val="center"/>
       </w:pPr>
       <w:r>
         <w:drawing>
           <wp:inline xmlns:a="http://schemas.openxmlformats.org/drawingml/2006/main" xmlns:pic="http://schemas.openxmlformats.org/drawingml/2006/picture">
-            <wp:extent cx="5623560" cy="2288045"/>
-            <wp:docPr id="8" name="Picture 8" descr="Gambar 2. Repository Pattern pada modul Event. Diagram utuh hasil ekspor Lucidchart" title="Gambar 2. Repository Pattern pada modul Event. Diagram utuh hasil ekspor Lucidchart"/>
+            <wp:extent cx="5577840" cy="3513600"/>
+            <wp:docPr id="22" name="Picture 22" descr="Diagram Lucidchart EventKu repository diselaraskan dengan SRS v2"/>
             <wp:cNvGraphicFramePr>
               <a:graphicFrameLocks noChangeAspect="1"/>
             </wp:cNvGraphicFramePr>
@@ -4368,12 +4238,11 @@
               <a:graphicData uri="http://schemas.openxmlformats.org/drawingml/2006/picture">
                 <pic:pic>
                   <pic:nvPicPr>
-                    <pic:cNvPr id="0" name="EventKu - Tugas Bambang 5803024019 - Paket Lengkap (Satu Dokumen) - 09 _ Repository Pattern.png"/>
+                    <pic:cNvPr id="0" name="repository.png"/>
                     <pic:cNvPicPr/>
                   </pic:nvPicPr>
                   <pic:blipFill>
-                    <a:blip r:embed="rId6"/>
-                    <a:srcRect l="5798" t="21959" r="5767" b="29348"/>
+                    <a:blip r:embed="rId11"/>
                     <a:stretch>
                       <a:fillRect/>
                     </a:stretch>
@@ -4381,7 +4250,7 @@
                   <pic:spPr>
                     <a:xfrm>
                       <a:off x="0" y="0"/>
-                      <a:ext cx="5623560" cy="2288045"/>
+                      <a:ext cx="5577840" cy="3513600"/>
                     </a:xfrm>
                     <a:prstGeom prst="rect"/>
                   </pic:spPr>
@@ -4394,6 +4263,7 @@
     </w:p>
     <w:p>
       <w:pPr>
+        <w:keepNext w:val="0"/>
         <w:keepLines/>
         <w:spacing w:before="0" w:after="0"/>
         <w:jc w:val="center"/>
@@ -4659,7 +4529,7 @@
           <w:sz w:val="18"/>
           <w:szCs w:val="18"/>
         </w:rPr>
-        <w:t xml:space="preserve">  async create(data) {}</w:t>
+        <w:t xml:space="preserve">  async save(event, tx) {}</w:t>
       </w:r>
     </w:p>
     <w:p>
@@ -4676,7 +4546,9 @@
           <w:sz w:val="18"/>
           <w:szCs w:val="18"/>
         </w:rPr>
-        <w:t xml:space="preserve">  async updateStatus(id, status, adminId, tx) {}</w:t>
+        <w:t xml:space="preserve">  async reserveSeat(id, tx) {}</w:t>
+        <w:br/>
+        <w:t xml:space="preserve">  async releaseSeat(id, tx) {}</w:t>
       </w:r>
       <w:proofErr w:type="spellStart"/>
       <w:proofErr w:type="gramStart"/>
@@ -6144,7 +6016,9 @@
           <w:sz w:val="18"/>
           <w:szCs w:val="18"/>
         </w:rPr>
-        <w:t xml:space="preserve">  remove: (id) =&gt; </w:t>
+        <w:t xml:space="preserve">  cancel: (id) =&gt; api.patch(`/events/${id}/cancel`).then((r) =&gt; r.data),</w:t>
+        <w:br/>
+        <w:t xml:space="preserve">  submit: (id) =&gt; api.patch(`/events/${id}/submit`).then((r) =&gt; r.data),</w:t>
       </w:r>
       <w:proofErr w:type="spellStart"/>
       <w:proofErr w:type="gramStart"/>
@@ -6154,7 +6028,6 @@
           <w:sz w:val="18"/>
           <w:szCs w:val="18"/>
         </w:rPr>
-        <w:t>api.delete</w:t>
       </w:r>
       <w:proofErr w:type="spellEnd"/>
       <w:proofErr w:type="gramEnd"/>
@@ -6164,7 +6037,6 @@
           <w:sz w:val="18"/>
           <w:szCs w:val="18"/>
         </w:rPr>
-        <w:t>(`/events/${id}`</w:t>
       </w:r>
       <w:proofErr w:type="gramStart"/>
       <w:r>
@@ -6173,7 +6045,6 @@
           <w:sz w:val="18"/>
           <w:szCs w:val="18"/>
         </w:rPr>
-        <w:t>).then</w:t>
       </w:r>
       <w:proofErr w:type="gramEnd"/>
       <w:r>
@@ -6182,25 +6053,22 @@
           <w:sz w:val="18"/>
           <w:szCs w:val="18"/>
         </w:rPr>
-        <w:t xml:space="preserve">((r) =&gt; </w:t>
-      </w:r>
-      <w:proofErr w:type="spellStart"/>
-      <w:r>
-        <w:rPr>
-          <w:rFonts w:ascii="Consolas" w:eastAsia="Consolas" w:hAnsi="Consolas" w:cs="Consolas"/>
-          <w:sz w:val="18"/>
-          <w:szCs w:val="18"/>
-        </w:rPr>
-        <w:t>r.data</w:t>
-      </w:r>
-      <w:proofErr w:type="spellEnd"/>
-      <w:r>
-        <w:rPr>
-          <w:rFonts w:ascii="Consolas" w:eastAsia="Consolas" w:hAnsi="Consolas" w:cs="Consolas"/>
-          <w:sz w:val="18"/>
-          <w:szCs w:val="18"/>
-        </w:rPr>
-        <w:t>),</w:t>
+      </w:r>
+      <w:proofErr w:type="spellStart"/>
+      <w:r>
+        <w:rPr>
+          <w:rFonts w:ascii="Consolas" w:eastAsia="Consolas" w:hAnsi="Consolas" w:cs="Consolas"/>
+          <w:sz w:val="18"/>
+          <w:szCs w:val="18"/>
+        </w:rPr>
+      </w:r>
+      <w:proofErr w:type="spellEnd"/>
+      <w:r>
+        <w:rPr>
+          <w:rFonts w:ascii="Consolas" w:eastAsia="Consolas" w:hAnsi="Consolas" w:cs="Consolas"/>
+          <w:sz w:val="18"/>
+          <w:szCs w:val="18"/>
+        </w:rPr>
       </w:r>
     </w:p>
     <w:p>
@@ -6217,34 +6085,31 @@
           <w:sz w:val="18"/>
           <w:szCs w:val="18"/>
         </w:rPr>
-        <w:t xml:space="preserve">  moderate: (id, decision, </w:t>
-      </w:r>
-      <w:proofErr w:type="spellStart"/>
-      <w:r>
-        <w:rPr>
-          <w:rFonts w:ascii="Consolas" w:eastAsia="Consolas" w:hAnsi="Consolas" w:cs="Consolas"/>
-          <w:sz w:val="18"/>
-          <w:szCs w:val="18"/>
-        </w:rPr>
-        <w:t>alasan</w:t>
-      </w:r>
-      <w:proofErr w:type="spellEnd"/>
-      <w:r>
-        <w:rPr>
-          <w:rFonts w:ascii="Consolas" w:eastAsia="Consolas" w:hAnsi="Consolas" w:cs="Consolas"/>
-          <w:sz w:val="18"/>
-          <w:szCs w:val="18"/>
-        </w:rPr>
-        <w:t xml:space="preserve">) =&gt; </w:t>
-      </w:r>
-      <w:proofErr w:type="spellStart"/>
-      <w:r>
-        <w:rPr>
-          <w:rFonts w:ascii="Consolas" w:eastAsia="Consolas" w:hAnsi="Consolas" w:cs="Consolas"/>
-          <w:sz w:val="18"/>
-          <w:szCs w:val="18"/>
-        </w:rPr>
-        <w:t>api</w:t>
+        <w:t xml:space="preserve">  moderate: (id, decision, reason) =&gt; api</w:t>
+      </w:r>
+      <w:proofErr w:type="spellStart"/>
+      <w:r>
+        <w:rPr>
+          <w:rFonts w:ascii="Consolas" w:eastAsia="Consolas" w:hAnsi="Consolas" w:cs="Consolas"/>
+          <w:sz w:val="18"/>
+          <w:szCs w:val="18"/>
+        </w:rPr>
+      </w:r>
+      <w:proofErr w:type="spellEnd"/>
+      <w:r>
+        <w:rPr>
+          <w:rFonts w:ascii="Consolas" w:eastAsia="Consolas" w:hAnsi="Consolas" w:cs="Consolas"/>
+          <w:sz w:val="18"/>
+          <w:szCs w:val="18"/>
+        </w:rPr>
+      </w:r>
+      <w:proofErr w:type="spellStart"/>
+      <w:r>
+        <w:rPr>
+          <w:rFonts w:ascii="Consolas" w:eastAsia="Consolas" w:hAnsi="Consolas" w:cs="Consolas"/>
+          <w:sz w:val="18"/>
+          <w:szCs w:val="18"/>
+        </w:rPr>
       </w:r>
       <w:proofErr w:type="spellEnd"/>
     </w:p>
@@ -6262,7 +6127,7 @@
           <w:sz w:val="18"/>
           <w:szCs w:val="18"/>
         </w:rPr>
-        <w:t xml:space="preserve">    </w:t>
+        <w:t xml:space="preserve">    .patch(`/events/${id}/moderate`, { decision, reason })</w:t>
       </w:r>
       <w:proofErr w:type="gramStart"/>
       <w:r>
@@ -6271,7 +6136,6 @@
           <w:sz w:val="18"/>
           <w:szCs w:val="18"/>
         </w:rPr>
-        <w:t>.patch</w:t>
       </w:r>
       <w:proofErr w:type="gramEnd"/>
       <w:r>
@@ -6280,7 +6144,6 @@
           <w:sz w:val="18"/>
           <w:szCs w:val="18"/>
         </w:rPr>
-        <w:t xml:space="preserve">(`/events/${id}/moderate`, </w:t>
       </w:r>
       <w:proofErr w:type="gramStart"/>
       <w:r>
@@ -6289,7 +6152,6 @@
           <w:sz w:val="18"/>
           <w:szCs w:val="18"/>
         </w:rPr>
-        <w:t>{ decision</w:t>
       </w:r>
       <w:proofErr w:type="gramEnd"/>
       <w:r>
@@ -6298,7 +6160,6 @@
           <w:sz w:val="18"/>
           <w:szCs w:val="18"/>
         </w:rPr>
-        <w:t xml:space="preserve">, </w:t>
       </w:r>
       <w:proofErr w:type="spellStart"/>
       <w:proofErr w:type="gramStart"/>
@@ -6308,16 +6169,14 @@
           <w:sz w:val="18"/>
           <w:szCs w:val="18"/>
         </w:rPr>
-        <w:t>alasan</w:t>
-      </w:r>
-      <w:proofErr w:type="spellEnd"/>
-      <w:r>
-        <w:rPr>
-          <w:rFonts w:ascii="Consolas" w:eastAsia="Consolas" w:hAnsi="Consolas" w:cs="Consolas"/>
-          <w:sz w:val="18"/>
-          <w:szCs w:val="18"/>
-        </w:rPr>
-        <w:t xml:space="preserve"> }</w:t>
+      </w:r>
+      <w:proofErr w:type="spellEnd"/>
+      <w:r>
+        <w:rPr>
+          <w:rFonts w:ascii="Consolas" w:eastAsia="Consolas" w:hAnsi="Consolas" w:cs="Consolas"/>
+          <w:sz w:val="18"/>
+          <w:szCs w:val="18"/>
+        </w:rPr>
       </w:r>
       <w:proofErr w:type="gramEnd"/>
       <w:r>
@@ -6326,7 +6185,6 @@
           <w:sz w:val="18"/>
           <w:szCs w:val="18"/>
         </w:rPr>
-        <w:t>)</w:t>
       </w:r>
     </w:p>
     <w:p>
@@ -6396,7 +6254,7 @@
           <w:sz w:val="18"/>
           <w:szCs w:val="18"/>
         </w:rPr>
-        <w:t xml:space="preserve">  complete: (id) =&gt; api.patch(`/events/${id}/complete`).then((r) =&gt; r.data),</w:t>
+        <w:t xml:space="preserve">  // Selesai otomatis setelah endAt adalah rencana scheduler [Should].</w:t>
       </w:r>
     </w:p>
     <w:p>
@@ -6438,14 +6296,14 @@
       <w:pPr>
         <w:keepNext/>
         <w:keepLines/>
-        <w:spacing w:before="120" w:after="100" w:line="240" w:lineRule="auto"/>
+        <w:spacing w:before="120" w:after="80" w:line="240" w:lineRule="auto"/>
         <w:jc w:val="center"/>
       </w:pPr>
       <w:r>
         <w:drawing>
           <wp:inline xmlns:a="http://schemas.openxmlformats.org/drawingml/2006/main" xmlns:pic="http://schemas.openxmlformats.org/drawingml/2006/picture">
-            <wp:extent cx="5623560" cy="2385575"/>
-            <wp:docPr id="13" name="Picture 13" descr="Gambar 3. Observer antara Event Pendaftaran dan Notifikasi. Diagram utuh hasil ekspor Lucidchart" title="Gambar 3. Observer antara Event Pendaftaran dan Notifikasi. Diagram utuh hasil ekspor Lucidchart"/>
+            <wp:extent cx="5577840" cy="4216320"/>
+            <wp:docPr id="23" name="Picture 23" descr="Diagram Lucidchart EventKu observer diselaraskan dengan SRS v2"/>
             <wp:cNvGraphicFramePr>
               <a:graphicFrameLocks noChangeAspect="1"/>
             </wp:cNvGraphicFramePr>
@@ -6453,12 +6311,11 @@
               <a:graphicData uri="http://schemas.openxmlformats.org/drawingml/2006/picture">
                 <pic:pic>
                   <pic:nvPicPr>
-                    <pic:cNvPr id="0" name="EventKu - Tugas Bambang 5803024019 - Paket Lengkap (Satu Dokumen) - 10 _ Observer Pattern.png"/>
+                    <pic:cNvPr id="0" name="observer.png"/>
                     <pic:cNvPicPr/>
                   </pic:nvPicPr>
                   <pic:blipFill>
-                    <a:blip r:embed="rId9"/>
-                    <a:srcRect l="5798" t="20504" r="5767" b="32093"/>
+                    <a:blip r:embed="rId12"/>
                     <a:stretch>
                       <a:fillRect/>
                     </a:stretch>
@@ -6466,7 +6323,7 @@
                   <pic:spPr>
                     <a:xfrm>
                       <a:off x="0" y="0"/>
-                      <a:ext cx="5623560" cy="2385575"/>
+                      <a:ext cx="5577840" cy="4216320"/>
                     </a:xfrm>
                     <a:prstGeom prst="rect"/>
                   </pic:spPr>
@@ -6479,6 +6336,7 @@
     </w:p>
     <w:p>
       <w:pPr>
+        <w:keepNext w:val="0"/>
         <w:keepLines/>
         <w:spacing w:before="0" w:after="0"/>
         <w:jc w:val="center"/>
@@ -6543,6 +6401,8 @@
         <w:trPr>
           <w:tblHeader/>
           <w:cantSplit/>
+          <w:cantSplit/>
+          <w:tblHeader/>
         </w:trPr>
         <w:tc>
           <w:tcPr>
@@ -6714,6 +6574,7 @@
         </w:tblPrEx>
         <w:trPr>
           <w:cantSplit/>
+          <w:cantSplit/>
         </w:trPr>
         <w:tc>
           <w:tcPr>
@@ -6733,19 +6594,15 @@
           </w:tcPr>
           <w:p>
             <w:pPr>
-              <w:spacing w:line="252" w:lineRule="auto" w:before="40" w:after="40"/>
+              <w:spacing w:after="60"/>
             </w:pPr>
-            <w:proofErr w:type="spellStart"/>
-            <w:r>
-              <w:rPr>
-                <w:rFonts w:ascii="Consolas" w:eastAsia="Consolas" w:hAnsi="Consolas" w:cs="Consolas"/>
-                <w:color w:val="1F3A6E"/>
-                <w:sz w:val="19"/>
-                <w:szCs w:val="20"/>
-              </w:rPr>
-              <w:t>EventApproved</w:t>
-            </w:r>
-            <w:proofErr w:type="spellEnd"/>
+            <w:r>
+              <w:rPr>
+                <w:rFonts w:ascii="Calibri" w:hAnsi="Calibri"/>
+                <w:sz w:val="18"/>
+              </w:rPr>
+              <w:t>EventModerated</w:t>
+            </w:r>
           </w:p>
         </w:tc>
         <w:tc>
@@ -6766,16 +6623,14 @@
           </w:tcPr>
           <w:p>
             <w:pPr>
-              <w:spacing w:line="252" w:lineRule="auto" w:before="40" w:after="40"/>
+              <w:spacing w:after="60"/>
             </w:pPr>
             <w:r>
               <w:rPr>
-                <w:sz w:val="19"/>
-                <w:szCs w:val="20"/>
-              </w:rPr>
-              <w:t>EventService.</w:t>
-              <w:br/>
-              <w:t>moderate() sesudah commit diajukan → disetujui</w:t>
+                <w:rFonts w:ascii="Calibri" w:hAnsi="Calibri"/>
+                <w:sz w:val="18"/>
+              </w:rPr>
+              <w:t>EventService.moderate sesudah commit</w:t>
             </w:r>
           </w:p>
         </w:tc>
@@ -6797,19 +6652,15 @@
           </w:tcPr>
           <w:p>
             <w:pPr>
-              <w:spacing w:line="252" w:lineRule="auto" w:before="40" w:after="40"/>
+              <w:spacing w:after="60"/>
             </w:pPr>
-            <w:proofErr w:type="spellStart"/>
-            <w:r>
-              <w:rPr>
-                <w:sz w:val="19"/>
-                <w:szCs w:val="20"/>
-              </w:rPr>
-              <w:t>NotificationService.</w:t>
-              <w:br/>
-              <w:t>onEventApproved</w:t>
-            </w:r>
-            <w:proofErr w:type="spellEnd"/>
+            <w:r>
+              <w:rPr>
+                <w:rFonts w:ascii="Calibri" w:hAnsi="Calibri"/>
+                <w:sz w:val="18"/>
+              </w:rPr>
+              <w:t>onEventModerated</w:t>
+            </w:r>
           </w:p>
         </w:tc>
         <w:tc>
@@ -6830,33 +6681,15 @@
           </w:tcPr>
           <w:p>
             <w:pPr>
-              <w:spacing w:line="252" w:lineRule="auto" w:before="40" w:after="40"/>
+              <w:spacing w:after="60"/>
             </w:pPr>
-            <w:proofErr w:type="spellStart"/>
-            <w:r>
-              <w:rPr>
-                <w:sz w:val="19"/>
-                <w:szCs w:val="20"/>
-              </w:rPr>
-              <w:t>eventId</w:t>
-            </w:r>
-            <w:proofErr w:type="spellEnd"/>
-            <w:r>
-              <w:rPr>
-                <w:sz w:val="19"/>
-                <w:szCs w:val="20"/>
-              </w:rPr>
-              <w:t xml:space="preserve">, title, </w:t>
-            </w:r>
-            <w:proofErr w:type="spellStart"/>
-            <w:r>
-              <w:rPr>
-                <w:sz w:val="19"/>
-                <w:szCs w:val="20"/>
-              </w:rPr>
-              <w:t>categoryId</w:t>
-            </w:r>
-            <w:proofErr w:type="spellEnd"/>
+            <w:r>
+              <w:rPr>
+                <w:rFonts w:ascii="Calibri" w:hAnsi="Calibri"/>
+                <w:sz w:val="18"/>
+              </w:rPr>
+              <w:t>eventId, organizerId, decision, reason, moderationVersion</w:t>
+            </w:r>
           </w:p>
         </w:tc>
         <w:tc>
@@ -6877,121 +6710,14 @@
           </w:tcPr>
           <w:p>
             <w:pPr>
-              <w:spacing w:line="252" w:lineRule="auto" w:before="40" w:after="40"/>
+              <w:spacing w:after="60"/>
             </w:pPr>
-            <w:proofErr w:type="spellStart"/>
-            <w:r>
-              <w:rPr>
-                <w:sz w:val="19"/>
-                <w:szCs w:val="20"/>
-              </w:rPr>
-              <w:t>Notifikasi</w:t>
-            </w:r>
-            <w:proofErr w:type="spellEnd"/>
-            <w:r>
-              <w:rPr>
-                <w:sz w:val="19"/>
-                <w:szCs w:val="20"/>
-              </w:rPr>
-              <w:t xml:space="preserve"> </w:t>
-            </w:r>
-            <w:proofErr w:type="spellStart"/>
-            <w:r>
-              <w:rPr>
-                <w:sz w:val="19"/>
-                <w:szCs w:val="20"/>
-              </w:rPr>
-              <w:t>ke</w:t>
-            </w:r>
-            <w:proofErr w:type="spellEnd"/>
-            <w:r>
-              <w:rPr>
-                <w:sz w:val="19"/>
-                <w:szCs w:val="20"/>
-              </w:rPr>
-              <w:t xml:space="preserve"> </w:t>
-            </w:r>
-            <w:proofErr w:type="spellStart"/>
-            <w:r>
-              <w:rPr>
-                <w:sz w:val="19"/>
-                <w:szCs w:val="20"/>
-              </w:rPr>
-              <w:t>mahasiswa</w:t>
-            </w:r>
-            <w:proofErr w:type="spellEnd"/>
-            <w:r>
-              <w:rPr>
-                <w:sz w:val="19"/>
-                <w:szCs w:val="20"/>
-              </w:rPr>
-              <w:t xml:space="preserve"> yang </w:t>
-            </w:r>
-            <w:proofErr w:type="spellStart"/>
-            <w:r>
-              <w:rPr>
-                <w:sz w:val="19"/>
-                <w:szCs w:val="20"/>
-              </w:rPr>
-              <w:t>berlangganan</w:t>
-            </w:r>
-            <w:proofErr w:type="spellEnd"/>
-            <w:r>
-              <w:rPr>
-                <w:sz w:val="19"/>
-                <w:szCs w:val="20"/>
-              </w:rPr>
-              <w:t xml:space="preserve"> </w:t>
-            </w:r>
-            <w:proofErr w:type="spellStart"/>
-            <w:r>
-              <w:rPr>
-                <w:sz w:val="19"/>
-                <w:szCs w:val="20"/>
-              </w:rPr>
-              <w:t>kategori</w:t>
-            </w:r>
-            <w:proofErr w:type="spellEnd"/>
-            <w:r>
-              <w:rPr>
-                <w:sz w:val="19"/>
-                <w:szCs w:val="20"/>
-              </w:rPr>
-              <w:t xml:space="preserve"> </w:t>
-            </w:r>
-            <w:proofErr w:type="spellStart"/>
-            <w:r>
-              <w:rPr>
-                <w:sz w:val="19"/>
-                <w:szCs w:val="20"/>
-              </w:rPr>
-              <w:t>tersebut</w:t>
-            </w:r>
-            <w:proofErr w:type="spellEnd"/>
-            <w:r>
-              <w:rPr>
-                <w:sz w:val="19"/>
-                <w:szCs w:val="20"/>
-              </w:rPr>
-              <w:t xml:space="preserve"> (</w:t>
-            </w:r>
-            <w:proofErr w:type="spellStart"/>
-            <w:r>
-              <w:rPr>
-                <w:rFonts w:ascii="Consolas" w:eastAsia="Consolas" w:hAnsi="Consolas" w:cs="Consolas"/>
-                <w:color w:val="1F3A6E"/>
-                <w:sz w:val="19"/>
-                <w:szCs w:val="20"/>
-              </w:rPr>
-              <w:t>CategorySubscription</w:t>
-            </w:r>
-            <w:proofErr w:type="spellEnd"/>
-            <w:r>
-              <w:rPr>
-                <w:sz w:val="19"/>
-                <w:szCs w:val="20"/>
-              </w:rPr>
-              <w:t>)</w:t>
+            <w:r>
+              <w:rPr>
+                <w:rFonts w:ascii="Calibri" w:hAnsi="Calibri"/>
+                <w:sz w:val="18"/>
+              </w:rPr>
+              <w:t>Hasil setujui/tolak ke penyelenggara pengaju [Must]</w:t>
             </w:r>
           </w:p>
         </w:tc>
@@ -7004,6 +6730,7 @@
           </w:tblCellMar>
         </w:tblPrEx>
         <w:trPr>
+          <w:cantSplit/>
           <w:cantSplit/>
         </w:trPr>
         <w:tc>
@@ -7024,19 +6751,15 @@
           </w:tcPr>
           <w:p>
             <w:pPr>
-              <w:spacing w:line="252" w:lineRule="auto" w:before="40" w:after="40"/>
+              <w:spacing w:after="60"/>
             </w:pPr>
-            <w:proofErr w:type="spellStart"/>
-            <w:r>
-              <w:rPr>
-                <w:rFonts w:ascii="Consolas" w:eastAsia="Consolas" w:hAnsi="Consolas" w:cs="Consolas"/>
-                <w:color w:val="1F3A6E"/>
-                <w:sz w:val="19"/>
-                <w:szCs w:val="20"/>
-              </w:rPr>
-              <w:t>StudentRegistered</w:t>
-            </w:r>
-            <w:proofErr w:type="spellEnd"/>
+            <w:r>
+              <w:rPr>
+                <w:rFonts w:ascii="Calibri" w:hAnsi="Calibri"/>
+                <w:sz w:val="18"/>
+              </w:rPr>
+              <w:t>EventApproved</w:t>
+            </w:r>
           </w:p>
         </w:tc>
         <w:tc>
@@ -7057,16 +6780,14 @@
           </w:tcPr>
           <w:p>
             <w:pPr>
-              <w:spacing w:line="252" w:lineRule="auto" w:before="40" w:after="40"/>
+              <w:spacing w:after="60"/>
             </w:pPr>
             <w:r>
               <w:rPr>
-                <w:sz w:val="19"/>
-                <w:szCs w:val="20"/>
-              </w:rPr>
-              <w:t>RegistrationService.</w:t>
-              <w:br/>
-              <w:t>registerStudent() sesudah commit RSVP dan reservasi kuota</w:t>
+                <w:rFonts w:ascii="Calibri" w:hAnsi="Calibri"/>
+                <w:sz w:val="18"/>
+              </w:rPr>
+              <w:t>EventService.moderate khusus disetujui</w:t>
             </w:r>
           </w:p>
         </w:tc>
@@ -7088,19 +6809,15 @@
           </w:tcPr>
           <w:p>
             <w:pPr>
-              <w:spacing w:line="252" w:lineRule="auto" w:before="40" w:after="40"/>
+              <w:spacing w:after="60"/>
             </w:pPr>
-            <w:proofErr w:type="spellStart"/>
-            <w:r>
-              <w:rPr>
-                <w:sz w:val="19"/>
-                <w:szCs w:val="20"/>
-              </w:rPr>
-              <w:t>NotificationService.</w:t>
-              <w:br/>
-              <w:t>onStudentRegistered</w:t>
-            </w:r>
-            <w:proofErr w:type="spellEnd"/>
+            <w:r>
+              <w:rPr>
+                <w:rFonts w:ascii="Calibri" w:hAnsi="Calibri"/>
+                <w:sz w:val="18"/>
+              </w:rPr>
+              <w:t>onEventApproved</w:t>
+            </w:r>
           </w:p>
         </w:tc>
         <w:tc>
@@ -7121,14 +6838,14 @@
           </w:tcPr>
           <w:p>
             <w:pPr>
-              <w:spacing w:line="252" w:lineRule="auto" w:before="40" w:after="40"/>
+              <w:spacing w:after="60"/>
             </w:pPr>
             <w:r>
               <w:rPr>
-                <w:sz w:val="19"/>
-                <w:szCs w:val="20"/>
-              </w:rPr>
-              <w:t>registrationId, eventId, studentId</w:t>
+                <w:rFonts w:ascii="Calibri" w:hAnsi="Calibri"/>
+                <w:sz w:val="18"/>
+              </w:rPr>
+              <w:t>eventId, title, categoryId</w:t>
             </w:r>
           </w:p>
         </w:tc>
@@ -7150,49 +6867,329 @@
           </w:tcPr>
           <w:p>
             <w:pPr>
-              <w:spacing w:line="252" w:lineRule="auto" w:before="40" w:after="40"/>
+              <w:spacing w:after="60"/>
             </w:pPr>
-            <w:proofErr w:type="spellStart"/>
-            <w:r>
-              <w:rPr>
-                <w:sz w:val="19"/>
-                <w:szCs w:val="20"/>
-              </w:rPr>
-              <w:t>Notifikasi</w:t>
-            </w:r>
-            <w:proofErr w:type="spellEnd"/>
-            <w:r>
-              <w:rPr>
-                <w:sz w:val="19"/>
-                <w:szCs w:val="20"/>
-              </w:rPr>
-              <w:t xml:space="preserve"> </w:t>
-            </w:r>
-            <w:proofErr w:type="spellStart"/>
-            <w:r>
-              <w:rPr>
-                <w:sz w:val="19"/>
-                <w:szCs w:val="20"/>
-              </w:rPr>
-              <w:t>konfirmasi</w:t>
-            </w:r>
-            <w:proofErr w:type="spellEnd"/>
-            <w:r>
-              <w:rPr>
-                <w:sz w:val="19"/>
-                <w:szCs w:val="20"/>
-              </w:rPr>
-              <w:t xml:space="preserve"> </w:t>
-            </w:r>
-            <w:proofErr w:type="spellStart"/>
-            <w:r>
-              <w:rPr>
-                <w:sz w:val="19"/>
-                <w:szCs w:val="20"/>
-              </w:rPr>
-              <w:t>pendaftaran</w:t>
-            </w:r>
-            <w:proofErr w:type="spellEnd"/>
+            <w:r>
+              <w:rPr>
+                <w:rFonts w:ascii="Calibri" w:hAnsi="Calibri"/>
+                <w:sz w:val="18"/>
+              </w:rPr>
+              <w:t>Event baru ke mahasiswa berminat kategori [Must]</w:t>
+            </w:r>
+          </w:p>
+        </w:tc>
+      </w:tr>
+      <w:tr>
+        <w:tblPrEx>
+          <w:tblCellMar>
+            <w:top w:w="0" w:type="dxa"/>
+            <w:bottom w:w="0" w:type="dxa"/>
+          </w:tblCellMar>
+        </w:tblPrEx>
+        <w:trPr>
+          <w:cantSplit/>
+          <w:cantSplit/>
+        </w:trPr>
+        <w:tc>
+          <w:tcPr>
+            <w:tcW w:w="1440" w:type="dxa"/>
+            <w:tcBorders>
+              <w:top w:val="single" w:sz="4" w:space="0" w:color="BFC5CE"/>
+              <w:left w:val="single" w:sz="4" w:space="0" w:color="BFC5CE"/>
+              <w:bottom w:val="single" w:sz="4" w:space="0" w:color="BFC5CE"/>
+              <w:right w:val="single" w:sz="4" w:space="0" w:color="BFC5CE"/>
+            </w:tcBorders>
+            <w:tcMar>
+              <w:top w:w="60" w:type="dxa"/>
+              <w:left w:w="100" w:type="dxa"/>
+              <w:bottom w:w="60" w:type="dxa"/>
+              <w:right w:w="100" w:type="dxa"/>
+            </w:tcMar>
+          </w:tcPr>
+          <w:p>
+            <w:pPr>
+              <w:spacing w:after="60"/>
+            </w:pPr>
+            <w:r>
+              <w:rPr>
+                <w:rFonts w:ascii="Calibri" w:hAnsi="Calibri"/>
+                <w:sz w:val="18"/>
+              </w:rPr>
+              <w:t>StudentRegistered</w:t>
+            </w:r>
+          </w:p>
+        </w:tc>
+        <w:tc>
+          <w:tcPr>
+            <w:tcW w:w="1944" w:type="dxa"/>
+            <w:tcBorders>
+              <w:top w:val="single" w:sz="4" w:space="0" w:color="BFC5CE"/>
+              <w:left w:val="single" w:sz="4" w:space="0" w:color="BFC5CE"/>
+              <w:bottom w:val="single" w:sz="4" w:space="0" w:color="BFC5CE"/>
+              <w:right w:val="single" w:sz="4" w:space="0" w:color="BFC5CE"/>
+            </w:tcBorders>
+            <w:tcMar>
+              <w:top w:w="60" w:type="dxa"/>
+              <w:left w:w="100" w:type="dxa"/>
+              <w:bottom w:w="60" w:type="dxa"/>
+              <w:right w:w="100" w:type="dxa"/>
+            </w:tcMar>
+          </w:tcPr>
+          <w:p>
+            <w:pPr>
+              <w:spacing w:after="60"/>
+            </w:pPr>
+            <w:r>
+              <w:rPr>
+                <w:rFonts w:ascii="Calibri" w:hAnsi="Calibri"/>
+                <w:sz w:val="18"/>
+              </w:rPr>
+              <w:t>RegistrationService sesudah commit</w:t>
+            </w:r>
+          </w:p>
+        </w:tc>
+        <w:tc>
+          <w:tcPr>
+            <w:tcW w:w="2160" w:type="dxa"/>
+            <w:tcBorders>
+              <w:top w:val="single" w:sz="4" w:space="0" w:color="BFC5CE"/>
+              <w:left w:val="single" w:sz="4" w:space="0" w:color="BFC5CE"/>
+              <w:bottom w:val="single" w:sz="4" w:space="0" w:color="BFC5CE"/>
+              <w:right w:val="single" w:sz="4" w:space="0" w:color="BFC5CE"/>
+            </w:tcBorders>
+            <w:tcMar>
+              <w:top w:w="60" w:type="dxa"/>
+              <w:left w:w="100" w:type="dxa"/>
+              <w:bottom w:w="60" w:type="dxa"/>
+              <w:right w:w="100" w:type="dxa"/>
+            </w:tcMar>
+          </w:tcPr>
+          <w:p>
+            <w:pPr>
+              <w:spacing w:after="60"/>
+            </w:pPr>
+            <w:r>
+              <w:rPr>
+                <w:rFonts w:ascii="Calibri" w:hAnsi="Calibri"/>
+                <w:sz w:val="18"/>
+              </w:rPr>
+              <w:t>onStudentRegistered</w:t>
+            </w:r>
+          </w:p>
+        </w:tc>
+        <w:tc>
+          <w:tcPr>
+            <w:tcW w:w="1397" w:type="dxa"/>
+            <w:tcBorders>
+              <w:top w:val="single" w:sz="4" w:space="0" w:color="BFC5CE"/>
+              <w:left w:val="single" w:sz="4" w:space="0" w:color="BFC5CE"/>
+              <w:bottom w:val="single" w:sz="4" w:space="0" w:color="BFC5CE"/>
+              <w:right w:val="single" w:sz="4" w:space="0" w:color="BFC5CE"/>
+            </w:tcBorders>
+            <w:tcMar>
+              <w:top w:w="60" w:type="dxa"/>
+              <w:left w:w="100" w:type="dxa"/>
+              <w:bottom w:w="60" w:type="dxa"/>
+              <w:right w:w="100" w:type="dxa"/>
+            </w:tcMar>
+          </w:tcPr>
+          <w:p>
+            <w:pPr>
+              <w:spacing w:after="60"/>
+            </w:pPr>
+            <w:r>
+              <w:rPr>
+                <w:rFonts w:ascii="Calibri" w:hAnsi="Calibri"/>
+                <w:sz w:val="18"/>
+              </w:rPr>
+              <w:t>registrationId,eventId,studentId,registeredAt</w:t>
+            </w:r>
+          </w:p>
+        </w:tc>
+        <w:tc>
+          <w:tcPr>
+            <w:tcW w:w="2085" w:type="dxa"/>
+            <w:tcBorders>
+              <w:top w:val="single" w:sz="4" w:space="0" w:color="BFC5CE"/>
+              <w:left w:val="single" w:sz="4" w:space="0" w:color="BFC5CE"/>
+              <w:bottom w:val="single" w:sz="4" w:space="0" w:color="BFC5CE"/>
+              <w:right w:val="single" w:sz="4" w:space="0" w:color="BFC5CE"/>
+            </w:tcBorders>
+            <w:tcMar>
+              <w:top w:w="60" w:type="dxa"/>
+              <w:left w:w="100" w:type="dxa"/>
+              <w:bottom w:w="60" w:type="dxa"/>
+              <w:right w:w="100" w:type="dxa"/>
+            </w:tcMar>
+          </w:tcPr>
+          <w:p>
+            <w:pPr>
+              <w:spacing w:after="60"/>
+            </w:pPr>
+            <w:r>
+              <w:rPr>
+                <w:rFonts w:ascii="Calibri" w:hAnsi="Calibri"/>
+                <w:sz w:val="18"/>
+              </w:rPr>
+              <w:t>Konfirmasi mahasiswa pendaftar [Should]</w:t>
+            </w:r>
+          </w:p>
+        </w:tc>
+      </w:tr>
+      <w:tr>
+        <w:tblPrEx>
+          <w:tblCellMar>
+            <w:top w:w="0" w:type="dxa"/>
+            <w:bottom w:w="0" w:type="dxa"/>
+          </w:tblCellMar>
+        </w:tblPrEx>
+        <w:trPr>
+          <w:cantSplit/>
+          <w:cantSplit/>
+        </w:trPr>
+        <w:tc>
+          <w:tcPr>
+            <w:tcW w:w="1440" w:type="dxa"/>
+            <w:tcBorders>
+              <w:top w:val="single" w:sz="4" w:space="0" w:color="BFC5CE"/>
+              <w:left w:val="single" w:sz="4" w:space="0" w:color="BFC5CE"/>
+              <w:bottom w:val="single" w:sz="4" w:space="0" w:color="BFC5CE"/>
+              <w:right w:val="single" w:sz="4" w:space="0" w:color="BFC5CE"/>
+            </w:tcBorders>
+            <w:tcMar>
+              <w:top w:w="60" w:type="dxa"/>
+              <w:left w:w="100" w:type="dxa"/>
+              <w:bottom w:w="60" w:type="dxa"/>
+              <w:right w:w="100" w:type="dxa"/>
+            </w:tcMar>
+          </w:tcPr>
+          <w:p>
+            <w:pPr>
+              <w:spacing w:after="60"/>
+            </w:pPr>
+            <w:r>
+              <w:rPr>
+                <w:rFonts w:ascii="Calibri" w:hAnsi="Calibri"/>
+                <w:sz w:val="18"/>
+              </w:rPr>
+              <w:t>EventChanged</w:t>
+            </w:r>
+          </w:p>
+        </w:tc>
+        <w:tc>
+          <w:tcPr>
+            <w:tcW w:w="1944" w:type="dxa"/>
+            <w:tcBorders>
+              <w:top w:val="single" w:sz="4" w:space="0" w:color="BFC5CE"/>
+              <w:left w:val="single" w:sz="4" w:space="0" w:color="BFC5CE"/>
+              <w:bottom w:val="single" w:sz="4" w:space="0" w:color="BFC5CE"/>
+              <w:right w:val="single" w:sz="4" w:space="0" w:color="BFC5CE"/>
+            </w:tcBorders>
+            <w:tcMar>
+              <w:top w:w="60" w:type="dxa"/>
+              <w:left w:w="100" w:type="dxa"/>
+              <w:bottom w:w="60" w:type="dxa"/>
+              <w:right w:w="100" w:type="dxa"/>
+            </w:tcMar>
+          </w:tcPr>
+          <w:p>
+            <w:pPr>
+              <w:spacing w:after="60"/>
+            </w:pPr>
+            <w:r>
+              <w:rPr>
+                <w:rFonts w:ascii="Calibri" w:hAnsi="Calibri"/>
+                <w:sz w:val="18"/>
+              </w:rPr>
+              <w:t>Edit penting event disetujui sesudah commit</w:t>
+            </w:r>
+          </w:p>
+        </w:tc>
+        <w:tc>
+          <w:tcPr>
+            <w:tcW w:w="2160" w:type="dxa"/>
+            <w:tcBorders>
+              <w:top w:val="single" w:sz="4" w:space="0" w:color="BFC5CE"/>
+              <w:left w:val="single" w:sz="4" w:space="0" w:color="BFC5CE"/>
+              <w:bottom w:val="single" w:sz="4" w:space="0" w:color="BFC5CE"/>
+              <w:right w:val="single" w:sz="4" w:space="0" w:color="BFC5CE"/>
+            </w:tcBorders>
+            <w:tcMar>
+              <w:top w:w="60" w:type="dxa"/>
+              <w:left w:w="100" w:type="dxa"/>
+              <w:bottom w:w="60" w:type="dxa"/>
+              <w:right w:w="100" w:type="dxa"/>
+            </w:tcMar>
+          </w:tcPr>
+          <w:p>
+            <w:pPr>
+              <w:spacing w:after="60"/>
+            </w:pPr>
+            <w:r>
+              <w:rPr>
+                <w:rFonts w:ascii="Calibri" w:hAnsi="Calibri"/>
+                <w:sz w:val="18"/>
+              </w:rPr>
+              <w:t>onEventChanged</w:t>
+            </w:r>
+          </w:p>
+        </w:tc>
+        <w:tc>
+          <w:tcPr>
+            <w:tcW w:w="1397" w:type="dxa"/>
+            <w:tcBorders>
+              <w:top w:val="single" w:sz="4" w:space="0" w:color="BFC5CE"/>
+              <w:left w:val="single" w:sz="4" w:space="0" w:color="BFC5CE"/>
+              <w:bottom w:val="single" w:sz="4" w:space="0" w:color="BFC5CE"/>
+              <w:right w:val="single" w:sz="4" w:space="0" w:color="BFC5CE"/>
+            </w:tcBorders>
+            <w:tcMar>
+              <w:top w:w="60" w:type="dxa"/>
+              <w:left w:w="100" w:type="dxa"/>
+              <w:bottom w:w="60" w:type="dxa"/>
+              <w:right w:w="100" w:type="dxa"/>
+            </w:tcMar>
+          </w:tcPr>
+          <w:p>
+            <w:pPr>
+              <w:spacing w:after="60"/>
+            </w:pPr>
+            <w:r>
+              <w:rPr>
+                <w:rFonts w:ascii="Calibri" w:hAnsi="Calibri"/>
+                <w:sz w:val="18"/>
+              </w:rPr>
+              <w:t>eventId, revision</w:t>
+            </w:r>
+          </w:p>
+        </w:tc>
+        <w:tc>
+          <w:tcPr>
+            <w:tcW w:w="2085" w:type="dxa"/>
+            <w:tcBorders>
+              <w:top w:val="single" w:sz="4" w:space="0" w:color="BFC5CE"/>
+              <w:left w:val="single" w:sz="4" w:space="0" w:color="BFC5CE"/>
+              <w:bottom w:val="single" w:sz="4" w:space="0" w:color="BFC5CE"/>
+              <w:right w:val="single" w:sz="4" w:space="0" w:color="BFC5CE"/>
+            </w:tcBorders>
+            <w:tcMar>
+              <w:top w:w="60" w:type="dxa"/>
+              <w:left w:w="100" w:type="dxa"/>
+              <w:bottom w:w="60" w:type="dxa"/>
+              <w:right w:w="100" w:type="dxa"/>
+            </w:tcMar>
+          </w:tcPr>
+          <w:p>
+            <w:pPr>
+              <w:spacing w:after="60"/>
+            </w:pPr>
+            <w:r>
+              <w:rPr>
+                <w:rFonts w:ascii="Calibri" w:hAnsi="Calibri"/>
+                <w:sz w:val="18"/>
+              </w:rPr>
+              <w:t>Perubahan jadwal/lokasi ke peserta aktif [Should]</w:t>
+            </w:r>
           </w:p>
         </w:tc>
       </w:tr>
@@ -8178,7 +8175,7 @@
           <w:sz w:val="18"/>
           <w:szCs w:val="18"/>
         </w:rPr>
-        <w:t xml:space="preserve">async </w:t>
+        <w:t>async moderate(eventId, decision, adminId, reason) {</w:t>
       </w:r>
       <w:proofErr w:type="gramStart"/>
       <w:r>
@@ -8187,7 +8184,6 @@
           <w:sz w:val="18"/>
           <w:szCs w:val="18"/>
         </w:rPr>
-        <w:t>moderate(</w:t>
       </w:r>
       <w:proofErr w:type="spellStart"/>
       <w:proofErr w:type="gramEnd"/>
@@ -8197,34 +8193,30 @@
           <w:sz w:val="18"/>
           <w:szCs w:val="18"/>
         </w:rPr>
-        <w:t>eventId</w:t>
-      </w:r>
-      <w:proofErr w:type="spellEnd"/>
-      <w:r>
-        <w:rPr>
-          <w:rFonts w:ascii="Consolas" w:eastAsia="Consolas" w:hAnsi="Consolas" w:cs="Consolas"/>
-          <w:sz w:val="18"/>
-          <w:szCs w:val="18"/>
-        </w:rPr>
-        <w:t xml:space="preserve">, decision, </w:t>
-      </w:r>
-      <w:proofErr w:type="spellStart"/>
-      <w:r>
-        <w:rPr>
-          <w:rFonts w:ascii="Consolas" w:eastAsia="Consolas" w:hAnsi="Consolas" w:cs="Consolas"/>
-          <w:sz w:val="18"/>
-          <w:szCs w:val="18"/>
-        </w:rPr>
-        <w:t>adminId</w:t>
-      </w:r>
-      <w:proofErr w:type="spellEnd"/>
-      <w:r>
-        <w:rPr>
-          <w:rFonts w:ascii="Consolas" w:eastAsia="Consolas" w:hAnsi="Consolas" w:cs="Consolas"/>
-          <w:sz w:val="18"/>
-          <w:szCs w:val="18"/>
-        </w:rPr>
-        <w:t>) {</w:t>
+      </w:r>
+      <w:proofErr w:type="spellEnd"/>
+      <w:r>
+        <w:rPr>
+          <w:rFonts w:ascii="Consolas" w:eastAsia="Consolas" w:hAnsi="Consolas" w:cs="Consolas"/>
+          <w:sz w:val="18"/>
+          <w:szCs w:val="18"/>
+        </w:rPr>
+      </w:r>
+      <w:proofErr w:type="spellStart"/>
+      <w:r>
+        <w:rPr>
+          <w:rFonts w:ascii="Consolas" w:eastAsia="Consolas" w:hAnsi="Consolas" w:cs="Consolas"/>
+          <w:sz w:val="18"/>
+          <w:szCs w:val="18"/>
+        </w:rPr>
+      </w:r>
+      <w:proofErr w:type="spellEnd"/>
+      <w:r>
+        <w:rPr>
+          <w:rFonts w:ascii="Consolas" w:eastAsia="Consolas" w:hAnsi="Consolas" w:cs="Consolas"/>
+          <w:sz w:val="18"/>
+          <w:szCs w:val="18"/>
+        </w:rPr>
       </w:r>
     </w:p>
     <w:p>
@@ -8243,6 +8235,47 @@
         </w:rPr>
         <w:t xml:space="preserve">  const event = await this.tx.run(async (tx) =&gt; {</w:t>
       </w:r>
+      <w:proofErr w:type="gramStart"/>
+      <w:r>
+        <w:rPr>
+          <w:rFonts w:ascii="Consolas" w:eastAsia="Consolas" w:hAnsi="Consolas" w:cs="Consolas"/>
+          <w:sz w:val="18"/>
+          <w:szCs w:val="18"/>
+        </w:rPr>
+      </w:r>
+      <w:proofErr w:type="spellStart"/>
+      <w:proofErr w:type="gramEnd"/>
+      <w:r>
+        <w:rPr>
+          <w:rFonts w:ascii="Consolas" w:eastAsia="Consolas" w:hAnsi="Consolas" w:cs="Consolas"/>
+          <w:sz w:val="18"/>
+          <w:szCs w:val="18"/>
+        </w:rPr>
+      </w:r>
+      <w:proofErr w:type="spellEnd"/>
+      <w:r>
+        <w:rPr>
+          <w:rFonts w:ascii="Consolas" w:eastAsia="Consolas" w:hAnsi="Consolas" w:cs="Consolas"/>
+          <w:sz w:val="18"/>
+          <w:szCs w:val="18"/>
+        </w:rPr>
+      </w:r>
+      <w:proofErr w:type="spellStart"/>
+      <w:r>
+        <w:rPr>
+          <w:rFonts w:ascii="Consolas" w:eastAsia="Consolas" w:hAnsi="Consolas" w:cs="Consolas"/>
+          <w:sz w:val="18"/>
+          <w:szCs w:val="18"/>
+        </w:rPr>
+      </w:r>
+      <w:proofErr w:type="spellEnd"/>
+      <w:r>
+        <w:rPr>
+          <w:rFonts w:ascii="Consolas" w:eastAsia="Consolas" w:hAnsi="Consolas" w:cs="Consolas"/>
+          <w:sz w:val="18"/>
+          <w:szCs w:val="18"/>
+        </w:rPr>
+      </w:r>
     </w:p>
     <w:p>
       <w:pPr>
@@ -8260,6 +8293,47 @@
         </w:rPr>
         <w:t xml:space="preserve">    const current = await this.repo.findById(eventId, tx);</w:t>
       </w:r>
+      <w:proofErr w:type="gramStart"/>
+      <w:r>
+        <w:rPr>
+          <w:rFonts w:ascii="Consolas" w:eastAsia="Consolas" w:hAnsi="Consolas" w:cs="Consolas"/>
+          <w:sz w:val="18"/>
+          <w:szCs w:val="18"/>
+        </w:rPr>
+      </w:r>
+      <w:proofErr w:type="spellStart"/>
+      <w:proofErr w:type="gramEnd"/>
+      <w:r>
+        <w:rPr>
+          <w:rFonts w:ascii="Consolas" w:eastAsia="Consolas" w:hAnsi="Consolas" w:cs="Consolas"/>
+          <w:sz w:val="18"/>
+          <w:szCs w:val="18"/>
+        </w:rPr>
+      </w:r>
+      <w:proofErr w:type="spellEnd"/>
+      <w:r>
+        <w:rPr>
+          <w:rFonts w:ascii="Consolas" w:eastAsia="Consolas" w:hAnsi="Consolas" w:cs="Consolas"/>
+          <w:sz w:val="18"/>
+          <w:szCs w:val="18"/>
+        </w:rPr>
+      </w:r>
+      <w:proofErr w:type="spellStart"/>
+      <w:r>
+        <w:rPr>
+          <w:rFonts w:ascii="Consolas" w:eastAsia="Consolas" w:hAnsi="Consolas" w:cs="Consolas"/>
+          <w:sz w:val="18"/>
+          <w:szCs w:val="18"/>
+        </w:rPr>
+      </w:r>
+      <w:proofErr w:type="spellEnd"/>
+      <w:r>
+        <w:rPr>
+          <w:rFonts w:ascii="Consolas" w:eastAsia="Consolas" w:hAnsi="Consolas" w:cs="Consolas"/>
+          <w:sz w:val="18"/>
+          <w:szCs w:val="18"/>
+        </w:rPr>
+      </w:r>
     </w:p>
     <w:p>
       <w:pPr>
@@ -8275,7 +8349,48 @@
           <w:sz w:val="18"/>
           <w:szCs w:val="18"/>
         </w:rPr>
-        <w:t xml:space="preserve">    if (!current || current.status !== 'diajukan') throw new Error('Transisi tidak valid');</w:t>
+        <w:t xml:space="preserve">    if (!current || current.status !== 'menunggu_moderasi') {</w:t>
+      </w:r>
+      <w:proofErr w:type="gramStart"/>
+      <w:r>
+        <w:rPr>
+          <w:rFonts w:ascii="Consolas" w:eastAsia="Consolas" w:hAnsi="Consolas" w:cs="Consolas"/>
+          <w:sz w:val="18"/>
+          <w:szCs w:val="18"/>
+        </w:rPr>
+      </w:r>
+      <w:proofErr w:type="spellStart"/>
+      <w:proofErr w:type="gramEnd"/>
+      <w:r>
+        <w:rPr>
+          <w:rFonts w:ascii="Consolas" w:eastAsia="Consolas" w:hAnsi="Consolas" w:cs="Consolas"/>
+          <w:sz w:val="18"/>
+          <w:szCs w:val="18"/>
+        </w:rPr>
+      </w:r>
+      <w:proofErr w:type="spellEnd"/>
+      <w:r>
+        <w:rPr>
+          <w:rFonts w:ascii="Consolas" w:eastAsia="Consolas" w:hAnsi="Consolas" w:cs="Consolas"/>
+          <w:sz w:val="18"/>
+          <w:szCs w:val="18"/>
+        </w:rPr>
+      </w:r>
+      <w:proofErr w:type="spellStart"/>
+      <w:r>
+        <w:rPr>
+          <w:rFonts w:ascii="Consolas" w:eastAsia="Consolas" w:hAnsi="Consolas" w:cs="Consolas"/>
+          <w:sz w:val="18"/>
+          <w:szCs w:val="18"/>
+        </w:rPr>
+      </w:r>
+      <w:proofErr w:type="spellEnd"/>
+      <w:r>
+        <w:rPr>
+          <w:rFonts w:ascii="Consolas" w:eastAsia="Consolas" w:hAnsi="Consolas" w:cs="Consolas"/>
+          <w:sz w:val="18"/>
+          <w:szCs w:val="18"/>
+        </w:rPr>
       </w:r>
     </w:p>
     <w:p>
@@ -8292,7 +8407,48 @@
           <w:sz w:val="18"/>
           <w:szCs w:val="18"/>
         </w:rPr>
-        <w:t xml:space="preserve">    if (!['disetujui', 'ditolak'].includes(decision)) throw new Error('Keputusan tidak valid');</w:t>
+        <w:t xml:space="preserve">      throw new Error('Transisi tidak valid');</w:t>
+      </w:r>
+      <w:proofErr w:type="gramStart"/>
+      <w:r>
+        <w:rPr>
+          <w:rFonts w:ascii="Consolas" w:eastAsia="Consolas" w:hAnsi="Consolas" w:cs="Consolas"/>
+          <w:sz w:val="18"/>
+          <w:szCs w:val="18"/>
+        </w:rPr>
+      </w:r>
+      <w:proofErr w:type="spellStart"/>
+      <w:proofErr w:type="gramEnd"/>
+      <w:r>
+        <w:rPr>
+          <w:rFonts w:ascii="Consolas" w:eastAsia="Consolas" w:hAnsi="Consolas" w:cs="Consolas"/>
+          <w:sz w:val="18"/>
+          <w:szCs w:val="18"/>
+        </w:rPr>
+      </w:r>
+      <w:proofErr w:type="spellEnd"/>
+      <w:r>
+        <w:rPr>
+          <w:rFonts w:ascii="Consolas" w:eastAsia="Consolas" w:hAnsi="Consolas" w:cs="Consolas"/>
+          <w:sz w:val="18"/>
+          <w:szCs w:val="18"/>
+        </w:rPr>
+      </w:r>
+      <w:proofErr w:type="spellStart"/>
+      <w:r>
+        <w:rPr>
+          <w:rFonts w:ascii="Consolas" w:eastAsia="Consolas" w:hAnsi="Consolas" w:cs="Consolas"/>
+          <w:sz w:val="18"/>
+          <w:szCs w:val="18"/>
+        </w:rPr>
+      </w:r>
+      <w:proofErr w:type="spellEnd"/>
+      <w:r>
+        <w:rPr>
+          <w:rFonts w:ascii="Consolas" w:eastAsia="Consolas" w:hAnsi="Consolas" w:cs="Consolas"/>
+          <w:sz w:val="18"/>
+          <w:szCs w:val="18"/>
+        </w:rPr>
       </w:r>
     </w:p>
     <w:p>
@@ -8309,7 +8465,48 @@
           <w:sz w:val="18"/>
           <w:szCs w:val="18"/>
         </w:rPr>
-        <w:t xml:space="preserve">    // Role admin dan akses telah diperiksa sebelum memanggil service.</w:t>
+        <w:t xml:space="preserve">    }</w:t>
+      </w:r>
+      <w:proofErr w:type="gramStart"/>
+      <w:r>
+        <w:rPr>
+          <w:rFonts w:ascii="Consolas" w:eastAsia="Consolas" w:hAnsi="Consolas" w:cs="Consolas"/>
+          <w:sz w:val="18"/>
+          <w:szCs w:val="18"/>
+        </w:rPr>
+      </w:r>
+      <w:proofErr w:type="spellStart"/>
+      <w:proofErr w:type="gramEnd"/>
+      <w:r>
+        <w:rPr>
+          <w:rFonts w:ascii="Consolas" w:eastAsia="Consolas" w:hAnsi="Consolas" w:cs="Consolas"/>
+          <w:sz w:val="18"/>
+          <w:szCs w:val="18"/>
+        </w:rPr>
+      </w:r>
+      <w:proofErr w:type="spellEnd"/>
+      <w:r>
+        <w:rPr>
+          <w:rFonts w:ascii="Consolas" w:eastAsia="Consolas" w:hAnsi="Consolas" w:cs="Consolas"/>
+          <w:sz w:val="18"/>
+          <w:szCs w:val="18"/>
+        </w:rPr>
+      </w:r>
+      <w:proofErr w:type="spellStart"/>
+      <w:r>
+        <w:rPr>
+          <w:rFonts w:ascii="Consolas" w:eastAsia="Consolas" w:hAnsi="Consolas" w:cs="Consolas"/>
+          <w:sz w:val="18"/>
+          <w:szCs w:val="18"/>
+        </w:rPr>
+      </w:r>
+      <w:proofErr w:type="spellEnd"/>
+      <w:r>
+        <w:rPr>
+          <w:rFonts w:ascii="Consolas" w:eastAsia="Consolas" w:hAnsi="Consolas" w:cs="Consolas"/>
+          <w:sz w:val="18"/>
+          <w:szCs w:val="18"/>
+        </w:rPr>
       </w:r>
     </w:p>
     <w:p>
@@ -8326,7 +8523,48 @@
           <w:sz w:val="18"/>
           <w:szCs w:val="18"/>
         </w:rPr>
-        <w:t xml:space="preserve">    return this.repo.updateStatus(eventId, decision, adminId, tx);</w:t>
+        <w:t xml:space="preserve">    if (!['disetujui', 'ditolak'].includes(decision)) {</w:t>
+      </w:r>
+      <w:proofErr w:type="gramStart"/>
+      <w:r>
+        <w:rPr>
+          <w:rFonts w:ascii="Consolas" w:eastAsia="Consolas" w:hAnsi="Consolas" w:cs="Consolas"/>
+          <w:sz w:val="18"/>
+          <w:szCs w:val="18"/>
+        </w:rPr>
+      </w:r>
+      <w:proofErr w:type="spellStart"/>
+      <w:proofErr w:type="gramEnd"/>
+      <w:r>
+        <w:rPr>
+          <w:rFonts w:ascii="Consolas" w:eastAsia="Consolas" w:hAnsi="Consolas" w:cs="Consolas"/>
+          <w:sz w:val="18"/>
+          <w:szCs w:val="18"/>
+        </w:rPr>
+      </w:r>
+      <w:proofErr w:type="spellEnd"/>
+      <w:r>
+        <w:rPr>
+          <w:rFonts w:ascii="Consolas" w:eastAsia="Consolas" w:hAnsi="Consolas" w:cs="Consolas"/>
+          <w:sz w:val="18"/>
+          <w:szCs w:val="18"/>
+        </w:rPr>
+      </w:r>
+      <w:proofErr w:type="spellStart"/>
+      <w:r>
+        <w:rPr>
+          <w:rFonts w:ascii="Consolas" w:eastAsia="Consolas" w:hAnsi="Consolas" w:cs="Consolas"/>
+          <w:sz w:val="18"/>
+          <w:szCs w:val="18"/>
+        </w:rPr>
+      </w:r>
+      <w:proofErr w:type="spellEnd"/>
+      <w:r>
+        <w:rPr>
+          <w:rFonts w:ascii="Consolas" w:eastAsia="Consolas" w:hAnsi="Consolas" w:cs="Consolas"/>
+          <w:sz w:val="18"/>
+          <w:szCs w:val="18"/>
+        </w:rPr>
       </w:r>
     </w:p>
     <w:p>
@@ -8343,7 +8581,48 @@
           <w:sz w:val="18"/>
           <w:szCs w:val="18"/>
         </w:rPr>
-        <w:t xml:space="preserve">  }); // run selesai setelah commit; throw jika rollback</w:t>
+        <w:t xml:space="preserve">      throw new Error('Keputusan tidak valid');</w:t>
+      </w:r>
+      <w:proofErr w:type="gramStart"/>
+      <w:r>
+        <w:rPr>
+          <w:rFonts w:ascii="Consolas" w:eastAsia="Consolas" w:hAnsi="Consolas" w:cs="Consolas"/>
+          <w:sz w:val="18"/>
+          <w:szCs w:val="18"/>
+        </w:rPr>
+      </w:r>
+      <w:proofErr w:type="spellStart"/>
+      <w:proofErr w:type="gramEnd"/>
+      <w:r>
+        <w:rPr>
+          <w:rFonts w:ascii="Consolas" w:eastAsia="Consolas" w:hAnsi="Consolas" w:cs="Consolas"/>
+          <w:sz w:val="18"/>
+          <w:szCs w:val="18"/>
+        </w:rPr>
+      </w:r>
+      <w:proofErr w:type="spellEnd"/>
+      <w:r>
+        <w:rPr>
+          <w:rFonts w:ascii="Consolas" w:eastAsia="Consolas" w:hAnsi="Consolas" w:cs="Consolas"/>
+          <w:sz w:val="18"/>
+          <w:szCs w:val="18"/>
+        </w:rPr>
+      </w:r>
+      <w:proofErr w:type="spellStart"/>
+      <w:r>
+        <w:rPr>
+          <w:rFonts w:ascii="Consolas" w:eastAsia="Consolas" w:hAnsi="Consolas" w:cs="Consolas"/>
+          <w:sz w:val="18"/>
+          <w:szCs w:val="18"/>
+        </w:rPr>
+      </w:r>
+      <w:proofErr w:type="spellEnd"/>
+      <w:r>
+        <w:rPr>
+          <w:rFonts w:ascii="Consolas" w:eastAsia="Consolas" w:hAnsi="Consolas" w:cs="Consolas"/>
+          <w:sz w:val="18"/>
+          <w:szCs w:val="18"/>
+        </w:rPr>
       </w:r>
     </w:p>
     <w:p>
@@ -8360,25 +8639,48 @@
           <w:sz w:val="18"/>
           <w:szCs w:val="18"/>
         </w:rPr>
-        <w:t xml:space="preserve">  if (decision === '</w:t>
-      </w:r>
-      <w:proofErr w:type="spellStart"/>
-      <w:r>
-        <w:rPr>
-          <w:rFonts w:ascii="Consolas" w:eastAsia="Consolas" w:hAnsi="Consolas" w:cs="Consolas"/>
-          <w:sz w:val="18"/>
-          <w:szCs w:val="18"/>
-        </w:rPr>
-        <w:t>disetujui</w:t>
-      </w:r>
-      <w:proofErr w:type="spellEnd"/>
-      <w:r>
-        <w:rPr>
-          <w:rFonts w:ascii="Consolas" w:eastAsia="Consolas" w:hAnsi="Consolas" w:cs="Consolas"/>
-          <w:sz w:val="18"/>
-          <w:szCs w:val="18"/>
-        </w:rPr>
-        <w:t>') {</w:t>
+        <w:t xml:space="preserve">    }</w:t>
+      </w:r>
+      <w:proofErr w:type="gramStart"/>
+      <w:r>
+        <w:rPr>
+          <w:rFonts w:ascii="Consolas" w:eastAsia="Consolas" w:hAnsi="Consolas" w:cs="Consolas"/>
+          <w:sz w:val="18"/>
+          <w:szCs w:val="18"/>
+        </w:rPr>
+      </w:r>
+      <w:proofErr w:type="spellStart"/>
+      <w:proofErr w:type="gramEnd"/>
+      <w:r>
+        <w:rPr>
+          <w:rFonts w:ascii="Consolas" w:eastAsia="Consolas" w:hAnsi="Consolas" w:cs="Consolas"/>
+          <w:sz w:val="18"/>
+          <w:szCs w:val="18"/>
+        </w:rPr>
+      </w:r>
+      <w:proofErr w:type="spellEnd"/>
+      <w:r>
+        <w:rPr>
+          <w:rFonts w:ascii="Consolas" w:eastAsia="Consolas" w:hAnsi="Consolas" w:cs="Consolas"/>
+          <w:sz w:val="18"/>
+          <w:szCs w:val="18"/>
+        </w:rPr>
+      </w:r>
+      <w:proofErr w:type="spellStart"/>
+      <w:r>
+        <w:rPr>
+          <w:rFonts w:ascii="Consolas" w:eastAsia="Consolas" w:hAnsi="Consolas" w:cs="Consolas"/>
+          <w:sz w:val="18"/>
+          <w:szCs w:val="18"/>
+        </w:rPr>
+      </w:r>
+      <w:proofErr w:type="spellEnd"/>
+      <w:r>
+        <w:rPr>
+          <w:rFonts w:ascii="Consolas" w:eastAsia="Consolas" w:hAnsi="Consolas" w:cs="Consolas"/>
+          <w:sz w:val="18"/>
+          <w:szCs w:val="18"/>
+        </w:rPr>
       </w:r>
     </w:p>
     <w:p>
@@ -8395,9 +8697,8 @@
           <w:sz w:val="18"/>
           <w:szCs w:val="18"/>
         </w:rPr>
-        <w:t xml:space="preserve">    </w:t>
-      </w:r>
-      <w:proofErr w:type="spellStart"/>
+        <w:t xml:space="preserve">    if (decision === 'ditolak' &amp;&amp; !reason?.trim()) {</w:t>
+      </w:r>
       <w:proofErr w:type="gramStart"/>
       <w:r>
         <w:rPr>
@@ -8405,9 +8706,8 @@
           <w:sz w:val="18"/>
           <w:szCs w:val="18"/>
         </w:rPr>
-        <w:t>this.bus.publish</w:t>
-      </w:r>
-      <w:proofErr w:type="spellEnd"/>
+      </w:r>
+      <w:proofErr w:type="spellStart"/>
       <w:proofErr w:type="gramEnd"/>
       <w:r>
         <w:rPr>
@@ -8415,25 +8715,30 @@
           <w:sz w:val="18"/>
           <w:szCs w:val="18"/>
         </w:rPr>
-        <w:t>('</w:t>
-      </w:r>
-      <w:proofErr w:type="spellStart"/>
-      <w:r>
-        <w:rPr>
-          <w:rFonts w:ascii="Consolas" w:eastAsia="Consolas" w:hAnsi="Consolas" w:cs="Consolas"/>
-          <w:sz w:val="18"/>
-          <w:szCs w:val="18"/>
-        </w:rPr>
-        <w:t>EventApproved</w:t>
-      </w:r>
-      <w:proofErr w:type="spellEnd"/>
-      <w:r>
-        <w:rPr>
-          <w:rFonts w:ascii="Consolas" w:eastAsia="Consolas" w:hAnsi="Consolas" w:cs="Consolas"/>
-          <w:sz w:val="18"/>
-          <w:szCs w:val="18"/>
-        </w:rPr>
-        <w:t>', {</w:t>
+      </w:r>
+      <w:proofErr w:type="spellEnd"/>
+      <w:r>
+        <w:rPr>
+          <w:rFonts w:ascii="Consolas" w:eastAsia="Consolas" w:hAnsi="Consolas" w:cs="Consolas"/>
+          <w:sz w:val="18"/>
+          <w:szCs w:val="18"/>
+        </w:rPr>
+      </w:r>
+      <w:proofErr w:type="spellStart"/>
+      <w:r>
+        <w:rPr>
+          <w:rFonts w:ascii="Consolas" w:eastAsia="Consolas" w:hAnsi="Consolas" w:cs="Consolas"/>
+          <w:sz w:val="18"/>
+          <w:szCs w:val="18"/>
+        </w:rPr>
+      </w:r>
+      <w:proofErr w:type="spellEnd"/>
+      <w:r>
+        <w:rPr>
+          <w:rFonts w:ascii="Consolas" w:eastAsia="Consolas" w:hAnsi="Consolas" w:cs="Consolas"/>
+          <w:sz w:val="18"/>
+          <w:szCs w:val="18"/>
+        </w:rPr>
       </w:r>
     </w:p>
     <w:p>
@@ -8450,7 +8755,48 @@
           <w:sz w:val="18"/>
           <w:szCs w:val="18"/>
         </w:rPr>
-        <w:t xml:space="preserve">      eventId: event.event_id, title: event.title, categoryId: event.category_id,</w:t>
+        <w:t xml:space="preserve">      throw new Error('Alasan penolakan wajib');</w:t>
+      </w:r>
+      <w:proofErr w:type="gramStart"/>
+      <w:r>
+        <w:rPr>
+          <w:rFonts w:ascii="Consolas" w:eastAsia="Consolas" w:hAnsi="Consolas" w:cs="Consolas"/>
+          <w:sz w:val="18"/>
+          <w:szCs w:val="18"/>
+        </w:rPr>
+      </w:r>
+      <w:proofErr w:type="spellStart"/>
+      <w:proofErr w:type="gramEnd"/>
+      <w:r>
+        <w:rPr>
+          <w:rFonts w:ascii="Consolas" w:eastAsia="Consolas" w:hAnsi="Consolas" w:cs="Consolas"/>
+          <w:sz w:val="18"/>
+          <w:szCs w:val="18"/>
+        </w:rPr>
+      </w:r>
+      <w:proofErr w:type="spellEnd"/>
+      <w:r>
+        <w:rPr>
+          <w:rFonts w:ascii="Consolas" w:eastAsia="Consolas" w:hAnsi="Consolas" w:cs="Consolas"/>
+          <w:sz w:val="18"/>
+          <w:szCs w:val="18"/>
+        </w:rPr>
+      </w:r>
+      <w:proofErr w:type="spellStart"/>
+      <w:r>
+        <w:rPr>
+          <w:rFonts w:ascii="Consolas" w:eastAsia="Consolas" w:hAnsi="Consolas" w:cs="Consolas"/>
+          <w:sz w:val="18"/>
+          <w:szCs w:val="18"/>
+        </w:rPr>
+      </w:r>
+      <w:proofErr w:type="spellEnd"/>
+      <w:r>
+        <w:rPr>
+          <w:rFonts w:ascii="Consolas" w:eastAsia="Consolas" w:hAnsi="Consolas" w:cs="Consolas"/>
+          <w:sz w:val="18"/>
+          <w:szCs w:val="18"/>
+        </w:rPr>
       </w:r>
     </w:p>
     <w:p>
@@ -8467,7 +8813,48 @@
           <w:sz w:val="18"/>
           <w:szCs w:val="18"/>
         </w:rPr>
-        <w:t xml:space="preserve">    });</w:t>
+        <w:t xml:space="preserve">    }</w:t>
+      </w:r>
+      <w:proofErr w:type="gramStart"/>
+      <w:r>
+        <w:rPr>
+          <w:rFonts w:ascii="Consolas" w:eastAsia="Consolas" w:hAnsi="Consolas" w:cs="Consolas"/>
+          <w:sz w:val="18"/>
+          <w:szCs w:val="18"/>
+        </w:rPr>
+      </w:r>
+      <w:proofErr w:type="spellStart"/>
+      <w:proofErr w:type="gramEnd"/>
+      <w:r>
+        <w:rPr>
+          <w:rFonts w:ascii="Consolas" w:eastAsia="Consolas" w:hAnsi="Consolas" w:cs="Consolas"/>
+          <w:sz w:val="18"/>
+          <w:szCs w:val="18"/>
+        </w:rPr>
+      </w:r>
+      <w:proofErr w:type="spellEnd"/>
+      <w:r>
+        <w:rPr>
+          <w:rFonts w:ascii="Consolas" w:eastAsia="Consolas" w:hAnsi="Consolas" w:cs="Consolas"/>
+          <w:sz w:val="18"/>
+          <w:szCs w:val="18"/>
+        </w:rPr>
+      </w:r>
+      <w:proofErr w:type="spellStart"/>
+      <w:r>
+        <w:rPr>
+          <w:rFonts w:ascii="Consolas" w:eastAsia="Consolas" w:hAnsi="Consolas" w:cs="Consolas"/>
+          <w:sz w:val="18"/>
+          <w:szCs w:val="18"/>
+        </w:rPr>
+      </w:r>
+      <w:proofErr w:type="spellEnd"/>
+      <w:r>
+        <w:rPr>
+          <w:rFonts w:ascii="Consolas" w:eastAsia="Consolas" w:hAnsi="Consolas" w:cs="Consolas"/>
+          <w:sz w:val="18"/>
+          <w:szCs w:val="18"/>
+        </w:rPr>
       </w:r>
     </w:p>
     <w:p>
@@ -8484,7 +8871,48 @@
           <w:sz w:val="18"/>
           <w:szCs w:val="18"/>
         </w:rPr>
-        <w:t xml:space="preserve">  }</w:t>
+        <w:t xml:space="preserve">    // Identitas admin, organisasi dan izin diperiksa backend.</w:t>
+      </w:r>
+      <w:proofErr w:type="gramStart"/>
+      <w:r>
+        <w:rPr>
+          <w:rFonts w:ascii="Consolas" w:eastAsia="Consolas" w:hAnsi="Consolas" w:cs="Consolas"/>
+          <w:sz w:val="18"/>
+          <w:szCs w:val="18"/>
+        </w:rPr>
+      </w:r>
+      <w:proofErr w:type="spellStart"/>
+      <w:proofErr w:type="gramEnd"/>
+      <w:r>
+        <w:rPr>
+          <w:rFonts w:ascii="Consolas" w:eastAsia="Consolas" w:hAnsi="Consolas" w:cs="Consolas"/>
+          <w:sz w:val="18"/>
+          <w:szCs w:val="18"/>
+        </w:rPr>
+      </w:r>
+      <w:proofErr w:type="spellEnd"/>
+      <w:r>
+        <w:rPr>
+          <w:rFonts w:ascii="Consolas" w:eastAsia="Consolas" w:hAnsi="Consolas" w:cs="Consolas"/>
+          <w:sz w:val="18"/>
+          <w:szCs w:val="18"/>
+        </w:rPr>
+      </w:r>
+      <w:proofErr w:type="spellStart"/>
+      <w:r>
+        <w:rPr>
+          <w:rFonts w:ascii="Consolas" w:eastAsia="Consolas" w:hAnsi="Consolas" w:cs="Consolas"/>
+          <w:sz w:val="18"/>
+          <w:szCs w:val="18"/>
+        </w:rPr>
+      </w:r>
+      <w:proofErr w:type="spellEnd"/>
+      <w:r>
+        <w:rPr>
+          <w:rFonts w:ascii="Consolas" w:eastAsia="Consolas" w:hAnsi="Consolas" w:cs="Consolas"/>
+          <w:sz w:val="18"/>
+          <w:szCs w:val="18"/>
+        </w:rPr>
       </w:r>
     </w:p>
     <w:p>
@@ -8501,7 +8929,48 @@
           <w:sz w:val="18"/>
           <w:szCs w:val="18"/>
         </w:rPr>
-        <w:t xml:space="preserve">  return event;</w:t>
+        <w:t xml:space="preserve">    current.status = decision;</w:t>
+      </w:r>
+      <w:proofErr w:type="gramStart"/>
+      <w:r>
+        <w:rPr>
+          <w:rFonts w:ascii="Consolas" w:eastAsia="Consolas" w:hAnsi="Consolas" w:cs="Consolas"/>
+          <w:sz w:val="18"/>
+          <w:szCs w:val="18"/>
+        </w:rPr>
+      </w:r>
+      <w:proofErr w:type="spellStart"/>
+      <w:proofErr w:type="gramEnd"/>
+      <w:r>
+        <w:rPr>
+          <w:rFonts w:ascii="Consolas" w:eastAsia="Consolas" w:hAnsi="Consolas" w:cs="Consolas"/>
+          <w:sz w:val="18"/>
+          <w:szCs w:val="18"/>
+        </w:rPr>
+      </w:r>
+      <w:proofErr w:type="spellEnd"/>
+      <w:r>
+        <w:rPr>
+          <w:rFonts w:ascii="Consolas" w:eastAsia="Consolas" w:hAnsi="Consolas" w:cs="Consolas"/>
+          <w:sz w:val="18"/>
+          <w:szCs w:val="18"/>
+        </w:rPr>
+      </w:r>
+      <w:proofErr w:type="spellStart"/>
+      <w:r>
+        <w:rPr>
+          <w:rFonts w:ascii="Consolas" w:eastAsia="Consolas" w:hAnsi="Consolas" w:cs="Consolas"/>
+          <w:sz w:val="18"/>
+          <w:szCs w:val="18"/>
+        </w:rPr>
+      </w:r>
+      <w:proofErr w:type="spellEnd"/>
+      <w:r>
+        <w:rPr>
+          <w:rFonts w:ascii="Consolas" w:eastAsia="Consolas" w:hAnsi="Consolas" w:cs="Consolas"/>
+          <w:sz w:val="18"/>
+          <w:szCs w:val="18"/>
+        </w:rPr>
       </w:r>
     </w:p>
     <w:p>
@@ -8518,7 +8987,48 @@
           <w:sz w:val="18"/>
           <w:szCs w:val="18"/>
         </w:rPr>
-        <w:t>}</w:t>
+        <w:t xml:space="preserve">    current.moderated_by = adminId;</w:t>
+      </w:r>
+      <w:proofErr w:type="gramStart"/>
+      <w:r>
+        <w:rPr>
+          <w:rFonts w:ascii="Consolas" w:eastAsia="Consolas" w:hAnsi="Consolas" w:cs="Consolas"/>
+          <w:sz w:val="18"/>
+          <w:szCs w:val="18"/>
+        </w:rPr>
+      </w:r>
+      <w:proofErr w:type="spellStart"/>
+      <w:proofErr w:type="gramEnd"/>
+      <w:r>
+        <w:rPr>
+          <w:rFonts w:ascii="Consolas" w:eastAsia="Consolas" w:hAnsi="Consolas" w:cs="Consolas"/>
+          <w:sz w:val="18"/>
+          <w:szCs w:val="18"/>
+        </w:rPr>
+      </w:r>
+      <w:proofErr w:type="spellEnd"/>
+      <w:r>
+        <w:rPr>
+          <w:rFonts w:ascii="Consolas" w:eastAsia="Consolas" w:hAnsi="Consolas" w:cs="Consolas"/>
+          <w:sz w:val="18"/>
+          <w:szCs w:val="18"/>
+        </w:rPr>
+      </w:r>
+      <w:proofErr w:type="spellStart"/>
+      <w:r>
+        <w:rPr>
+          <w:rFonts w:ascii="Consolas" w:eastAsia="Consolas" w:hAnsi="Consolas" w:cs="Consolas"/>
+          <w:sz w:val="18"/>
+          <w:szCs w:val="18"/>
+        </w:rPr>
+      </w:r>
+      <w:proofErr w:type="spellEnd"/>
+      <w:r>
+        <w:rPr>
+          <w:rFonts w:ascii="Consolas" w:eastAsia="Consolas" w:hAnsi="Consolas" w:cs="Consolas"/>
+          <w:sz w:val="18"/>
+          <w:szCs w:val="18"/>
+        </w:rPr>
       </w:r>
     </w:p>
     <w:p>
@@ -8535,7 +9045,48 @@
           <w:sz w:val="18"/>
           <w:szCs w:val="18"/>
         </w:rPr>
-        <w:t xml:space="preserve"> </w:t>
+        <w:t xml:space="preserve">    current.rejection_reason = decision === 'ditolak' ? reason.trim() : null;</w:t>
+      </w:r>
+      <w:proofErr w:type="gramStart"/>
+      <w:r>
+        <w:rPr>
+          <w:rFonts w:ascii="Consolas" w:eastAsia="Consolas" w:hAnsi="Consolas" w:cs="Consolas"/>
+          <w:sz w:val="18"/>
+          <w:szCs w:val="18"/>
+        </w:rPr>
+      </w:r>
+      <w:proofErr w:type="spellStart"/>
+      <w:proofErr w:type="gramEnd"/>
+      <w:r>
+        <w:rPr>
+          <w:rFonts w:ascii="Consolas" w:eastAsia="Consolas" w:hAnsi="Consolas" w:cs="Consolas"/>
+          <w:sz w:val="18"/>
+          <w:szCs w:val="18"/>
+        </w:rPr>
+      </w:r>
+      <w:proofErr w:type="spellEnd"/>
+      <w:r>
+        <w:rPr>
+          <w:rFonts w:ascii="Consolas" w:eastAsia="Consolas" w:hAnsi="Consolas" w:cs="Consolas"/>
+          <w:sz w:val="18"/>
+          <w:szCs w:val="18"/>
+        </w:rPr>
+      </w:r>
+      <w:proofErr w:type="spellStart"/>
+      <w:r>
+        <w:rPr>
+          <w:rFonts w:ascii="Consolas" w:eastAsia="Consolas" w:hAnsi="Consolas" w:cs="Consolas"/>
+          <w:sz w:val="18"/>
+          <w:szCs w:val="18"/>
+        </w:rPr>
+      </w:r>
+      <w:proofErr w:type="spellEnd"/>
+      <w:r>
+        <w:rPr>
+          <w:rFonts w:ascii="Consolas" w:eastAsia="Consolas" w:hAnsi="Consolas" w:cs="Consolas"/>
+          <w:sz w:val="18"/>
+          <w:szCs w:val="18"/>
+        </w:rPr>
       </w:r>
     </w:p>
     <w:p>
@@ -8552,7 +9103,7 @@
           <w:sz w:val="18"/>
           <w:szCs w:val="18"/>
         </w:rPr>
-        <w:t xml:space="preserve">// </w:t>
+        <w:t xml:space="preserve">    current.moderation_version += 1;</w:t>
       </w:r>
       <w:proofErr w:type="gramStart"/>
       <w:r>
@@ -8561,8 +9112,8 @@
           <w:sz w:val="18"/>
           <w:szCs w:val="18"/>
         </w:rPr>
-        <w:t>modules/notification/notification.module.js  —</w:t>
-      </w:r>
+      </w:r>
+      <w:proofErr w:type="spellStart"/>
       <w:proofErr w:type="gramEnd"/>
       <w:r>
         <w:rPr>
@@ -8570,25 +9121,30 @@
           <w:sz w:val="18"/>
           <w:szCs w:val="18"/>
         </w:rPr>
-        <w:t xml:space="preserve"> subscriber (</w:t>
-      </w:r>
-      <w:proofErr w:type="spellStart"/>
-      <w:r>
-        <w:rPr>
-          <w:rFonts w:ascii="Consolas" w:eastAsia="Consolas" w:hAnsi="Consolas" w:cs="Consolas"/>
-          <w:sz w:val="18"/>
-          <w:szCs w:val="18"/>
-        </w:rPr>
-        <w:t>saat</w:t>
-      </w:r>
-      <w:proofErr w:type="spellEnd"/>
-      <w:r>
-        <w:rPr>
-          <w:rFonts w:ascii="Consolas" w:eastAsia="Consolas" w:hAnsi="Consolas" w:cs="Consolas"/>
-          <w:sz w:val="18"/>
-          <w:szCs w:val="18"/>
-        </w:rPr>
-        <w:t xml:space="preserve"> start-up)</w:t>
+      </w:r>
+      <w:proofErr w:type="spellEnd"/>
+      <w:r>
+        <w:rPr>
+          <w:rFonts w:ascii="Consolas" w:eastAsia="Consolas" w:hAnsi="Consolas" w:cs="Consolas"/>
+          <w:sz w:val="18"/>
+          <w:szCs w:val="18"/>
+        </w:rPr>
+      </w:r>
+      <w:proofErr w:type="spellStart"/>
+      <w:r>
+        <w:rPr>
+          <w:rFonts w:ascii="Consolas" w:eastAsia="Consolas" w:hAnsi="Consolas" w:cs="Consolas"/>
+          <w:sz w:val="18"/>
+          <w:szCs w:val="18"/>
+        </w:rPr>
+      </w:r>
+      <w:proofErr w:type="spellEnd"/>
+      <w:r>
+        <w:rPr>
+          <w:rFonts w:ascii="Consolas" w:eastAsia="Consolas" w:hAnsi="Consolas" w:cs="Consolas"/>
+          <w:sz w:val="18"/>
+          <w:szCs w:val="18"/>
+        </w:rPr>
       </w:r>
     </w:p>
     <w:p>
@@ -8605,9 +9161,8 @@
           <w:sz w:val="18"/>
           <w:szCs w:val="18"/>
         </w:rPr>
-        <w:t xml:space="preserve">export function </w:t>
-      </w:r>
-      <w:proofErr w:type="spellStart"/>
+        <w:t xml:space="preserve">    return this.repo.save(current, tx);</w:t>
+      </w:r>
       <w:proofErr w:type="gramStart"/>
       <w:r>
         <w:rPr>
@@ -8615,17 +9170,8 @@
           <w:sz w:val="18"/>
           <w:szCs w:val="18"/>
         </w:rPr>
-        <w:t>initNotificationModule</w:t>
-      </w:r>
-      <w:proofErr w:type="spellEnd"/>
-      <w:r>
-        <w:rPr>
-          <w:rFonts w:ascii="Consolas" w:eastAsia="Consolas" w:hAnsi="Consolas" w:cs="Consolas"/>
-          <w:sz w:val="18"/>
-          <w:szCs w:val="18"/>
-        </w:rPr>
-        <w:t>(</w:t>
-      </w:r>
+      </w:r>
+      <w:proofErr w:type="spellStart"/>
       <w:proofErr w:type="gramEnd"/>
       <w:r>
         <w:rPr>
@@ -8633,7 +9179,30 @@
           <w:sz w:val="18"/>
           <w:szCs w:val="18"/>
         </w:rPr>
-        <w:t>bus, svc) {</w:t>
+      </w:r>
+      <w:proofErr w:type="spellEnd"/>
+      <w:r>
+        <w:rPr>
+          <w:rFonts w:ascii="Consolas" w:eastAsia="Consolas" w:hAnsi="Consolas" w:cs="Consolas"/>
+          <w:sz w:val="18"/>
+          <w:szCs w:val="18"/>
+        </w:rPr>
+      </w:r>
+      <w:proofErr w:type="spellStart"/>
+      <w:r>
+        <w:rPr>
+          <w:rFonts w:ascii="Consolas" w:eastAsia="Consolas" w:hAnsi="Consolas" w:cs="Consolas"/>
+          <w:sz w:val="18"/>
+          <w:szCs w:val="18"/>
+        </w:rPr>
+      </w:r>
+      <w:proofErr w:type="spellEnd"/>
+      <w:r>
+        <w:rPr>
+          <w:rFonts w:ascii="Consolas" w:eastAsia="Consolas" w:hAnsi="Consolas" w:cs="Consolas"/>
+          <w:sz w:val="18"/>
+          <w:szCs w:val="18"/>
+        </w:rPr>
       </w:r>
     </w:p>
     <w:p>
@@ -8650,9 +9219,8 @@
           <w:sz w:val="18"/>
           <w:szCs w:val="18"/>
         </w:rPr>
-        <w:t xml:space="preserve">  </w:t>
-      </w:r>
-      <w:proofErr w:type="spellStart"/>
+        <w:t xml:space="preserve">  }); // run selesai sesudah commit; throw jika rollback</w:t>
+      </w:r>
       <w:proofErr w:type="gramStart"/>
       <w:r>
         <w:rPr>
@@ -8660,9 +9228,8 @@
           <w:sz w:val="18"/>
           <w:szCs w:val="18"/>
         </w:rPr>
-        <w:t>bus.subscribe</w:t>
-      </w:r>
-      <w:proofErr w:type="spellEnd"/>
+      </w:r>
+      <w:proofErr w:type="spellStart"/>
       <w:proofErr w:type="gramEnd"/>
       <w:r>
         <w:rPr>
@@ -8670,45 +9237,30 @@
           <w:sz w:val="18"/>
           <w:szCs w:val="18"/>
         </w:rPr>
-        <w:t>('</w:t>
-      </w:r>
-      <w:proofErr w:type="spellStart"/>
-      <w:r>
-        <w:rPr>
-          <w:rFonts w:ascii="Consolas" w:eastAsia="Consolas" w:hAnsi="Consolas" w:cs="Consolas"/>
-          <w:sz w:val="18"/>
-          <w:szCs w:val="18"/>
-        </w:rPr>
-        <w:t>EventApproved</w:t>
-      </w:r>
-      <w:proofErr w:type="spellEnd"/>
-      <w:r>
-        <w:rPr>
-          <w:rFonts w:ascii="Consolas" w:eastAsia="Consolas" w:hAnsi="Consolas" w:cs="Consolas"/>
-          <w:sz w:val="18"/>
-          <w:szCs w:val="18"/>
-        </w:rPr>
-        <w:t xml:space="preserve">', (p) =&gt; </w:t>
-      </w:r>
-      <w:proofErr w:type="spellStart"/>
-      <w:proofErr w:type="gramStart"/>
-      <w:r>
-        <w:rPr>
-          <w:rFonts w:ascii="Consolas" w:eastAsia="Consolas" w:hAnsi="Consolas" w:cs="Consolas"/>
-          <w:sz w:val="18"/>
-          <w:szCs w:val="18"/>
-        </w:rPr>
-        <w:t>svc.onEventApproved</w:t>
-      </w:r>
-      <w:proofErr w:type="spellEnd"/>
-      <w:proofErr w:type="gramEnd"/>
-      <w:r>
-        <w:rPr>
-          <w:rFonts w:ascii="Consolas" w:eastAsia="Consolas" w:hAnsi="Consolas" w:cs="Consolas"/>
-          <w:sz w:val="18"/>
-          <w:szCs w:val="18"/>
-        </w:rPr>
-        <w:t>(p));</w:t>
+      </w:r>
+      <w:proofErr w:type="spellEnd"/>
+      <w:r>
+        <w:rPr>
+          <w:rFonts w:ascii="Consolas" w:eastAsia="Consolas" w:hAnsi="Consolas" w:cs="Consolas"/>
+          <w:sz w:val="18"/>
+          <w:szCs w:val="18"/>
+        </w:rPr>
+      </w:r>
+      <w:proofErr w:type="spellStart"/>
+      <w:r>
+        <w:rPr>
+          <w:rFonts w:ascii="Consolas" w:eastAsia="Consolas" w:hAnsi="Consolas" w:cs="Consolas"/>
+          <w:sz w:val="18"/>
+          <w:szCs w:val="18"/>
+        </w:rPr>
+      </w:r>
+      <w:proofErr w:type="spellEnd"/>
+      <w:r>
+        <w:rPr>
+          <w:rFonts w:ascii="Consolas" w:eastAsia="Consolas" w:hAnsi="Consolas" w:cs="Consolas"/>
+          <w:sz w:val="18"/>
+          <w:szCs w:val="18"/>
+        </w:rPr>
       </w:r>
     </w:p>
     <w:p>
@@ -8725,9 +9277,8 @@
           <w:sz w:val="18"/>
           <w:szCs w:val="18"/>
         </w:rPr>
-        <w:t xml:space="preserve">  </w:t>
-      </w:r>
-      <w:proofErr w:type="spellStart"/>
+        <w:t xml:space="preserve">  this.bus.publish('EventModerated', {</w:t>
+      </w:r>
       <w:proofErr w:type="gramStart"/>
       <w:r>
         <w:rPr>
@@ -8735,9 +9286,8 @@
           <w:sz w:val="18"/>
           <w:szCs w:val="18"/>
         </w:rPr>
-        <w:t>bus.subscribe</w:t>
-      </w:r>
-      <w:proofErr w:type="spellEnd"/>
+      </w:r>
+      <w:proofErr w:type="spellStart"/>
       <w:proofErr w:type="gramEnd"/>
       <w:r>
         <w:rPr>
@@ -8745,45 +9295,30 @@
           <w:sz w:val="18"/>
           <w:szCs w:val="18"/>
         </w:rPr>
-        <w:t>('</w:t>
-      </w:r>
-      <w:proofErr w:type="spellStart"/>
-      <w:r>
-        <w:rPr>
-          <w:rFonts w:ascii="Consolas" w:eastAsia="Consolas" w:hAnsi="Consolas" w:cs="Consolas"/>
-          <w:sz w:val="18"/>
-          <w:szCs w:val="18"/>
-        </w:rPr>
-        <w:t>StudentRegistered</w:t>
-      </w:r>
-      <w:proofErr w:type="spellEnd"/>
-      <w:r>
-        <w:rPr>
-          <w:rFonts w:ascii="Consolas" w:eastAsia="Consolas" w:hAnsi="Consolas" w:cs="Consolas"/>
-          <w:sz w:val="18"/>
-          <w:szCs w:val="18"/>
-        </w:rPr>
-        <w:t xml:space="preserve">', (p) =&gt; </w:t>
-      </w:r>
-      <w:proofErr w:type="spellStart"/>
-      <w:proofErr w:type="gramStart"/>
-      <w:r>
-        <w:rPr>
-          <w:rFonts w:ascii="Consolas" w:eastAsia="Consolas" w:hAnsi="Consolas" w:cs="Consolas"/>
-          <w:sz w:val="18"/>
-          <w:szCs w:val="18"/>
-        </w:rPr>
-        <w:t>svc.onStudentRegistered</w:t>
-      </w:r>
-      <w:proofErr w:type="spellEnd"/>
-      <w:proofErr w:type="gramEnd"/>
-      <w:r>
-        <w:rPr>
-          <w:rFonts w:ascii="Consolas" w:eastAsia="Consolas" w:hAnsi="Consolas" w:cs="Consolas"/>
-          <w:sz w:val="18"/>
-          <w:szCs w:val="18"/>
-        </w:rPr>
-        <w:t>(p));</w:t>
+      </w:r>
+      <w:proofErr w:type="spellEnd"/>
+      <w:r>
+        <w:rPr>
+          <w:rFonts w:ascii="Consolas" w:eastAsia="Consolas" w:hAnsi="Consolas" w:cs="Consolas"/>
+          <w:sz w:val="18"/>
+          <w:szCs w:val="18"/>
+        </w:rPr>
+      </w:r>
+      <w:proofErr w:type="spellStart"/>
+      <w:r>
+        <w:rPr>
+          <w:rFonts w:ascii="Consolas" w:eastAsia="Consolas" w:hAnsi="Consolas" w:cs="Consolas"/>
+          <w:sz w:val="18"/>
+          <w:szCs w:val="18"/>
+        </w:rPr>
+      </w:r>
+      <w:proofErr w:type="spellEnd"/>
+      <w:r>
+        <w:rPr>
+          <w:rFonts w:ascii="Consolas" w:eastAsia="Consolas" w:hAnsi="Consolas" w:cs="Consolas"/>
+          <w:sz w:val="18"/>
+          <w:szCs w:val="18"/>
+        </w:rPr>
       </w:r>
     </w:p>
     <w:p>
@@ -8800,13 +9335,1149 @@
           <w:sz w:val="18"/>
           <w:szCs w:val="18"/>
         </w:rPr>
+        <w:t xml:space="preserve">    eventId: event.event_id, organizerId: event.organizer_id,</w:t>
+      </w:r>
+      <w:proofErr w:type="gramStart"/>
+      <w:r>
+        <w:rPr>
+          <w:rFonts w:ascii="Consolas" w:eastAsia="Consolas" w:hAnsi="Consolas" w:cs="Consolas"/>
+          <w:sz w:val="18"/>
+          <w:szCs w:val="18"/>
+        </w:rPr>
+      </w:r>
+      <w:proofErr w:type="spellStart"/>
+      <w:proofErr w:type="gramEnd"/>
+      <w:r>
+        <w:rPr>
+          <w:rFonts w:ascii="Consolas" w:eastAsia="Consolas" w:hAnsi="Consolas" w:cs="Consolas"/>
+          <w:sz w:val="18"/>
+          <w:szCs w:val="18"/>
+        </w:rPr>
+      </w:r>
+      <w:proofErr w:type="spellEnd"/>
+      <w:r>
+        <w:rPr>
+          <w:rFonts w:ascii="Consolas" w:eastAsia="Consolas" w:hAnsi="Consolas" w:cs="Consolas"/>
+          <w:sz w:val="18"/>
+          <w:szCs w:val="18"/>
+        </w:rPr>
+      </w:r>
+      <w:proofErr w:type="spellStart"/>
+      <w:r>
+        <w:rPr>
+          <w:rFonts w:ascii="Consolas" w:eastAsia="Consolas" w:hAnsi="Consolas" w:cs="Consolas"/>
+          <w:sz w:val="18"/>
+          <w:szCs w:val="18"/>
+        </w:rPr>
+      </w:r>
+      <w:proofErr w:type="spellEnd"/>
+      <w:r>
+        <w:rPr>
+          <w:rFonts w:ascii="Consolas" w:eastAsia="Consolas" w:hAnsi="Consolas" w:cs="Consolas"/>
+          <w:sz w:val="18"/>
+          <w:szCs w:val="18"/>
+        </w:rPr>
+      </w:r>
+    </w:p>
+    <w:p>
+      <w:pPr>
+        <w:pBdr>
+          <w:left w:val="single" w:sz="12" w:space="6" w:color="1F3A6E"/>
+        </w:pBdr>
+        <w:shd w:val="clear" w:color="auto" w:fill="F2F4F7"/>
+        <w:ind w:left="120" w:right="120"/>
+      </w:pPr>
+      <w:r>
+        <w:rPr>
+          <w:rFonts w:ascii="Consolas" w:eastAsia="Consolas" w:hAnsi="Consolas" w:cs="Consolas"/>
+          <w:sz w:val="18"/>
+          <w:szCs w:val="18"/>
+        </w:rPr>
+        <w:t xml:space="preserve">    decision, reason: event.rejection_reason,</w:t>
+      </w:r>
+      <w:proofErr w:type="gramStart"/>
+      <w:r>
+        <w:rPr>
+          <w:rFonts w:ascii="Consolas" w:eastAsia="Consolas" w:hAnsi="Consolas" w:cs="Consolas"/>
+          <w:sz w:val="18"/>
+          <w:szCs w:val="18"/>
+        </w:rPr>
+      </w:r>
+      <w:proofErr w:type="spellStart"/>
+      <w:proofErr w:type="gramEnd"/>
+      <w:r>
+        <w:rPr>
+          <w:rFonts w:ascii="Consolas" w:eastAsia="Consolas" w:hAnsi="Consolas" w:cs="Consolas"/>
+          <w:sz w:val="18"/>
+          <w:szCs w:val="18"/>
+        </w:rPr>
+      </w:r>
+      <w:proofErr w:type="spellEnd"/>
+      <w:r>
+        <w:rPr>
+          <w:rFonts w:ascii="Consolas" w:eastAsia="Consolas" w:hAnsi="Consolas" w:cs="Consolas"/>
+          <w:sz w:val="18"/>
+          <w:szCs w:val="18"/>
+        </w:rPr>
+      </w:r>
+      <w:proofErr w:type="spellStart"/>
+      <w:r>
+        <w:rPr>
+          <w:rFonts w:ascii="Consolas" w:eastAsia="Consolas" w:hAnsi="Consolas" w:cs="Consolas"/>
+          <w:sz w:val="18"/>
+          <w:szCs w:val="18"/>
+        </w:rPr>
+      </w:r>
+      <w:proofErr w:type="spellEnd"/>
+      <w:r>
+        <w:rPr>
+          <w:rFonts w:ascii="Consolas" w:eastAsia="Consolas" w:hAnsi="Consolas" w:cs="Consolas"/>
+          <w:sz w:val="18"/>
+          <w:szCs w:val="18"/>
+        </w:rPr>
+      </w:r>
+    </w:p>
+    <w:p>
+      <w:pPr>
+        <w:pBdr>
+          <w:left w:val="single" w:sz="12" w:space="6" w:color="1F3A6E"/>
+        </w:pBdr>
+        <w:shd w:val="clear" w:color="auto" w:fill="F2F4F7"/>
+        <w:ind w:left="120" w:right="120"/>
+      </w:pPr>
+      <w:r>
+        <w:rPr>
+          <w:rFonts w:ascii="Consolas" w:eastAsia="Consolas" w:hAnsi="Consolas" w:cs="Consolas"/>
+          <w:sz w:val="18"/>
+          <w:szCs w:val="18"/>
+        </w:rPr>
+        <w:t xml:space="preserve">    moderationVersion: event.moderation_version,</w:t>
+      </w:r>
+      <w:proofErr w:type="gramStart"/>
+      <w:r>
+        <w:rPr>
+          <w:rFonts w:ascii="Consolas" w:eastAsia="Consolas" w:hAnsi="Consolas" w:cs="Consolas"/>
+          <w:sz w:val="18"/>
+          <w:szCs w:val="18"/>
+        </w:rPr>
+      </w:r>
+      <w:proofErr w:type="spellStart"/>
+      <w:proofErr w:type="gramEnd"/>
+      <w:r>
+        <w:rPr>
+          <w:rFonts w:ascii="Consolas" w:eastAsia="Consolas" w:hAnsi="Consolas" w:cs="Consolas"/>
+          <w:sz w:val="18"/>
+          <w:szCs w:val="18"/>
+        </w:rPr>
+      </w:r>
+      <w:proofErr w:type="spellEnd"/>
+      <w:r>
+        <w:rPr>
+          <w:rFonts w:ascii="Consolas" w:eastAsia="Consolas" w:hAnsi="Consolas" w:cs="Consolas"/>
+          <w:sz w:val="18"/>
+          <w:szCs w:val="18"/>
+        </w:rPr>
+      </w:r>
+      <w:proofErr w:type="spellStart"/>
+      <w:r>
+        <w:rPr>
+          <w:rFonts w:ascii="Consolas" w:eastAsia="Consolas" w:hAnsi="Consolas" w:cs="Consolas"/>
+          <w:sz w:val="18"/>
+          <w:szCs w:val="18"/>
+        </w:rPr>
+      </w:r>
+      <w:proofErr w:type="spellEnd"/>
+      <w:r>
+        <w:rPr>
+          <w:rFonts w:ascii="Consolas" w:eastAsia="Consolas" w:hAnsi="Consolas" w:cs="Consolas"/>
+          <w:sz w:val="18"/>
+          <w:szCs w:val="18"/>
+        </w:rPr>
+      </w:r>
+    </w:p>
+    <w:p>
+      <w:pPr>
+        <w:pBdr>
+          <w:left w:val="single" w:sz="12" w:space="6" w:color="1F3A6E"/>
+        </w:pBdr>
+        <w:shd w:val="clear" w:color="auto" w:fill="F2F4F7"/>
+        <w:ind w:left="120" w:right="120"/>
+      </w:pPr>
+      <w:r>
+        <w:rPr>
+          <w:rFonts w:ascii="Consolas" w:eastAsia="Consolas" w:hAnsi="Consolas" w:cs="Consolas"/>
+          <w:sz w:val="18"/>
+          <w:szCs w:val="18"/>
+        </w:rPr>
+        <w:t xml:space="preserve">  });</w:t>
+      </w:r>
+      <w:proofErr w:type="gramStart"/>
+      <w:r>
+        <w:rPr>
+          <w:rFonts w:ascii="Consolas" w:eastAsia="Consolas" w:hAnsi="Consolas" w:cs="Consolas"/>
+          <w:sz w:val="18"/>
+          <w:szCs w:val="18"/>
+        </w:rPr>
+      </w:r>
+      <w:proofErr w:type="spellStart"/>
+      <w:proofErr w:type="gramEnd"/>
+      <w:r>
+        <w:rPr>
+          <w:rFonts w:ascii="Consolas" w:eastAsia="Consolas" w:hAnsi="Consolas" w:cs="Consolas"/>
+          <w:sz w:val="18"/>
+          <w:szCs w:val="18"/>
+        </w:rPr>
+      </w:r>
+      <w:proofErr w:type="spellEnd"/>
+      <w:r>
+        <w:rPr>
+          <w:rFonts w:ascii="Consolas" w:eastAsia="Consolas" w:hAnsi="Consolas" w:cs="Consolas"/>
+          <w:sz w:val="18"/>
+          <w:szCs w:val="18"/>
+        </w:rPr>
+      </w:r>
+      <w:proofErr w:type="spellStart"/>
+      <w:r>
+        <w:rPr>
+          <w:rFonts w:ascii="Consolas" w:eastAsia="Consolas" w:hAnsi="Consolas" w:cs="Consolas"/>
+          <w:sz w:val="18"/>
+          <w:szCs w:val="18"/>
+        </w:rPr>
+      </w:r>
+      <w:proofErr w:type="spellEnd"/>
+      <w:r>
+        <w:rPr>
+          <w:rFonts w:ascii="Consolas" w:eastAsia="Consolas" w:hAnsi="Consolas" w:cs="Consolas"/>
+          <w:sz w:val="18"/>
+          <w:szCs w:val="18"/>
+        </w:rPr>
+      </w:r>
+    </w:p>
+    <w:p>
+      <w:pPr>
+        <w:pBdr>
+          <w:left w:val="single" w:sz="12" w:space="6" w:color="1F3A6E"/>
+        </w:pBdr>
+        <w:shd w:val="clear" w:color="auto" w:fill="F2F4F7"/>
+        <w:ind w:left="120" w:right="120"/>
+      </w:pPr>
+      <w:r>
+        <w:rPr>
+          <w:rFonts w:ascii="Consolas" w:eastAsia="Consolas" w:hAnsi="Consolas" w:cs="Consolas"/>
+          <w:sz w:val="18"/>
+          <w:szCs w:val="18"/>
+        </w:rPr>
+        <w:t xml:space="preserve">  if (decision === 'disetujui') {</w:t>
+      </w:r>
+      <w:proofErr w:type="gramStart"/>
+      <w:r>
+        <w:rPr>
+          <w:rFonts w:ascii="Consolas" w:eastAsia="Consolas" w:hAnsi="Consolas" w:cs="Consolas"/>
+          <w:sz w:val="18"/>
+          <w:szCs w:val="18"/>
+        </w:rPr>
+      </w:r>
+      <w:proofErr w:type="spellStart"/>
+      <w:proofErr w:type="gramEnd"/>
+      <w:r>
+        <w:rPr>
+          <w:rFonts w:ascii="Consolas" w:eastAsia="Consolas" w:hAnsi="Consolas" w:cs="Consolas"/>
+          <w:sz w:val="18"/>
+          <w:szCs w:val="18"/>
+        </w:rPr>
+      </w:r>
+      <w:proofErr w:type="spellEnd"/>
+      <w:r>
+        <w:rPr>
+          <w:rFonts w:ascii="Consolas" w:eastAsia="Consolas" w:hAnsi="Consolas" w:cs="Consolas"/>
+          <w:sz w:val="18"/>
+          <w:szCs w:val="18"/>
+        </w:rPr>
+      </w:r>
+      <w:proofErr w:type="spellStart"/>
+      <w:r>
+        <w:rPr>
+          <w:rFonts w:ascii="Consolas" w:eastAsia="Consolas" w:hAnsi="Consolas" w:cs="Consolas"/>
+          <w:sz w:val="18"/>
+          <w:szCs w:val="18"/>
+        </w:rPr>
+      </w:r>
+      <w:proofErr w:type="spellEnd"/>
+      <w:r>
+        <w:rPr>
+          <w:rFonts w:ascii="Consolas" w:eastAsia="Consolas" w:hAnsi="Consolas" w:cs="Consolas"/>
+          <w:sz w:val="18"/>
+          <w:szCs w:val="18"/>
+        </w:rPr>
+      </w:r>
+    </w:p>
+    <w:p>
+      <w:pPr>
+        <w:pBdr>
+          <w:left w:val="single" w:sz="12" w:space="6" w:color="1F3A6E"/>
+        </w:pBdr>
+        <w:shd w:val="clear" w:color="auto" w:fill="F2F4F7"/>
+        <w:ind w:left="120" w:right="120"/>
+      </w:pPr>
+      <w:r>
+        <w:rPr>
+          <w:rFonts w:ascii="Consolas" w:eastAsia="Consolas" w:hAnsi="Consolas" w:cs="Consolas"/>
+          <w:sz w:val="18"/>
+          <w:szCs w:val="18"/>
+        </w:rPr>
+        <w:t xml:space="preserve">    this.bus.publish('EventApproved', {</w:t>
+      </w:r>
+      <w:proofErr w:type="gramStart"/>
+      <w:r>
+        <w:rPr>
+          <w:rFonts w:ascii="Consolas" w:eastAsia="Consolas" w:hAnsi="Consolas" w:cs="Consolas"/>
+          <w:sz w:val="18"/>
+          <w:szCs w:val="18"/>
+        </w:rPr>
+      </w:r>
+      <w:proofErr w:type="spellStart"/>
+      <w:proofErr w:type="gramEnd"/>
+      <w:r>
+        <w:rPr>
+          <w:rFonts w:ascii="Consolas" w:eastAsia="Consolas" w:hAnsi="Consolas" w:cs="Consolas"/>
+          <w:sz w:val="18"/>
+          <w:szCs w:val="18"/>
+        </w:rPr>
+      </w:r>
+      <w:proofErr w:type="spellEnd"/>
+      <w:r>
+        <w:rPr>
+          <w:rFonts w:ascii="Consolas" w:eastAsia="Consolas" w:hAnsi="Consolas" w:cs="Consolas"/>
+          <w:sz w:val="18"/>
+          <w:szCs w:val="18"/>
+        </w:rPr>
+      </w:r>
+      <w:proofErr w:type="spellStart"/>
+      <w:r>
+        <w:rPr>
+          <w:rFonts w:ascii="Consolas" w:eastAsia="Consolas" w:hAnsi="Consolas" w:cs="Consolas"/>
+          <w:sz w:val="18"/>
+          <w:szCs w:val="18"/>
+        </w:rPr>
+      </w:r>
+      <w:proofErr w:type="spellEnd"/>
+      <w:r>
+        <w:rPr>
+          <w:rFonts w:ascii="Consolas" w:eastAsia="Consolas" w:hAnsi="Consolas" w:cs="Consolas"/>
+          <w:sz w:val="18"/>
+          <w:szCs w:val="18"/>
+        </w:rPr>
+      </w:r>
+    </w:p>
+    <w:p>
+      <w:pPr>
+        <w:pBdr>
+          <w:left w:val="single" w:sz="12" w:space="6" w:color="1F3A6E"/>
+        </w:pBdr>
+        <w:shd w:val="clear" w:color="auto" w:fill="F2F4F7"/>
+        <w:ind w:left="120" w:right="120"/>
+      </w:pPr>
+      <w:r>
+        <w:rPr>
+          <w:rFonts w:ascii="Consolas" w:eastAsia="Consolas" w:hAnsi="Consolas" w:cs="Consolas"/>
+          <w:sz w:val="18"/>
+          <w:szCs w:val="18"/>
+        </w:rPr>
+        <w:t xml:space="preserve">      eventId: event.event_id, title: event.title, categoryId: event.category_id,</w:t>
+      </w:r>
+      <w:proofErr w:type="gramStart"/>
+      <w:r>
+        <w:rPr>
+          <w:rFonts w:ascii="Consolas" w:eastAsia="Consolas" w:hAnsi="Consolas" w:cs="Consolas"/>
+          <w:sz w:val="18"/>
+          <w:szCs w:val="18"/>
+        </w:rPr>
+      </w:r>
+      <w:proofErr w:type="spellStart"/>
+      <w:proofErr w:type="gramEnd"/>
+      <w:r>
+        <w:rPr>
+          <w:rFonts w:ascii="Consolas" w:eastAsia="Consolas" w:hAnsi="Consolas" w:cs="Consolas"/>
+          <w:sz w:val="18"/>
+          <w:szCs w:val="18"/>
+        </w:rPr>
+      </w:r>
+      <w:proofErr w:type="spellEnd"/>
+      <w:r>
+        <w:rPr>
+          <w:rFonts w:ascii="Consolas" w:eastAsia="Consolas" w:hAnsi="Consolas" w:cs="Consolas"/>
+          <w:sz w:val="18"/>
+          <w:szCs w:val="18"/>
+        </w:rPr>
+      </w:r>
+      <w:proofErr w:type="spellStart"/>
+      <w:r>
+        <w:rPr>
+          <w:rFonts w:ascii="Consolas" w:eastAsia="Consolas" w:hAnsi="Consolas" w:cs="Consolas"/>
+          <w:sz w:val="18"/>
+          <w:szCs w:val="18"/>
+        </w:rPr>
+      </w:r>
+      <w:proofErr w:type="spellEnd"/>
+      <w:r>
+        <w:rPr>
+          <w:rFonts w:ascii="Consolas" w:eastAsia="Consolas" w:hAnsi="Consolas" w:cs="Consolas"/>
+          <w:sz w:val="18"/>
+          <w:szCs w:val="18"/>
+        </w:rPr>
+      </w:r>
+    </w:p>
+    <w:p>
+      <w:pPr>
+        <w:pBdr>
+          <w:left w:val="single" w:sz="12" w:space="6" w:color="1F3A6E"/>
+        </w:pBdr>
+        <w:shd w:val="clear" w:color="auto" w:fill="F2F4F7"/>
+        <w:ind w:left="120" w:right="120"/>
+      </w:pPr>
+      <w:r>
+        <w:rPr>
+          <w:rFonts w:ascii="Consolas" w:eastAsia="Consolas" w:hAnsi="Consolas" w:cs="Consolas"/>
+          <w:sz w:val="18"/>
+          <w:szCs w:val="18"/>
+        </w:rPr>
+        <w:t xml:space="preserve">    });</w:t>
+      </w:r>
+      <w:proofErr w:type="gramStart"/>
+      <w:r>
+        <w:rPr>
+          <w:rFonts w:ascii="Consolas" w:eastAsia="Consolas" w:hAnsi="Consolas" w:cs="Consolas"/>
+          <w:sz w:val="18"/>
+          <w:szCs w:val="18"/>
+        </w:rPr>
+      </w:r>
+      <w:proofErr w:type="spellStart"/>
+      <w:proofErr w:type="gramEnd"/>
+      <w:r>
+        <w:rPr>
+          <w:rFonts w:ascii="Consolas" w:eastAsia="Consolas" w:hAnsi="Consolas" w:cs="Consolas"/>
+          <w:sz w:val="18"/>
+          <w:szCs w:val="18"/>
+        </w:rPr>
+      </w:r>
+      <w:proofErr w:type="spellEnd"/>
+      <w:r>
+        <w:rPr>
+          <w:rFonts w:ascii="Consolas" w:eastAsia="Consolas" w:hAnsi="Consolas" w:cs="Consolas"/>
+          <w:sz w:val="18"/>
+          <w:szCs w:val="18"/>
+        </w:rPr>
+      </w:r>
+      <w:proofErr w:type="spellStart"/>
+      <w:r>
+        <w:rPr>
+          <w:rFonts w:ascii="Consolas" w:eastAsia="Consolas" w:hAnsi="Consolas" w:cs="Consolas"/>
+          <w:sz w:val="18"/>
+          <w:szCs w:val="18"/>
+        </w:rPr>
+      </w:r>
+      <w:proofErr w:type="spellEnd"/>
+      <w:r>
+        <w:rPr>
+          <w:rFonts w:ascii="Consolas" w:eastAsia="Consolas" w:hAnsi="Consolas" w:cs="Consolas"/>
+          <w:sz w:val="18"/>
+          <w:szCs w:val="18"/>
+        </w:rPr>
+      </w:r>
+    </w:p>
+    <w:p>
+      <w:pPr>
+        <w:pBdr>
+          <w:left w:val="single" w:sz="12" w:space="6" w:color="1F3A6E"/>
+        </w:pBdr>
+        <w:shd w:val="clear" w:color="auto" w:fill="F2F4F7"/>
+        <w:ind w:left="120" w:right="120"/>
+      </w:pPr>
+      <w:r>
+        <w:rPr>
+          <w:rFonts w:ascii="Consolas" w:eastAsia="Consolas" w:hAnsi="Consolas" w:cs="Consolas"/>
+          <w:sz w:val="18"/>
+          <w:szCs w:val="18"/>
+        </w:rPr>
+        <w:t xml:space="preserve">  }</w:t>
+      </w:r>
+      <w:proofErr w:type="gramStart"/>
+      <w:r>
+        <w:rPr>
+          <w:rFonts w:ascii="Consolas" w:eastAsia="Consolas" w:hAnsi="Consolas" w:cs="Consolas"/>
+          <w:sz w:val="18"/>
+          <w:szCs w:val="18"/>
+        </w:rPr>
+      </w:r>
+      <w:proofErr w:type="spellStart"/>
+      <w:proofErr w:type="gramEnd"/>
+      <w:r>
+        <w:rPr>
+          <w:rFonts w:ascii="Consolas" w:eastAsia="Consolas" w:hAnsi="Consolas" w:cs="Consolas"/>
+          <w:sz w:val="18"/>
+          <w:szCs w:val="18"/>
+        </w:rPr>
+      </w:r>
+      <w:proofErr w:type="spellEnd"/>
+      <w:r>
+        <w:rPr>
+          <w:rFonts w:ascii="Consolas" w:eastAsia="Consolas" w:hAnsi="Consolas" w:cs="Consolas"/>
+          <w:sz w:val="18"/>
+          <w:szCs w:val="18"/>
+        </w:rPr>
+      </w:r>
+      <w:proofErr w:type="spellStart"/>
+      <w:r>
+        <w:rPr>
+          <w:rFonts w:ascii="Consolas" w:eastAsia="Consolas" w:hAnsi="Consolas" w:cs="Consolas"/>
+          <w:sz w:val="18"/>
+          <w:szCs w:val="18"/>
+        </w:rPr>
+      </w:r>
+      <w:proofErr w:type="spellEnd"/>
+      <w:r>
+        <w:rPr>
+          <w:rFonts w:ascii="Consolas" w:eastAsia="Consolas" w:hAnsi="Consolas" w:cs="Consolas"/>
+          <w:sz w:val="18"/>
+          <w:szCs w:val="18"/>
+        </w:rPr>
+      </w:r>
+    </w:p>
+    <w:p>
+      <w:pPr>
+        <w:pBdr>
+          <w:left w:val="single" w:sz="12" w:space="6" w:color="1F3A6E"/>
+        </w:pBdr>
+        <w:shd w:val="clear" w:color="auto" w:fill="F2F4F7"/>
+        <w:ind w:left="120" w:right="120"/>
+      </w:pPr>
+      <w:r>
+        <w:rPr>
+          <w:rFonts w:ascii="Consolas" w:eastAsia="Consolas" w:hAnsi="Consolas" w:cs="Consolas"/>
+          <w:sz w:val="18"/>
+          <w:szCs w:val="18"/>
+        </w:rPr>
+        <w:t xml:space="preserve">  return event;</w:t>
+      </w:r>
+      <w:proofErr w:type="gramStart"/>
+      <w:r>
+        <w:rPr>
+          <w:rFonts w:ascii="Consolas" w:eastAsia="Consolas" w:hAnsi="Consolas" w:cs="Consolas"/>
+          <w:sz w:val="18"/>
+          <w:szCs w:val="18"/>
+        </w:rPr>
+      </w:r>
+      <w:proofErr w:type="spellStart"/>
+      <w:proofErr w:type="gramEnd"/>
+      <w:r>
+        <w:rPr>
+          <w:rFonts w:ascii="Consolas" w:eastAsia="Consolas" w:hAnsi="Consolas" w:cs="Consolas"/>
+          <w:sz w:val="18"/>
+          <w:szCs w:val="18"/>
+        </w:rPr>
+      </w:r>
+      <w:proofErr w:type="spellEnd"/>
+      <w:r>
+        <w:rPr>
+          <w:rFonts w:ascii="Consolas" w:eastAsia="Consolas" w:hAnsi="Consolas" w:cs="Consolas"/>
+          <w:sz w:val="18"/>
+          <w:szCs w:val="18"/>
+        </w:rPr>
+      </w:r>
+      <w:proofErr w:type="spellStart"/>
+      <w:r>
+        <w:rPr>
+          <w:rFonts w:ascii="Consolas" w:eastAsia="Consolas" w:hAnsi="Consolas" w:cs="Consolas"/>
+          <w:sz w:val="18"/>
+          <w:szCs w:val="18"/>
+        </w:rPr>
+      </w:r>
+      <w:proofErr w:type="spellEnd"/>
+      <w:r>
+        <w:rPr>
+          <w:rFonts w:ascii="Consolas" w:eastAsia="Consolas" w:hAnsi="Consolas" w:cs="Consolas"/>
+          <w:sz w:val="18"/>
+          <w:szCs w:val="18"/>
+        </w:rPr>
+      </w:r>
+    </w:p>
+    <w:p>
+      <w:pPr>
+        <w:pBdr>
+          <w:left w:val="single" w:sz="12" w:space="6" w:color="1F3A6E"/>
+        </w:pBdr>
+        <w:shd w:val="clear" w:color="auto" w:fill="F2F4F7"/>
+        <w:ind w:left="120" w:right="120"/>
+      </w:pPr>
+      <w:r>
+        <w:rPr>
+          <w:rFonts w:ascii="Consolas" w:eastAsia="Consolas" w:hAnsi="Consolas" w:cs="Consolas"/>
+          <w:sz w:val="18"/>
+          <w:szCs w:val="18"/>
+        </w:rPr>
         <w:t>}</w:t>
       </w:r>
-    </w:p>
-    <w:p>
-      <w:pPr>
-        <w:spacing w:after="100"/>
-      </w:pPr>
+      <w:proofErr w:type="gramStart"/>
+      <w:r>
+        <w:rPr>
+          <w:rFonts w:ascii="Consolas" w:eastAsia="Consolas" w:hAnsi="Consolas" w:cs="Consolas"/>
+          <w:sz w:val="18"/>
+          <w:szCs w:val="18"/>
+        </w:rPr>
+      </w:r>
+      <w:proofErr w:type="spellStart"/>
+      <w:proofErr w:type="gramEnd"/>
+      <w:r>
+        <w:rPr>
+          <w:rFonts w:ascii="Consolas" w:eastAsia="Consolas" w:hAnsi="Consolas" w:cs="Consolas"/>
+          <w:sz w:val="18"/>
+          <w:szCs w:val="18"/>
+        </w:rPr>
+      </w:r>
+      <w:proofErr w:type="spellEnd"/>
+      <w:r>
+        <w:rPr>
+          <w:rFonts w:ascii="Consolas" w:eastAsia="Consolas" w:hAnsi="Consolas" w:cs="Consolas"/>
+          <w:sz w:val="18"/>
+          <w:szCs w:val="18"/>
+        </w:rPr>
+      </w:r>
+      <w:proofErr w:type="spellStart"/>
+      <w:r>
+        <w:rPr>
+          <w:rFonts w:ascii="Consolas" w:eastAsia="Consolas" w:hAnsi="Consolas" w:cs="Consolas"/>
+          <w:sz w:val="18"/>
+          <w:szCs w:val="18"/>
+        </w:rPr>
+      </w:r>
+      <w:proofErr w:type="spellEnd"/>
+      <w:r>
+        <w:rPr>
+          <w:rFonts w:ascii="Consolas" w:eastAsia="Consolas" w:hAnsi="Consolas" w:cs="Consolas"/>
+          <w:sz w:val="18"/>
+          <w:szCs w:val="18"/>
+        </w:rPr>
+      </w:r>
+    </w:p>
+    <w:p>
+      <w:pPr>
+        <w:pBdr>
+          <w:left w:val="single" w:sz="12" w:space="6" w:color="1F3A6E"/>
+        </w:pBdr>
+        <w:shd w:val="clear" w:color="auto" w:fill="F2F4F7"/>
+        <w:ind w:left="120" w:right="120"/>
+      </w:pPr>
+      <w:r>
+        <w:rPr>
+          <w:rFonts w:ascii="Consolas" w:eastAsia="Consolas" w:hAnsi="Consolas" w:cs="Consolas"/>
+          <w:sz w:val="18"/>
+          <w:szCs w:val="18"/>
+        </w:rPr>
+      </w:r>
+      <w:proofErr w:type="gramStart"/>
+      <w:r>
+        <w:rPr>
+          <w:rFonts w:ascii="Consolas" w:eastAsia="Consolas" w:hAnsi="Consolas" w:cs="Consolas"/>
+          <w:sz w:val="18"/>
+          <w:szCs w:val="18"/>
+        </w:rPr>
+      </w:r>
+      <w:proofErr w:type="spellStart"/>
+      <w:proofErr w:type="gramEnd"/>
+      <w:r>
+        <w:rPr>
+          <w:rFonts w:ascii="Consolas" w:eastAsia="Consolas" w:hAnsi="Consolas" w:cs="Consolas"/>
+          <w:sz w:val="18"/>
+          <w:szCs w:val="18"/>
+        </w:rPr>
+      </w:r>
+      <w:proofErr w:type="spellEnd"/>
+      <w:r>
+        <w:rPr>
+          <w:rFonts w:ascii="Consolas" w:eastAsia="Consolas" w:hAnsi="Consolas" w:cs="Consolas"/>
+          <w:sz w:val="18"/>
+          <w:szCs w:val="18"/>
+        </w:rPr>
+      </w:r>
+      <w:proofErr w:type="spellStart"/>
+      <w:r>
+        <w:rPr>
+          <w:rFonts w:ascii="Consolas" w:eastAsia="Consolas" w:hAnsi="Consolas" w:cs="Consolas"/>
+          <w:sz w:val="18"/>
+          <w:szCs w:val="18"/>
+        </w:rPr>
+      </w:r>
+      <w:proofErr w:type="spellEnd"/>
+      <w:r>
+        <w:rPr>
+          <w:rFonts w:ascii="Consolas" w:eastAsia="Consolas" w:hAnsi="Consolas" w:cs="Consolas"/>
+          <w:sz w:val="18"/>
+          <w:szCs w:val="18"/>
+        </w:rPr>
+      </w:r>
+    </w:p>
+    <w:p>
+      <w:pPr>
+        <w:pBdr>
+          <w:left w:val="single" w:sz="12" w:space="6" w:color="1F3A6E"/>
+        </w:pBdr>
+        <w:shd w:val="clear" w:color="auto" w:fill="F2F4F7"/>
+        <w:ind w:left="120" w:right="120"/>
+      </w:pPr>
+      <w:r>
+        <w:rPr>
+          <w:rFonts w:ascii="Consolas" w:eastAsia="Consolas" w:hAnsi="Consolas" w:cs="Consolas"/>
+          <w:sz w:val="18"/>
+          <w:szCs w:val="18"/>
+        </w:rPr>
+        <w:t>// modules/notification/notification.module.js - saat startup</w:t>
+      </w:r>
+      <w:proofErr w:type="gramStart"/>
+      <w:r>
+        <w:rPr>
+          <w:rFonts w:ascii="Consolas" w:eastAsia="Consolas" w:hAnsi="Consolas" w:cs="Consolas"/>
+          <w:sz w:val="18"/>
+          <w:szCs w:val="18"/>
+        </w:rPr>
+      </w:r>
+      <w:proofErr w:type="spellStart"/>
+      <w:proofErr w:type="gramEnd"/>
+      <w:r>
+        <w:rPr>
+          <w:rFonts w:ascii="Consolas" w:eastAsia="Consolas" w:hAnsi="Consolas" w:cs="Consolas"/>
+          <w:sz w:val="18"/>
+          <w:szCs w:val="18"/>
+        </w:rPr>
+      </w:r>
+      <w:proofErr w:type="spellEnd"/>
+      <w:r>
+        <w:rPr>
+          <w:rFonts w:ascii="Consolas" w:eastAsia="Consolas" w:hAnsi="Consolas" w:cs="Consolas"/>
+          <w:sz w:val="18"/>
+          <w:szCs w:val="18"/>
+        </w:rPr>
+      </w:r>
+      <w:proofErr w:type="spellStart"/>
+      <w:r>
+        <w:rPr>
+          <w:rFonts w:ascii="Consolas" w:eastAsia="Consolas" w:hAnsi="Consolas" w:cs="Consolas"/>
+          <w:sz w:val="18"/>
+          <w:szCs w:val="18"/>
+        </w:rPr>
+      </w:r>
+      <w:proofErr w:type="spellEnd"/>
+      <w:r>
+        <w:rPr>
+          <w:rFonts w:ascii="Consolas" w:eastAsia="Consolas" w:hAnsi="Consolas" w:cs="Consolas"/>
+          <w:sz w:val="18"/>
+          <w:szCs w:val="18"/>
+        </w:rPr>
+      </w:r>
+    </w:p>
+    <w:p>
+      <w:pPr>
+        <w:pBdr>
+          <w:left w:val="single" w:sz="12" w:space="6" w:color="1F3A6E"/>
+        </w:pBdr>
+        <w:shd w:val="clear" w:color="auto" w:fill="F2F4F7"/>
+        <w:ind w:left="120" w:right="120"/>
+      </w:pPr>
+      <w:r>
+        <w:rPr>
+          <w:rFonts w:ascii="Consolas" w:eastAsia="Consolas" w:hAnsi="Consolas" w:cs="Consolas"/>
+          <w:sz w:val="18"/>
+          <w:szCs w:val="18"/>
+        </w:rPr>
+        <w:t>export function initNotificationModule(bus, svc) {</w:t>
+      </w:r>
+      <w:proofErr w:type="gramStart"/>
+      <w:r>
+        <w:rPr>
+          <w:rFonts w:ascii="Consolas" w:eastAsia="Consolas" w:hAnsi="Consolas" w:cs="Consolas"/>
+          <w:sz w:val="18"/>
+          <w:szCs w:val="18"/>
+        </w:rPr>
+      </w:r>
+      <w:proofErr w:type="spellStart"/>
+      <w:proofErr w:type="gramEnd"/>
+      <w:r>
+        <w:rPr>
+          <w:rFonts w:ascii="Consolas" w:eastAsia="Consolas" w:hAnsi="Consolas" w:cs="Consolas"/>
+          <w:sz w:val="18"/>
+          <w:szCs w:val="18"/>
+        </w:rPr>
+      </w:r>
+      <w:proofErr w:type="spellEnd"/>
+      <w:r>
+        <w:rPr>
+          <w:rFonts w:ascii="Consolas" w:eastAsia="Consolas" w:hAnsi="Consolas" w:cs="Consolas"/>
+          <w:sz w:val="18"/>
+          <w:szCs w:val="18"/>
+        </w:rPr>
+      </w:r>
+      <w:proofErr w:type="spellStart"/>
+      <w:r>
+        <w:rPr>
+          <w:rFonts w:ascii="Consolas" w:eastAsia="Consolas" w:hAnsi="Consolas" w:cs="Consolas"/>
+          <w:sz w:val="18"/>
+          <w:szCs w:val="18"/>
+        </w:rPr>
+      </w:r>
+      <w:proofErr w:type="spellEnd"/>
+      <w:r>
+        <w:rPr>
+          <w:rFonts w:ascii="Consolas" w:eastAsia="Consolas" w:hAnsi="Consolas" w:cs="Consolas"/>
+          <w:sz w:val="18"/>
+          <w:szCs w:val="18"/>
+        </w:rPr>
+      </w:r>
+    </w:p>
+    <w:p>
+      <w:pPr>
+        <w:pBdr>
+          <w:left w:val="single" w:sz="12" w:space="6" w:color="1F3A6E"/>
+        </w:pBdr>
+        <w:shd w:val="clear" w:color="auto" w:fill="F2F4F7"/>
+        <w:ind w:left="120" w:right="120"/>
+      </w:pPr>
+      <w:r>
+        <w:rPr>
+          <w:rFonts w:ascii="Consolas" w:eastAsia="Consolas" w:hAnsi="Consolas" w:cs="Consolas"/>
+          <w:sz w:val="18"/>
+          <w:szCs w:val="18"/>
+        </w:rPr>
+        <w:t xml:space="preserve">  bus.subscribe('EventModerated', (p) =&gt; svc.onEventModerated(p));</w:t>
+      </w:r>
+      <w:proofErr w:type="gramStart"/>
+      <w:r>
+        <w:rPr>
+          <w:rFonts w:ascii="Consolas" w:eastAsia="Consolas" w:hAnsi="Consolas" w:cs="Consolas"/>
+          <w:sz w:val="18"/>
+          <w:szCs w:val="18"/>
+        </w:rPr>
+      </w:r>
+      <w:proofErr w:type="spellStart"/>
+      <w:proofErr w:type="gramEnd"/>
+      <w:r>
+        <w:rPr>
+          <w:rFonts w:ascii="Consolas" w:eastAsia="Consolas" w:hAnsi="Consolas" w:cs="Consolas"/>
+          <w:sz w:val="18"/>
+          <w:szCs w:val="18"/>
+        </w:rPr>
+      </w:r>
+      <w:proofErr w:type="spellEnd"/>
+      <w:r>
+        <w:rPr>
+          <w:rFonts w:ascii="Consolas" w:eastAsia="Consolas" w:hAnsi="Consolas" w:cs="Consolas"/>
+          <w:sz w:val="18"/>
+          <w:szCs w:val="18"/>
+        </w:rPr>
+      </w:r>
+      <w:proofErr w:type="spellStart"/>
+      <w:r>
+        <w:rPr>
+          <w:rFonts w:ascii="Consolas" w:eastAsia="Consolas" w:hAnsi="Consolas" w:cs="Consolas"/>
+          <w:sz w:val="18"/>
+          <w:szCs w:val="18"/>
+        </w:rPr>
+      </w:r>
+      <w:proofErr w:type="spellEnd"/>
+      <w:r>
+        <w:rPr>
+          <w:rFonts w:ascii="Consolas" w:eastAsia="Consolas" w:hAnsi="Consolas" w:cs="Consolas"/>
+          <w:sz w:val="18"/>
+          <w:szCs w:val="18"/>
+        </w:rPr>
+      </w:r>
+    </w:p>
+    <w:p>
+      <w:pPr>
+        <w:pBdr>
+          <w:left w:val="single" w:sz="12" w:space="6" w:color="1F3A6E"/>
+        </w:pBdr>
+        <w:shd w:val="clear" w:color="auto" w:fill="F2F4F7"/>
+        <w:ind w:left="120" w:right="120"/>
+      </w:pPr>
+      <w:r>
+        <w:rPr>
+          <w:rFonts w:ascii="Consolas" w:eastAsia="Consolas" w:hAnsi="Consolas" w:cs="Consolas"/>
+          <w:sz w:val="18"/>
+          <w:szCs w:val="18"/>
+        </w:rPr>
+        <w:t xml:space="preserve">  bus.subscribe('EventApproved', (p) =&gt; svc.onEventApproved(p));</w:t>
+      </w:r>
+      <w:proofErr w:type="gramStart"/>
+      <w:r>
+        <w:rPr>
+          <w:rFonts w:ascii="Consolas" w:eastAsia="Consolas" w:hAnsi="Consolas" w:cs="Consolas"/>
+          <w:sz w:val="18"/>
+          <w:szCs w:val="18"/>
+        </w:rPr>
+      </w:r>
+      <w:proofErr w:type="spellStart"/>
+      <w:proofErr w:type="gramEnd"/>
+      <w:r>
+        <w:rPr>
+          <w:rFonts w:ascii="Consolas" w:eastAsia="Consolas" w:hAnsi="Consolas" w:cs="Consolas"/>
+          <w:sz w:val="18"/>
+          <w:szCs w:val="18"/>
+        </w:rPr>
+      </w:r>
+      <w:proofErr w:type="spellEnd"/>
+      <w:r>
+        <w:rPr>
+          <w:rFonts w:ascii="Consolas" w:eastAsia="Consolas" w:hAnsi="Consolas" w:cs="Consolas"/>
+          <w:sz w:val="18"/>
+          <w:szCs w:val="18"/>
+        </w:rPr>
+      </w:r>
+      <w:proofErr w:type="spellStart"/>
+      <w:r>
+        <w:rPr>
+          <w:rFonts w:ascii="Consolas" w:eastAsia="Consolas" w:hAnsi="Consolas" w:cs="Consolas"/>
+          <w:sz w:val="18"/>
+          <w:szCs w:val="18"/>
+        </w:rPr>
+      </w:r>
+      <w:proofErr w:type="spellEnd"/>
+      <w:r>
+        <w:rPr>
+          <w:rFonts w:ascii="Consolas" w:eastAsia="Consolas" w:hAnsi="Consolas" w:cs="Consolas"/>
+          <w:sz w:val="18"/>
+          <w:szCs w:val="18"/>
+        </w:rPr>
+      </w:r>
+    </w:p>
+    <w:p>
+      <w:pPr>
+        <w:pBdr>
+          <w:left w:val="single" w:sz="12" w:space="6" w:color="1F3A6E"/>
+        </w:pBdr>
+        <w:shd w:val="clear" w:color="auto" w:fill="F2F4F7"/>
+        <w:ind w:left="120" w:right="120"/>
+      </w:pPr>
+      <w:r>
+        <w:rPr>
+          <w:rFonts w:ascii="Consolas" w:eastAsia="Consolas" w:hAnsi="Consolas" w:cs="Consolas"/>
+          <w:sz w:val="18"/>
+          <w:szCs w:val="18"/>
+        </w:rPr>
+        <w:t xml:space="preserve">  bus.subscribe('StudentRegistered', (p) =&gt; svc.onStudentRegistered(p));</w:t>
+      </w:r>
+      <w:proofErr w:type="gramStart"/>
+      <w:r>
+        <w:rPr>
+          <w:rFonts w:ascii="Consolas" w:eastAsia="Consolas" w:hAnsi="Consolas" w:cs="Consolas"/>
+          <w:sz w:val="18"/>
+          <w:szCs w:val="18"/>
+        </w:rPr>
+      </w:r>
+      <w:proofErr w:type="spellStart"/>
+      <w:proofErr w:type="gramEnd"/>
+      <w:r>
+        <w:rPr>
+          <w:rFonts w:ascii="Consolas" w:eastAsia="Consolas" w:hAnsi="Consolas" w:cs="Consolas"/>
+          <w:sz w:val="18"/>
+          <w:szCs w:val="18"/>
+        </w:rPr>
+      </w:r>
+      <w:proofErr w:type="spellEnd"/>
+      <w:r>
+        <w:rPr>
+          <w:rFonts w:ascii="Consolas" w:eastAsia="Consolas" w:hAnsi="Consolas" w:cs="Consolas"/>
+          <w:sz w:val="18"/>
+          <w:szCs w:val="18"/>
+        </w:rPr>
+      </w:r>
+      <w:proofErr w:type="spellStart"/>
+      <w:r>
+        <w:rPr>
+          <w:rFonts w:ascii="Consolas" w:eastAsia="Consolas" w:hAnsi="Consolas" w:cs="Consolas"/>
+          <w:sz w:val="18"/>
+          <w:szCs w:val="18"/>
+        </w:rPr>
+      </w:r>
+      <w:proofErr w:type="spellEnd"/>
+      <w:r>
+        <w:rPr>
+          <w:rFonts w:ascii="Consolas" w:eastAsia="Consolas" w:hAnsi="Consolas" w:cs="Consolas"/>
+          <w:sz w:val="18"/>
+          <w:szCs w:val="18"/>
+        </w:rPr>
+      </w:r>
+    </w:p>
+    <w:p>
+      <w:pPr>
+        <w:pBdr>
+          <w:left w:val="single" w:sz="12" w:space="6" w:color="1F3A6E"/>
+        </w:pBdr>
+        <w:shd w:val="clear" w:color="auto" w:fill="F2F4F7"/>
+        <w:ind w:left="120" w:right="120"/>
+      </w:pPr>
+      <w:r>
+        <w:rPr>
+          <w:rFonts w:ascii="Consolas" w:eastAsia="Consolas" w:hAnsi="Consolas" w:cs="Consolas"/>
+          <w:sz w:val="18"/>
+          <w:szCs w:val="18"/>
+        </w:rPr>
+        <w:t xml:space="preserve">  bus.subscribe('EventChanged', (p) =&gt; svc.onEventChanged(p)); // Should</w:t>
+      </w:r>
+      <w:proofErr w:type="gramStart"/>
+      <w:r>
+        <w:rPr>
+          <w:rFonts w:ascii="Consolas" w:eastAsia="Consolas" w:hAnsi="Consolas" w:cs="Consolas"/>
+          <w:sz w:val="18"/>
+          <w:szCs w:val="18"/>
+        </w:rPr>
+      </w:r>
+      <w:proofErr w:type="spellStart"/>
+      <w:proofErr w:type="gramEnd"/>
+      <w:r>
+        <w:rPr>
+          <w:rFonts w:ascii="Consolas" w:eastAsia="Consolas" w:hAnsi="Consolas" w:cs="Consolas"/>
+          <w:sz w:val="18"/>
+          <w:szCs w:val="18"/>
+        </w:rPr>
+      </w:r>
+      <w:proofErr w:type="spellEnd"/>
+      <w:r>
+        <w:rPr>
+          <w:rFonts w:ascii="Consolas" w:eastAsia="Consolas" w:hAnsi="Consolas" w:cs="Consolas"/>
+          <w:sz w:val="18"/>
+          <w:szCs w:val="18"/>
+        </w:rPr>
+      </w:r>
+      <w:proofErr w:type="spellStart"/>
+      <w:r>
+        <w:rPr>
+          <w:rFonts w:ascii="Consolas" w:eastAsia="Consolas" w:hAnsi="Consolas" w:cs="Consolas"/>
+          <w:sz w:val="18"/>
+          <w:szCs w:val="18"/>
+        </w:rPr>
+      </w:r>
+      <w:proofErr w:type="spellEnd"/>
+      <w:r>
+        <w:rPr>
+          <w:rFonts w:ascii="Consolas" w:eastAsia="Consolas" w:hAnsi="Consolas" w:cs="Consolas"/>
+          <w:sz w:val="18"/>
+          <w:szCs w:val="18"/>
+        </w:rPr>
+      </w:r>
+    </w:p>
+    <w:p>
+      <w:pPr>
+        <w:pBdr>
+          <w:left w:val="single" w:sz="12" w:space="6" w:color="1F3A6E"/>
+        </w:pBdr>
+        <w:shd w:val="clear" w:color="auto" w:fill="F2F4F7"/>
+        <w:ind w:left="120" w:right="120"/>
+      </w:pPr>
+      <w:r>
+        <w:rPr>
+          <w:rFonts w:ascii="Consolas" w:eastAsia="Consolas" w:hAnsi="Consolas" w:cs="Consolas"/>
+          <w:sz w:val="18"/>
+          <w:szCs w:val="18"/>
+        </w:rPr>
+        <w:t>}</w:t>
+      </w:r>
+      <w:proofErr w:type="gramStart"/>
+      <w:r>
+        <w:rPr>
+          <w:rFonts w:ascii="Consolas" w:eastAsia="Consolas" w:hAnsi="Consolas" w:cs="Consolas"/>
+          <w:sz w:val="18"/>
+          <w:szCs w:val="18"/>
+        </w:rPr>
+      </w:r>
+      <w:proofErr w:type="spellStart"/>
+      <w:proofErr w:type="gramEnd"/>
+      <w:r>
+        <w:rPr>
+          <w:rFonts w:ascii="Consolas" w:eastAsia="Consolas" w:hAnsi="Consolas" w:cs="Consolas"/>
+          <w:sz w:val="18"/>
+          <w:szCs w:val="18"/>
+        </w:rPr>
+      </w:r>
+      <w:proofErr w:type="spellEnd"/>
+      <w:r>
+        <w:rPr>
+          <w:rFonts w:ascii="Consolas" w:eastAsia="Consolas" w:hAnsi="Consolas" w:cs="Consolas"/>
+          <w:sz w:val="18"/>
+          <w:szCs w:val="18"/>
+        </w:rPr>
+      </w:r>
+      <w:proofErr w:type="spellStart"/>
+      <w:r>
+        <w:rPr>
+          <w:rFonts w:ascii="Consolas" w:eastAsia="Consolas" w:hAnsi="Consolas" w:cs="Consolas"/>
+          <w:sz w:val="18"/>
+          <w:szCs w:val="18"/>
+        </w:rPr>
+      </w:r>
+      <w:proofErr w:type="spellEnd"/>
+      <w:r>
+        <w:rPr>
+          <w:rFonts w:ascii="Consolas" w:eastAsia="Consolas" w:hAnsi="Consolas" w:cs="Consolas"/>
+          <w:sz w:val="18"/>
+          <w:szCs w:val="18"/>
+        </w:rPr>
+      </w:r>
+    </w:p>
+    <w:p>
+      <w:pPr>
+        <w:pBdr>
+          <w:left w:val="single" w:sz="12" w:space="6" w:color="1F3A6E"/>
+        </w:pBdr>
+        <w:shd w:val="clear" w:color="auto" w:fill="F2F4F7"/>
+        <w:ind w:left="120" w:right="120"/>
+      </w:pPr>
+      <w:r>
+        <w:rPr>
+          <w:rFonts w:ascii="Consolas" w:eastAsia="Consolas" w:hAnsi="Consolas" w:cs="Consolas"/>
+          <w:sz w:val="18"/>
+          <w:szCs w:val="18"/>
+        </w:rPr>
+      </w:r>
+      <w:proofErr w:type="gramStart"/>
+      <w:r>
+        <w:rPr>
+          <w:rFonts w:ascii="Consolas" w:eastAsia="Consolas" w:hAnsi="Consolas" w:cs="Consolas"/>
+          <w:sz w:val="18"/>
+          <w:szCs w:val="18"/>
+        </w:rPr>
+      </w:r>
+      <w:proofErr w:type="spellStart"/>
+      <w:proofErr w:type="gramEnd"/>
+      <w:r>
+        <w:rPr>
+          <w:rFonts w:ascii="Consolas" w:eastAsia="Consolas" w:hAnsi="Consolas" w:cs="Consolas"/>
+          <w:sz w:val="18"/>
+          <w:szCs w:val="18"/>
+        </w:rPr>
+      </w:r>
+      <w:proofErr w:type="spellEnd"/>
+      <w:r>
+        <w:rPr>
+          <w:rFonts w:ascii="Consolas" w:eastAsia="Consolas" w:hAnsi="Consolas" w:cs="Consolas"/>
+          <w:sz w:val="18"/>
+          <w:szCs w:val="18"/>
+        </w:rPr>
+      </w:r>
+      <w:proofErr w:type="spellStart"/>
+      <w:r>
+        <w:rPr>
+          <w:rFonts w:ascii="Consolas" w:eastAsia="Consolas" w:hAnsi="Consolas" w:cs="Consolas"/>
+          <w:sz w:val="18"/>
+          <w:szCs w:val="18"/>
+        </w:rPr>
+      </w:r>
+      <w:proofErr w:type="spellEnd"/>
+      <w:r>
+        <w:rPr>
+          <w:rFonts w:ascii="Consolas" w:eastAsia="Consolas" w:hAnsi="Consolas" w:cs="Consolas"/>
+          <w:sz w:val="18"/>
+          <w:szCs w:val="18"/>
+        </w:rPr>
+      </w:r>
     </w:p>
     <w:p>
       <w:pPr>
@@ -8974,7 +10645,7 @@
         <w:spacing w:after="60" w:line="276" w:lineRule="auto"/>
       </w:pPr>
       <w:r>
-        <w:t>Persetujuan dan pendaftaran dipublikasikan hanya sesudah TransactionManager.run berhasil commit. UNIQUE(user_id,event_id,type) membuat handler notifikasi idempoten. Jenis notifikasi adalah new_event, registration_confirmation, dan upcoming_reminder. Scheduler memanggil EventPublicApi.findUpcoming lalu NotificationService.notifyUpcoming bagi mahasiswa yang berlangganan kategori event; batas waktu pengingat diatur melalui konfigurasi.</w:t>
+        <w:t>EventModerated (setujui atau tolak), EventApproved dan StudentRegistered dipublish sesudah transaksi commit. Dedupe_key unik berbasis sumber/revisi membuat retry idempoten tanpa menekan pemberitahuan moderasi ulang. Jenis rancangan mencakup moderation_result dan new_event [Must], registration_confirmation, upcoming_reminder serta event_changed [Should]. Scheduler H-1 membaca peserta RSVP aktif melalui RegistrationPublicApi dan jadwal melalui EventPublicApi, bukan SubscriptionRepository.</w:t>
       </w:r>
     </w:p>
     <w:p>
@@ -9571,14 +11242,14 @@
       <w:pPr>
         <w:keepNext/>
         <w:keepLines/>
-        <w:spacing w:before="40" w:after="60" w:line="240" w:lineRule="auto"/>
+        <w:spacing w:before="40" w:after="80" w:line="240" w:lineRule="auto"/>
         <w:jc w:val="center"/>
       </w:pPr>
       <w:r>
         <w:drawing>
           <wp:inline xmlns:a="http://schemas.openxmlformats.org/drawingml/2006/main" xmlns:pic="http://schemas.openxmlformats.org/drawingml/2006/picture">
-            <wp:extent cx="3474720" cy="2777736"/>
-            <wp:docPr id="20" name="Picture 20" descr="Gambar 4. Lapisan arsitektur frontend EventKu. Hasil ekspor Lucidchart halaman MVC bagian frontend" title="Gambar 4. Lapisan arsitektur frontend EventKu. Hasil ekspor Lucidchart halaman MVC bagian frontend"/>
+            <wp:extent cx="5577840" cy="2503440"/>
+            <wp:docPr id="24" name="Picture 24" descr="Diagram Lucidchart EventKu frontend diselaraskan dengan SRS v2"/>
             <wp:cNvGraphicFramePr>
               <a:graphicFrameLocks noChangeAspect="1"/>
             </wp:cNvGraphicFramePr>
@@ -9586,12 +11257,11 @@
               <a:graphicData uri="http://schemas.openxmlformats.org/drawingml/2006/picture">
                 <pic:pic>
                   <pic:nvPicPr>
-                    <pic:cNvPr id="0" name="EventKu - Tugas Bambang 5803024019 - Paket Lengkap (Satu Dokumen) - 08 _ MVC - Frontend dan Backend.png"/>
+                    <pic:cNvPr id="0" name="frontend.png"/>
                     <pic:cNvPicPr/>
                   </pic:nvPicPr>
                   <pic:blipFill>
-                    <a:blip r:embed="rId5"/>
-                    <a:srcRect l="5494" t="75492" r="64797" b="1225"/>
+                    <a:blip r:embed="rId13"/>
                     <a:stretch>
                       <a:fillRect/>
                     </a:stretch>
@@ -9599,7 +11269,7 @@
                   <pic:spPr>
                     <a:xfrm>
                       <a:off x="0" y="0"/>
-                      <a:ext cx="3474720" cy="2777736"/>
+                      <a:ext cx="5577840" cy="2503440"/>
                     </a:xfrm>
                     <a:prstGeom prst="rect"/>
                   </pic:spPr>
@@ -9612,6 +11282,7 @@
     </w:p>
     <w:p>
       <w:pPr>
+        <w:keepNext w:val="0"/>
         <w:keepLines/>
         <w:spacing w:before="0" w:after="0"/>
         <w:jc w:val="center"/>
@@ -9628,7 +11299,7 @@
         <w:spacing w:before="160" w:after="160"/>
       </w:pPr>
       <w:r>
-        <w:t>EventContext pada diagram menunjukkan pilihan untuk berbagi data dan filter lintas halaman. Untuk MVP, daftar event tetap dikelola oleh useEvents pada halaman; state global dibatasi pada AuthContext dan NotificationContext sesuai Bagian 8.</w:t>
+        <w:t>Diagram frontend memuat AuthContext untuk sesi, role, status akun serta organisasi, dan NotificationContext untuk unreadCount. Data daftar/filter event dikelola oleh useEvents per halaman. Context tidak menentukan otorisasi; backend tetap memeriksa RBAC dan organisasi pemilik.</w:t>
       </w:r>
     </w:p>
     <w:p>
@@ -10703,16 +12374,17 @@
           <w:sz w:val="18"/>
           <w:szCs w:val="18"/>
         </w:rPr>
-        <w:t xml:space="preserve">│   │   ├── admin/                # </w:t>
-      </w:r>
-      <w:proofErr w:type="spellStart"/>
-      <w:r>
-        <w:rPr>
-          <w:rFonts w:ascii="Consolas" w:eastAsia="Consolas" w:hAnsi="Consolas" w:cs="Consolas"/>
-          <w:sz w:val="18"/>
-          <w:szCs w:val="18"/>
-        </w:rPr>
-        <w:t>ModerationQueuePage</w:t>
+        <w:t>│   │   ├── admin/                # ModerationQueuePage,</w:t>
+        <w:br/>
+        <w:t>│   │   │                         #   OrganizationsPage, CategoriesPage</w:t>
+      </w:r>
+      <w:proofErr w:type="spellStart"/>
+      <w:r>
+        <w:rPr>
+          <w:rFonts w:ascii="Consolas" w:eastAsia="Consolas" w:hAnsi="Consolas" w:cs="Consolas"/>
+          <w:sz w:val="18"/>
+          <w:szCs w:val="18"/>
+        </w:rPr>
       </w:r>
       <w:proofErr w:type="spellEnd"/>
     </w:p>
@@ -12850,18 +14522,9 @@
             </w:tcMar>
           </w:tcPr>
           <w:p>
-            <w:pPr>
-              <w:spacing w:line="252" w:lineRule="auto" w:before="40" w:after="40"/>
-            </w:pPr>
-            <w:proofErr w:type="spellStart"/>
-            <w:r>
-              <w:rPr>
-                <w:sz w:val="19"/>
-                <w:szCs w:val="20"/>
-              </w:rPr>
-              <w:t>Penyelenggara</w:t>
-            </w:r>
-            <w:proofErr w:type="spellEnd"/>
+            <w:r>
+              <w:t>Penyelenggara organisasi verified</w:t>
+            </w:r>
           </w:p>
         </w:tc>
         <w:tc>
@@ -12912,19 +14575,8 @@
             </w:tcMar>
           </w:tcPr>
           <w:p>
-            <w:pPr>
-              <w:spacing w:line="252" w:lineRule="auto" w:before="40" w:after="40"/>
-            </w:pPr>
-            <w:r>
-              <w:rPr>
-                <w:sz w:val="19"/>
-                <w:szCs w:val="20"/>
-              </w:rPr>
-              <w:t>POST /events;</w:t>
-              <w:br/>
-              <w:t>PUT /events/:id;</w:t>
-              <w:br/>
-              <w:t>DELETE /events/:id</w:t>
+            <w:r>
+              <w:t>POST /events; PATCH /events/:id/submit; PUT /events/:id; PATCH /events/:id/cancel</w:t>
             </w:r>
           </w:p>
         </w:tc>
@@ -13226,9 +14878,127 @@
                 <w:sz w:val="19"/>
                 <w:szCs w:val="20"/>
               </w:rPr>
-              <w:t>GET /admin/events?status=diajukan;</w:t>
+              <w:t>GET /admin/events?status=menunggu_moderasi;</w:t>
               <w:br/>
               <w:t>PATCH /events/:id/moderate</w:t>
+            </w:r>
+          </w:p>
+        </w:tc>
+      </w:tr>
+      <w:tr>
+        <w:tc>
+          <w:tcPr>
+            <w:tcW w:w="2448" w:type="dxa"/>
+            <w:tcBorders>
+              <w:top w:val="single" w:sz="4" w:space="0" w:color="BFC5CE"/>
+              <w:left w:val="single" w:sz="4" w:space="0" w:color="BFC5CE"/>
+              <w:bottom w:val="single" w:sz="4" w:space="0" w:color="BFC5CE"/>
+              <w:right w:val="single" w:sz="4" w:space="0" w:color="BFC5CE"/>
+            </w:tcBorders>
+            <w:tcMar>
+              <w:top w:w="60" w:type="dxa"/>
+              <w:left w:w="100" w:type="dxa"/>
+              <w:bottom w:w="60" w:type="dxa"/>
+              <w:right w:w="100" w:type="dxa"/>
+            </w:tcMar>
+          </w:tcPr>
+          <w:p>
+            <w:pPr>
+              <w:spacing w:after="60"/>
+            </w:pPr>
+            <w:r>
+              <w:rPr>
+                <w:rFonts w:ascii="Calibri" w:hAnsi="Calibri"/>
+                <w:sz w:val="20"/>
+              </w:rPr>
+              <w:t>/admin/organizations, /admin/categories</w:t>
+            </w:r>
+          </w:p>
+        </w:tc>
+        <w:tc>
+          <w:tcPr>
+            <w:tcW w:w="1152" w:type="dxa"/>
+            <w:tcBorders>
+              <w:top w:val="single" w:sz="4" w:space="0" w:color="BFC5CE"/>
+              <w:left w:val="single" w:sz="4" w:space="0" w:color="BFC5CE"/>
+              <w:bottom w:val="single" w:sz="4" w:space="0" w:color="BFC5CE"/>
+              <w:right w:val="single" w:sz="4" w:space="0" w:color="BFC5CE"/>
+            </w:tcBorders>
+            <w:tcMar>
+              <w:top w:w="60" w:type="dxa"/>
+              <w:left w:w="100" w:type="dxa"/>
+              <w:bottom w:w="60" w:type="dxa"/>
+              <w:right w:w="100" w:type="dxa"/>
+            </w:tcMar>
+          </w:tcPr>
+          <w:p>
+            <w:pPr>
+              <w:spacing w:after="60"/>
+            </w:pPr>
+            <w:r>
+              <w:rPr>
+                <w:rFonts w:ascii="Calibri" w:hAnsi="Calibri"/>
+                <w:sz w:val="20"/>
+              </w:rPr>
+              <w:t>Admin</w:t>
+            </w:r>
+          </w:p>
+        </w:tc>
+        <w:tc>
+          <w:tcPr>
+            <w:tcW w:w="1843" w:type="dxa"/>
+            <w:tcBorders>
+              <w:top w:val="single" w:sz="4" w:space="0" w:color="BFC5CE"/>
+              <w:left w:val="single" w:sz="4" w:space="0" w:color="BFC5CE"/>
+              <w:bottom w:val="single" w:sz="4" w:space="0" w:color="BFC5CE"/>
+              <w:right w:val="single" w:sz="4" w:space="0" w:color="BFC5CE"/>
+            </w:tcBorders>
+            <w:tcMar>
+              <w:top w:w="60" w:type="dxa"/>
+              <w:left w:w="100" w:type="dxa"/>
+              <w:bottom w:w="60" w:type="dxa"/>
+              <w:right w:w="100" w:type="dxa"/>
+            </w:tcMar>
+          </w:tcPr>
+          <w:p>
+            <w:pPr>
+              <w:spacing w:after="60"/>
+            </w:pPr>
+            <w:r>
+              <w:rPr>
+                <w:rFonts w:ascii="Calibri" w:hAnsi="Calibri"/>
+                <w:sz w:val="20"/>
+              </w:rPr>
+              <w:t>OrganizationsPage, CategoriesPage</w:t>
+            </w:r>
+          </w:p>
+        </w:tc>
+        <w:tc>
+          <w:tcPr>
+            <w:tcW w:w="3583" w:type="dxa"/>
+            <w:tcBorders>
+              <w:top w:val="single" w:sz="4" w:space="0" w:color="BFC5CE"/>
+              <w:left w:val="single" w:sz="4" w:space="0" w:color="BFC5CE"/>
+              <w:bottom w:val="single" w:sz="4" w:space="0" w:color="BFC5CE"/>
+              <w:right w:val="single" w:sz="4" w:space="0" w:color="BFC5CE"/>
+            </w:tcBorders>
+            <w:tcMar>
+              <w:top w:w="60" w:type="dxa"/>
+              <w:left w:w="100" w:type="dxa"/>
+              <w:bottom w:w="60" w:type="dxa"/>
+              <w:right w:w="100" w:type="dxa"/>
+            </w:tcMar>
+          </w:tcPr>
+          <w:p>
+            <w:pPr>
+              <w:spacing w:after="60"/>
+            </w:pPr>
+            <w:r>
+              <w:rPr>
+                <w:rFonts w:ascii="Calibri" w:hAnsi="Calibri"/>
+                <w:sz w:val="20"/>
+              </w:rPr>
+              <w:t>GET/POST/PATCH /admin/organizations; GET/POST/PUT/PATCH kategori</w:t>
             </w:r>
           </w:p>
         </w:tc>
@@ -15776,6 +17546,7 @@
           <w:insideH w:val="single" w:sz="4" w:space="0" w:color="auto"/>
           <w:insideV w:val="single" w:sz="4" w:space="0" w:color="auto"/>
         </w:tblBorders>
+        <w:tblLayout w:type="fixed"/>
         <w:tblCellMar>
           <w:left w:w="10" w:type="dxa"/>
           <w:right w:w="10" w:type="dxa"/>
@@ -15783,10 +17554,10 @@
         <w:tblLook w:val="04A0" w:firstRow="1" w:lastRow="0" w:firstColumn="1" w:lastColumn="0" w:noHBand="0" w:noVBand="1"/>
       </w:tblPr>
       <w:tblGrid>
-        <w:gridCol w:w="1964"/>
-        <w:gridCol w:w="2290"/>
-        <w:gridCol w:w="2728"/>
-        <w:gridCol w:w="2044"/>
+        <w:gridCol w:w="1152"/>
+        <w:gridCol w:w="1944"/>
+        <w:gridCol w:w="3456"/>
+        <w:gridCol w:w="2448"/>
       </w:tblGrid>
       <w:tr>
         <w:tblPrEx>
@@ -15797,10 +17568,11 @@
         </w:tblPrEx>
         <w:trPr>
           <w:tblHeader/>
+          <w:cantSplit/>
         </w:trPr>
         <w:tc>
           <w:tcPr>
-            <w:tcW w:w="2100" w:type="dxa"/>
+            <w:tcW w:w="1152" w:type="dxa"/>
             <w:tcBorders>
               <w:top w:val="single" w:sz="4" w:space="0" w:color="BFC5CE"/>
               <w:left w:val="single" w:sz="4" w:space="0" w:color="BFC5CE"/>
@@ -15824,7 +17596,7 @@
               <w:rPr>
                 <w:b/>
                 <w:bCs/>
-                <w:sz w:val="20"/>
+                <w:sz w:val="18"/>
                 <w:szCs w:val="20"/>
               </w:rPr>
               <w:t>Jenis</w:t>
@@ -15834,7 +17606,7 @@
               <w:rPr>
                 <w:b/>
                 <w:bCs/>
-                <w:sz w:val="20"/>
+                <w:sz w:val="18"/>
                 <w:szCs w:val="20"/>
               </w:rPr>
               <w:t xml:space="preserve"> state</w:t>
@@ -15843,7 +17615,7 @@
         </w:tc>
         <w:tc>
           <w:tcPr>
-            <w:tcW w:w="1900" w:type="dxa"/>
+            <w:tcW w:w="1944" w:type="dxa"/>
             <w:tcBorders>
               <w:top w:val="single" w:sz="4" w:space="0" w:color="BFC5CE"/>
               <w:left w:val="single" w:sz="4" w:space="0" w:color="BFC5CE"/>
@@ -15866,7 +17638,7 @@
               <w:rPr>
                 <w:b/>
                 <w:bCs/>
-                <w:sz w:val="20"/>
+                <w:sz w:val="18"/>
                 <w:szCs w:val="20"/>
               </w:rPr>
               <w:t>Lokasi</w:t>
@@ -15875,7 +17647,7 @@
         </w:tc>
         <w:tc>
           <w:tcPr>
-            <w:tcW w:w="2926" w:type="dxa"/>
+            <w:tcW w:w="3456" w:type="dxa"/>
             <w:tcBorders>
               <w:top w:val="single" w:sz="4" w:space="0" w:color="BFC5CE"/>
               <w:left w:val="single" w:sz="4" w:space="0" w:color="BFC5CE"/>
@@ -15899,7 +17671,7 @@
               <w:rPr>
                 <w:b/>
                 <w:bCs/>
-                <w:sz w:val="20"/>
+                <w:sz w:val="18"/>
                 <w:szCs w:val="20"/>
               </w:rPr>
               <w:t>Contoh</w:t>
@@ -15909,7 +17681,7 @@
         </w:tc>
         <w:tc>
           <w:tcPr>
-            <w:tcW w:w="2100" w:type="dxa"/>
+            <w:tcW w:w="2448" w:type="dxa"/>
             <w:tcBorders>
               <w:top w:val="single" w:sz="4" w:space="0" w:color="BFC5CE"/>
               <w:left w:val="single" w:sz="4" w:space="0" w:color="BFC5CE"/>
@@ -15933,7 +17705,7 @@
               <w:rPr>
                 <w:b/>
                 <w:bCs/>
-                <w:sz w:val="20"/>
+                <w:sz w:val="18"/>
                 <w:szCs w:val="20"/>
               </w:rPr>
               <w:t>Dipakai</w:t>
@@ -15943,7 +17715,7 @@
               <w:rPr>
                 <w:b/>
                 <w:bCs/>
-                <w:sz w:val="20"/>
+                <w:sz w:val="18"/>
                 <w:szCs w:val="20"/>
               </w:rPr>
               <w:t xml:space="preserve"> oleh</w:t>
@@ -15958,10 +17730,12 @@
             <w:bottom w:w="0" w:type="dxa"/>
           </w:tblCellMar>
         </w:tblPrEx>
-        <w:trPr/>
+        <w:trPr>
+          <w:cantSplit/>
+        </w:trPr>
         <w:tc>
           <w:tcPr>
-            <w:tcW w:w="2100" w:type="dxa"/>
+            <w:tcW w:w="1152" w:type="dxa"/>
             <w:tcBorders>
               <w:top w:val="single" w:sz="4" w:space="0" w:color="BFC5CE"/>
               <w:left w:val="single" w:sz="4" w:space="0" w:color="BFC5CE"/>
@@ -15981,7 +17755,7 @@
             </w:pPr>
             <w:r>
               <w:rPr>
-                <w:sz w:val="20"/>
+                <w:sz w:val="18"/>
                 <w:szCs w:val="20"/>
               </w:rPr>
               <w:t xml:space="preserve">Sesi &amp; </w:t>
@@ -15989,7 +17763,7 @@
             <w:proofErr w:type="spellStart"/>
             <w:r>
               <w:rPr>
-                <w:sz w:val="20"/>
+                <w:sz w:val="18"/>
                 <w:szCs w:val="20"/>
               </w:rPr>
               <w:t>peran</w:t>
@@ -15997,7 +17771,7 @@
             <w:proofErr w:type="spellEnd"/>
             <w:r>
               <w:rPr>
-                <w:sz w:val="20"/>
+                <w:sz w:val="18"/>
                 <w:szCs w:val="20"/>
               </w:rPr>
               <w:t xml:space="preserve"> (global)</w:t>
@@ -16006,7 +17780,7 @@
         </w:tc>
         <w:tc>
           <w:tcPr>
-            <w:tcW w:w="1900" w:type="dxa"/>
+            <w:tcW w:w="1944" w:type="dxa"/>
             <w:tcBorders>
               <w:top w:val="single" w:sz="4" w:space="0" w:color="BFC5CE"/>
               <w:left w:val="single" w:sz="4" w:space="0" w:color="BFC5CE"/>
@@ -16029,7 +17803,7 @@
               <w:rPr>
                 <w:rFonts w:ascii="Consolas" w:eastAsia="Consolas" w:hAnsi="Consolas" w:cs="Consolas"/>
                 <w:color w:val="1F3A6E"/>
-                <w:sz w:val="20"/>
+                <w:sz w:val="18"/>
                 <w:szCs w:val="20"/>
               </w:rPr>
               <w:t>AuthContext</w:t>
@@ -16039,7 +17813,32 @@
         </w:tc>
         <w:tc>
           <w:tcPr>
-            <w:tcW w:w="2926" w:type="dxa"/>
+            <w:tcW w:w="3456" w:type="dxa"/>
+            <w:tcBorders>
+              <w:top w:val="single" w:sz="4" w:space="0" w:color="BFC5CE"/>
+              <w:left w:val="single" w:sz="4" w:space="0" w:color="BFC5CE"/>
+              <w:bottom w:val="single" w:sz="4" w:space="0" w:color="BFC5CE"/>
+              <w:right w:val="single" w:sz="4" w:space="0" w:color="BFC5CE"/>
+            </w:tcBorders>
+            <w:tcMar>
+              <w:top w:w="60" w:type="dxa"/>
+              <w:left w:w="100" w:type="dxa"/>
+              <w:bottom w:w="60" w:type="dxa"/>
+              <w:right w:w="100" w:type="dxa"/>
+            </w:tcMar>
+          </w:tcPr>
+          <w:p>
+            <w:r>
+              <w:rPr>
+                <w:sz w:val="18"/>
+              </w:rPr>
+              <w:t>user {userId,name,email,role,status,organizationId,organizationStatus}, token, loading</w:t>
+            </w:r>
+          </w:p>
+        </w:tc>
+        <w:tc>
+          <w:tcPr>
+            <w:tcW w:w="2448" w:type="dxa"/>
             <w:tcBorders>
               <w:top w:val="single" w:sz="4" w:space="0" w:color="BFC5CE"/>
               <w:left w:val="single" w:sz="4" w:space="0" w:color="BFC5CE"/>
@@ -16059,117 +17858,47 @@
             </w:pPr>
             <w:r>
               <w:rPr>
-                <w:sz w:val="20"/>
-                <w:szCs w:val="20"/>
-              </w:rPr>
-              <w:t xml:space="preserve">user </w:t>
-            </w:r>
-            <w:proofErr w:type="gramStart"/>
-            <w:r>
-              <w:rPr>
-                <w:sz w:val="20"/>
-                <w:szCs w:val="20"/>
-              </w:rPr>
-              <w:t xml:space="preserve">{ </w:t>
+                <w:sz w:val="18"/>
+                <w:szCs w:val="20"/>
+              </w:rPr>
+              <w:t xml:space="preserve">Navbar, </w:t>
             </w:r>
             <w:proofErr w:type="spellStart"/>
             <w:r>
               <w:rPr>
-                <w:sz w:val="20"/>
-                <w:szCs w:val="20"/>
-              </w:rPr>
-              <w:t>userId</w:t>
+                <w:sz w:val="18"/>
+                <w:szCs w:val="20"/>
+              </w:rPr>
+              <w:t>RoleRoute</w:t>
             </w:r>
             <w:proofErr w:type="spellEnd"/>
-            <w:proofErr w:type="gramEnd"/>
-            <w:r>
-              <w:rPr>
-                <w:sz w:val="20"/>
-                <w:szCs w:val="20"/>
-              </w:rPr>
-              <w:t xml:space="preserve">, name, email, </w:t>
-            </w:r>
-            <w:proofErr w:type="gramStart"/>
-            <w:r>
-              <w:rPr>
-                <w:sz w:val="20"/>
-                <w:szCs w:val="20"/>
-              </w:rPr>
-              <w:t>role }</w:t>
-            </w:r>
-            <w:proofErr w:type="gramEnd"/>
-            <w:r>
-              <w:rPr>
-                <w:sz w:val="20"/>
-                <w:szCs w:val="20"/>
-              </w:rPr>
-              <w:t>, token, loading</w:t>
-            </w:r>
-          </w:p>
-        </w:tc>
-        <w:tc>
-          <w:tcPr>
-            <w:tcW w:w="2100" w:type="dxa"/>
-            <w:tcBorders>
-              <w:top w:val="single" w:sz="4" w:space="0" w:color="BFC5CE"/>
-              <w:left w:val="single" w:sz="4" w:space="0" w:color="BFC5CE"/>
-              <w:bottom w:val="single" w:sz="4" w:space="0" w:color="BFC5CE"/>
-              <w:right w:val="single" w:sz="4" w:space="0" w:color="BFC5CE"/>
-            </w:tcBorders>
-            <w:tcMar>
-              <w:top w:w="60" w:type="dxa"/>
-              <w:left w:w="100" w:type="dxa"/>
-              <w:bottom w:w="60" w:type="dxa"/>
-              <w:right w:w="100" w:type="dxa"/>
-            </w:tcMar>
-          </w:tcPr>
-          <w:p>
-            <w:pPr>
-              <w:spacing w:line="252" w:lineRule="auto"/>
-            </w:pPr>
-            <w:r>
-              <w:rPr>
-                <w:sz w:val="20"/>
-                <w:szCs w:val="20"/>
-              </w:rPr>
-              <w:t xml:space="preserve">Navbar, </w:t>
+            <w:r>
+              <w:rPr>
+                <w:sz w:val="18"/>
+                <w:szCs w:val="20"/>
+              </w:rPr>
+              <w:t xml:space="preserve">, </w:t>
             </w:r>
             <w:proofErr w:type="spellStart"/>
             <w:r>
               <w:rPr>
-                <w:sz w:val="20"/>
-                <w:szCs w:val="20"/>
-              </w:rPr>
-              <w:t>RoleRoute</w:t>
+                <w:sz w:val="18"/>
+                <w:szCs w:val="20"/>
+              </w:rPr>
+              <w:t>seluruh</w:t>
             </w:r>
             <w:proofErr w:type="spellEnd"/>
             <w:r>
               <w:rPr>
-                <w:sz w:val="20"/>
-                <w:szCs w:val="20"/>
-              </w:rPr>
-              <w:t xml:space="preserve">, </w:t>
+                <w:sz w:val="18"/>
+                <w:szCs w:val="20"/>
+              </w:rPr>
+              <w:t xml:space="preserve"> </w:t>
             </w:r>
             <w:proofErr w:type="spellStart"/>
             <w:r>
               <w:rPr>
-                <w:sz w:val="20"/>
-                <w:szCs w:val="20"/>
-              </w:rPr>
-              <w:t>seluruh</w:t>
-            </w:r>
-            <w:proofErr w:type="spellEnd"/>
-            <w:r>
-              <w:rPr>
-                <w:sz w:val="20"/>
-                <w:szCs w:val="20"/>
-              </w:rPr>
-              <w:t xml:space="preserve"> </w:t>
-            </w:r>
-            <w:proofErr w:type="spellStart"/>
-            <w:r>
-              <w:rPr>
-                <w:sz w:val="20"/>
+                <w:sz w:val="18"/>
                 <w:szCs w:val="20"/>
               </w:rPr>
               <w:t>halaman</w:t>
@@ -16185,10 +17914,12 @@
             <w:bottom w:w="0" w:type="dxa"/>
           </w:tblCellMar>
         </w:tblPrEx>
-        <w:trPr/>
+        <w:trPr>
+          <w:cantSplit/>
+        </w:trPr>
         <w:tc>
           <w:tcPr>
-            <w:tcW w:w="2100" w:type="dxa"/>
+            <w:tcW w:w="1152" w:type="dxa"/>
             <w:tcBorders>
               <w:top w:val="single" w:sz="4" w:space="0" w:color="BFC5CE"/>
               <w:left w:val="single" w:sz="4" w:space="0" w:color="BFC5CE"/>
@@ -16209,7 +17940,7 @@
             <w:proofErr w:type="spellStart"/>
             <w:r>
               <w:rPr>
-                <w:sz w:val="20"/>
+                <w:sz w:val="18"/>
                 <w:szCs w:val="20"/>
               </w:rPr>
               <w:t>Notifikasi</w:t>
@@ -16217,7 +17948,7 @@
             <w:proofErr w:type="spellEnd"/>
             <w:r>
               <w:rPr>
-                <w:sz w:val="20"/>
+                <w:sz w:val="18"/>
                 <w:szCs w:val="20"/>
               </w:rPr>
               <w:t xml:space="preserve"> (global)</w:t>
@@ -16226,7 +17957,7 @@
         </w:tc>
         <w:tc>
           <w:tcPr>
-            <w:tcW w:w="1900" w:type="dxa"/>
+            <w:tcW w:w="1944" w:type="dxa"/>
             <w:tcBorders>
               <w:top w:val="single" w:sz="4" w:space="0" w:color="BFC5CE"/>
               <w:left w:val="single" w:sz="4" w:space="0" w:color="BFC5CE"/>
@@ -16249,7 +17980,7 @@
               <w:rPr>
                 <w:rFonts w:ascii="Consolas" w:eastAsia="Consolas" w:hAnsi="Consolas" w:cs="Consolas"/>
                 <w:color w:val="1F3A6E"/>
-                <w:sz w:val="20"/>
+                <w:sz w:val="18"/>
                 <w:szCs w:val="20"/>
               </w:rPr>
               <w:t>NotificationContext</w:t>
@@ -16259,7 +17990,7 @@
         </w:tc>
         <w:tc>
           <w:tcPr>
-            <w:tcW w:w="2926" w:type="dxa"/>
+            <w:tcW w:w="3456" w:type="dxa"/>
             <w:tcBorders>
               <w:top w:val="single" w:sz="4" w:space="0" w:color="BFC5CE"/>
               <w:left w:val="single" w:sz="4" w:space="0" w:color="BFC5CE"/>
@@ -16280,7 +18011,7 @@
             <w:proofErr w:type="spellStart"/>
             <w:r>
               <w:rPr>
-                <w:sz w:val="20"/>
+                <w:sz w:val="18"/>
                 <w:szCs w:val="20"/>
               </w:rPr>
               <w:t>unreadCount</w:t>
@@ -16290,7 +18021,7 @@
         </w:tc>
         <w:tc>
           <w:tcPr>
-            <w:tcW w:w="2100" w:type="dxa"/>
+            <w:tcW w:w="2448" w:type="dxa"/>
             <w:tcBorders>
               <w:top w:val="single" w:sz="4" w:space="0" w:color="BFC5CE"/>
               <w:left w:val="single" w:sz="4" w:space="0" w:color="BFC5CE"/>
@@ -16310,7 +18041,7 @@
             </w:pPr>
             <w:r>
               <w:rPr>
-                <w:sz w:val="20"/>
+                <w:sz w:val="18"/>
                 <w:szCs w:val="20"/>
               </w:rPr>
               <w:t>Navbar, NotificationsPage</w:t>
@@ -16325,10 +18056,12 @@
             <w:bottom w:w="0" w:type="dxa"/>
           </w:tblCellMar>
         </w:tblPrEx>
-        <w:trPr/>
+        <w:trPr>
+          <w:cantSplit/>
+        </w:trPr>
         <w:tc>
           <w:tcPr>
-            <w:tcW w:w="2100" w:type="dxa"/>
+            <w:tcW w:w="1152" w:type="dxa"/>
             <w:tcBorders>
               <w:top w:val="single" w:sz="4" w:space="0" w:color="BFC5CE"/>
               <w:left w:val="single" w:sz="4" w:space="0" w:color="BFC5CE"/>
@@ -16348,7 +18081,7 @@
             </w:pPr>
             <w:r>
               <w:rPr>
-                <w:sz w:val="20"/>
+                <w:sz w:val="18"/>
                 <w:szCs w:val="20"/>
               </w:rPr>
               <w:t xml:space="preserve">Data server (per </w:t>
@@ -16356,7 +18089,7 @@
             <w:proofErr w:type="spellStart"/>
             <w:r>
               <w:rPr>
-                <w:sz w:val="20"/>
+                <w:sz w:val="18"/>
                 <w:szCs w:val="20"/>
               </w:rPr>
               <w:t>halaman</w:t>
@@ -16364,7 +18097,7 @@
             <w:proofErr w:type="spellEnd"/>
             <w:r>
               <w:rPr>
-                <w:sz w:val="20"/>
+                <w:sz w:val="18"/>
                 <w:szCs w:val="20"/>
               </w:rPr>
               <w:t>)</w:t>
@@ -16373,7 +18106,7 @@
         </w:tc>
         <w:tc>
           <w:tcPr>
-            <w:tcW w:w="1900" w:type="dxa"/>
+            <w:tcW w:w="1944" w:type="dxa"/>
             <w:tcBorders>
               <w:top w:val="single" w:sz="4" w:space="0" w:color="BFC5CE"/>
               <w:left w:val="single" w:sz="4" w:space="0" w:color="BFC5CE"/>
@@ -16393,7 +18126,7 @@
             </w:pPr>
             <w:r>
               <w:rPr>
-                <w:sz w:val="20"/>
+                <w:sz w:val="18"/>
                 <w:szCs w:val="20"/>
               </w:rPr>
               <w:t>Custom hooks</w:t>
@@ -16402,7 +18135,7 @@
         </w:tc>
         <w:tc>
           <w:tcPr>
-            <w:tcW w:w="2926" w:type="dxa"/>
+            <w:tcW w:w="3456" w:type="dxa"/>
             <w:tcBorders>
               <w:top w:val="single" w:sz="4" w:space="0" w:color="BFC5CE"/>
               <w:left w:val="single" w:sz="4" w:space="0" w:color="BFC5CE"/>
@@ -16423,7 +18156,7 @@
             <w:proofErr w:type="spellStart"/>
             <w:r>
               <w:rPr>
-                <w:sz w:val="20"/>
+                <w:sz w:val="18"/>
                 <w:szCs w:val="20"/>
               </w:rPr>
               <w:t>hasil</w:t>
@@ -16431,7 +18164,7 @@
             <w:proofErr w:type="spellEnd"/>
             <w:r>
               <w:rPr>
-                <w:sz w:val="20"/>
+                <w:sz w:val="18"/>
                 <w:szCs w:val="20"/>
               </w:rPr>
               <w:t xml:space="preserve"> </w:t>
@@ -16439,7 +18172,7 @@
             <w:proofErr w:type="spellStart"/>
             <w:r>
               <w:rPr>
-                <w:sz w:val="20"/>
+                <w:sz w:val="18"/>
                 <w:szCs w:val="20"/>
               </w:rPr>
               <w:t>pencarian</w:t>
@@ -16447,7 +18180,7 @@
             <w:proofErr w:type="spellEnd"/>
             <w:r>
               <w:rPr>
-                <w:sz w:val="20"/>
+                <w:sz w:val="18"/>
                 <w:szCs w:val="20"/>
               </w:rPr>
               <w:t>, pagination, loading, error</w:t>
@@ -16456,7 +18189,7 @@
         </w:tc>
         <w:tc>
           <w:tcPr>
-            <w:tcW w:w="2100" w:type="dxa"/>
+            <w:tcW w:w="2448" w:type="dxa"/>
             <w:tcBorders>
               <w:top w:val="single" w:sz="4" w:space="0" w:color="BFC5CE"/>
               <w:left w:val="single" w:sz="4" w:space="0" w:color="BFC5CE"/>
@@ -16477,7 +18210,7 @@
             <w:proofErr w:type="spellStart"/>
             <w:r>
               <w:rPr>
-                <w:sz w:val="20"/>
+                <w:sz w:val="18"/>
                 <w:szCs w:val="20"/>
               </w:rPr>
               <w:t>EventListPage</w:t>
@@ -16485,7 +18218,7 @@
             <w:proofErr w:type="spellEnd"/>
             <w:r>
               <w:rPr>
-                <w:sz w:val="20"/>
+                <w:sz w:val="18"/>
                 <w:szCs w:val="20"/>
               </w:rPr>
               <w:t xml:space="preserve">, dashboard, </w:t>
@@ -16493,7 +18226,7 @@
             <w:proofErr w:type="spellStart"/>
             <w:r>
               <w:rPr>
-                <w:sz w:val="20"/>
+                <w:sz w:val="18"/>
                 <w:szCs w:val="20"/>
               </w:rPr>
               <w:t>moderasi</w:t>
@@ -16509,10 +18242,12 @@
             <w:bottom w:w="0" w:type="dxa"/>
           </w:tblCellMar>
         </w:tblPrEx>
-        <w:trPr/>
+        <w:trPr>
+          <w:cantSplit/>
+        </w:trPr>
         <w:tc>
           <w:tcPr>
-            <w:tcW w:w="2100" w:type="dxa"/>
+            <w:tcW w:w="1152" w:type="dxa"/>
             <w:tcBorders>
               <w:top w:val="single" w:sz="4" w:space="0" w:color="BFC5CE"/>
               <w:left w:val="single" w:sz="4" w:space="0" w:color="BFC5CE"/>
@@ -16532,7 +18267,7 @@
             </w:pPr>
             <w:r>
               <w:rPr>
-                <w:sz w:val="20"/>
+                <w:sz w:val="18"/>
                 <w:szCs w:val="20"/>
               </w:rPr>
               <w:t>State UI/form (</w:t>
@@ -16540,7 +18275,7 @@
             <w:proofErr w:type="spellStart"/>
             <w:r>
               <w:rPr>
-                <w:sz w:val="20"/>
+                <w:sz w:val="18"/>
                 <w:szCs w:val="20"/>
               </w:rPr>
               <w:t>lokal</w:t>
@@ -16548,7 +18283,7 @@
             <w:proofErr w:type="spellEnd"/>
             <w:r>
               <w:rPr>
-                <w:sz w:val="20"/>
+                <w:sz w:val="18"/>
                 <w:szCs w:val="20"/>
               </w:rPr>
               <w:t>)</w:t>
@@ -16557,7 +18292,7 @@
         </w:tc>
         <w:tc>
           <w:tcPr>
-            <w:tcW w:w="1900" w:type="dxa"/>
+            <w:tcW w:w="1944" w:type="dxa"/>
             <w:tcBorders>
               <w:top w:val="single" w:sz="4" w:space="0" w:color="BFC5CE"/>
               <w:left w:val="single" w:sz="4" w:space="0" w:color="BFC5CE"/>
@@ -16580,7 +18315,7 @@
               <w:rPr>
                 <w:rFonts w:ascii="Consolas" w:eastAsia="Consolas" w:hAnsi="Consolas" w:cs="Consolas"/>
                 <w:color w:val="1F3A6E"/>
-                <w:sz w:val="20"/>
+                <w:sz w:val="18"/>
                 <w:szCs w:val="20"/>
               </w:rPr>
               <w:t>useState</w:t>
@@ -16588,7 +18323,7 @@
             <w:proofErr w:type="spellEnd"/>
             <w:r>
               <w:rPr>
-                <w:sz w:val="20"/>
+                <w:sz w:val="18"/>
                 <w:szCs w:val="20"/>
               </w:rPr>
               <w:t xml:space="preserve"> di </w:t>
@@ -16596,7 +18331,7 @@
             <w:proofErr w:type="spellStart"/>
             <w:r>
               <w:rPr>
-                <w:sz w:val="20"/>
+                <w:sz w:val="18"/>
                 <w:szCs w:val="20"/>
               </w:rPr>
               <w:t>komponen</w:t>
@@ -16606,7 +18341,7 @@
         </w:tc>
         <w:tc>
           <w:tcPr>
-            <w:tcW w:w="2926" w:type="dxa"/>
+            <w:tcW w:w="3456" w:type="dxa"/>
             <w:tcBorders>
               <w:top w:val="single" w:sz="4" w:space="0" w:color="BFC5CE"/>
               <w:left w:val="single" w:sz="4" w:space="0" w:color="BFC5CE"/>
@@ -16627,7 +18362,7 @@
             <w:proofErr w:type="spellStart"/>
             <w:r>
               <w:rPr>
-                <w:sz w:val="20"/>
+                <w:sz w:val="18"/>
                 <w:szCs w:val="20"/>
               </w:rPr>
               <w:t>nilai</w:t>
@@ -16635,7 +18370,7 @@
             <w:proofErr w:type="spellEnd"/>
             <w:r>
               <w:rPr>
-                <w:sz w:val="20"/>
+                <w:sz w:val="18"/>
                 <w:szCs w:val="20"/>
               </w:rPr>
               <w:t xml:space="preserve"> form, modal </w:t>
@@ -16643,7 +18378,7 @@
             <w:proofErr w:type="spellStart"/>
             <w:r>
               <w:rPr>
-                <w:sz w:val="20"/>
+                <w:sz w:val="18"/>
                 <w:szCs w:val="20"/>
               </w:rPr>
               <w:t>terbuka</w:t>
@@ -16653,7 +18388,7 @@
         </w:tc>
         <w:tc>
           <w:tcPr>
-            <w:tcW w:w="2100" w:type="dxa"/>
+            <w:tcW w:w="2448" w:type="dxa"/>
             <w:tcBorders>
               <w:top w:val="single" w:sz="4" w:space="0" w:color="BFC5CE"/>
               <w:left w:val="single" w:sz="4" w:space="0" w:color="BFC5CE"/>
@@ -16674,7 +18409,7 @@
             <w:proofErr w:type="spellStart"/>
             <w:r>
               <w:rPr>
-                <w:sz w:val="20"/>
+                <w:sz w:val="18"/>
                 <w:szCs w:val="20"/>
               </w:rPr>
               <w:t>EventForm</w:t>
@@ -16682,7 +18417,7 @@
             <w:proofErr w:type="spellEnd"/>
             <w:r>
               <w:rPr>
-                <w:sz w:val="20"/>
+                <w:sz w:val="18"/>
                 <w:szCs w:val="20"/>
               </w:rPr>
               <w:t xml:space="preserve">, </w:t>
@@ -16690,7 +18425,7 @@
             <w:proofErr w:type="spellStart"/>
             <w:r>
               <w:rPr>
-                <w:sz w:val="20"/>
+                <w:sz w:val="18"/>
                 <w:szCs w:val="20"/>
               </w:rPr>
               <w:t>FilterBar</w:t>
@@ -16728,32 +18463,20 @@
         <w:spacing w:after="120" w:line="276" w:lineRule="auto"/>
       </w:pPr>
       <w:r>
-        <w:t xml:space="preserve">Peran </w:t>
-      </w:r>
-      <w:proofErr w:type="spellStart"/>
-      <w:r>
-        <w:t>diterima</w:t>
-      </w:r>
-      <w:proofErr w:type="spellEnd"/>
-      <w:r>
-        <w:t xml:space="preserve"> </w:t>
-      </w:r>
-      <w:proofErr w:type="spellStart"/>
-      <w:r>
-        <w:t>dari</w:t>
-      </w:r>
-      <w:proofErr w:type="spellEnd"/>
-      <w:r>
-        <w:t xml:space="preserve"> </w:t>
-      </w:r>
-      <w:proofErr w:type="spellStart"/>
-      <w:r>
-        <w:t>respons</w:t>
-      </w:r>
-      <w:proofErr w:type="spellEnd"/>
-      <w:r>
-        <w:t xml:space="preserve"> </w:t>
-      </w:r>
+        <w:t>Peran, status akun dan organisasi diterima dari POST /auth/login dan dipulihkan melalui GET /auth/me. Ketiganya menentukan menu, rute dan aksi UI: mahasiswa RSVP; penyelenggara organisasi verified mengajukan; admin memverifikasi organisasi dan memoderasi menunggu_moderasi. Menu/guard hanya membantu navigasi, sedangkan izin tetap diperiksa backend.</w:t>
+      </w:r>
+      <w:proofErr w:type="spellStart"/>
+      <w:r/>
+      <w:proofErr w:type="spellEnd"/>
+      <w:r/>
+      <w:proofErr w:type="spellStart"/>
+      <w:r/>
+      <w:proofErr w:type="spellEnd"/>
+      <w:r/>
+      <w:proofErr w:type="spellStart"/>
+      <w:r/>
+      <w:proofErr w:type="spellEnd"/>
+      <w:r/>
       <w:r>
         <w:rPr>
           <w:rFonts w:ascii="Consolas" w:eastAsia="Consolas" w:hAnsi="Consolas" w:cs="Consolas"/>
@@ -16761,11 +18484,8 @@
           <w:sz w:val="20"/>
           <w:szCs w:val="20"/>
         </w:rPr>
-        <w:t>POST /auth/login</w:t>
-      </w:r>
-      <w:r>
-        <w:t xml:space="preserve"> (</w:t>
-      </w:r>
+      </w:r>
+      <w:r/>
       <w:proofErr w:type="spellStart"/>
       <w:proofErr w:type="gramStart"/>
       <w:r>
@@ -16775,61 +18495,34 @@
           <w:sz w:val="20"/>
           <w:szCs w:val="20"/>
         </w:rPr>
-        <w:t>user.role</w:t>
       </w:r>
       <w:proofErr w:type="spellEnd"/>
       <w:proofErr w:type="gramEnd"/>
-      <w:r>
-        <w:t xml:space="preserve">) dan </w:t>
-      </w:r>
-      <w:proofErr w:type="spellStart"/>
-      <w:r>
-        <w:t>dipulihkan</w:t>
-      </w:r>
-      <w:proofErr w:type="spellEnd"/>
-      <w:r>
-        <w:t xml:space="preserve"> </w:t>
-      </w:r>
-      <w:proofErr w:type="spellStart"/>
-      <w:r>
-        <w:t>saat</w:t>
-      </w:r>
-      <w:proofErr w:type="spellEnd"/>
-      <w:r>
-        <w:t xml:space="preserve"> </w:t>
-      </w:r>
-      <w:proofErr w:type="spellStart"/>
-      <w:r>
-        <w:t>halaman</w:t>
-      </w:r>
-      <w:proofErr w:type="spellEnd"/>
-      <w:r>
-        <w:t xml:space="preserve"> </w:t>
-      </w:r>
-      <w:proofErr w:type="spellStart"/>
-      <w:r>
-        <w:t>dimuat</w:t>
-      </w:r>
-      <w:proofErr w:type="spellEnd"/>
-      <w:r>
-        <w:t xml:space="preserve"> </w:t>
-      </w:r>
-      <w:proofErr w:type="spellStart"/>
-      <w:r>
-        <w:t>ulang</w:t>
-      </w:r>
-      <w:proofErr w:type="spellEnd"/>
-      <w:r>
-        <w:t xml:space="preserve"> </w:t>
-      </w:r>
-      <w:proofErr w:type="spellStart"/>
-      <w:r>
-        <w:t>lewat</w:t>
-      </w:r>
-      <w:proofErr w:type="spellEnd"/>
-      <w:r>
-        <w:t xml:space="preserve"> </w:t>
-      </w:r>
+      <w:r/>
+      <w:proofErr w:type="spellStart"/>
+      <w:r/>
+      <w:proofErr w:type="spellEnd"/>
+      <w:r/>
+      <w:proofErr w:type="spellStart"/>
+      <w:r/>
+      <w:proofErr w:type="spellEnd"/>
+      <w:r/>
+      <w:proofErr w:type="spellStart"/>
+      <w:r/>
+      <w:proofErr w:type="spellEnd"/>
+      <w:r/>
+      <w:proofErr w:type="spellStart"/>
+      <w:r/>
+      <w:proofErr w:type="spellEnd"/>
+      <w:r/>
+      <w:proofErr w:type="spellStart"/>
+      <w:r/>
+      <w:proofErr w:type="spellEnd"/>
+      <w:r/>
+      <w:proofErr w:type="spellStart"/>
+      <w:r/>
+      <w:proofErr w:type="spellEnd"/>
+      <w:r/>
       <w:r>
         <w:rPr>
           <w:rFonts w:ascii="Consolas" w:eastAsia="Consolas" w:hAnsi="Consolas" w:cs="Consolas"/>
@@ -16837,59 +18530,32 @@
           <w:sz w:val="20"/>
           <w:szCs w:val="20"/>
         </w:rPr>
-        <w:t>GET /auth/me</w:t>
-      </w:r>
-      <w:r>
-        <w:t xml:space="preserve">. Peran </w:t>
-      </w:r>
-      <w:proofErr w:type="spellStart"/>
-      <w:r>
-        <w:t>menentukan</w:t>
-      </w:r>
-      <w:proofErr w:type="spellEnd"/>
-      <w:r>
-        <w:t xml:space="preserve"> </w:t>
-      </w:r>
-      <w:proofErr w:type="spellStart"/>
-      <w:r>
-        <w:t>tiga</w:t>
-      </w:r>
-      <w:proofErr w:type="spellEnd"/>
-      <w:r>
-        <w:t xml:space="preserve"> </w:t>
-      </w:r>
-      <w:proofErr w:type="spellStart"/>
-      <w:r>
-        <w:t>hal</w:t>
-      </w:r>
-      <w:proofErr w:type="spellEnd"/>
-      <w:r>
-        <w:t xml:space="preserve"> di UI: </w:t>
-      </w:r>
-      <w:proofErr w:type="spellStart"/>
-      <w:r>
-        <w:t>rute</w:t>
-      </w:r>
-      <w:proofErr w:type="spellEnd"/>
-      <w:r>
-        <w:t xml:space="preserve"> yang </w:t>
-      </w:r>
-      <w:proofErr w:type="spellStart"/>
-      <w:r>
-        <w:t>boleh</w:t>
-      </w:r>
-      <w:proofErr w:type="spellEnd"/>
-      <w:r>
-        <w:t xml:space="preserve"> </w:t>
-      </w:r>
-      <w:proofErr w:type="spellStart"/>
-      <w:r>
-        <w:t>dibuka</w:t>
-      </w:r>
-      <w:proofErr w:type="spellEnd"/>
-      <w:r>
-        <w:t xml:space="preserve"> (</w:t>
-      </w:r>
+      </w:r>
+      <w:r/>
+      <w:proofErr w:type="spellStart"/>
+      <w:r/>
+      <w:proofErr w:type="spellEnd"/>
+      <w:r/>
+      <w:proofErr w:type="spellStart"/>
+      <w:r/>
+      <w:proofErr w:type="spellEnd"/>
+      <w:r/>
+      <w:proofErr w:type="spellStart"/>
+      <w:r/>
+      <w:proofErr w:type="spellEnd"/>
+      <w:r/>
+      <w:proofErr w:type="spellStart"/>
+      <w:r/>
+      <w:proofErr w:type="spellEnd"/>
+      <w:r/>
+      <w:proofErr w:type="spellStart"/>
+      <w:r/>
+      <w:proofErr w:type="spellEnd"/>
+      <w:r/>
+      <w:proofErr w:type="spellStart"/>
+      <w:r/>
+      <w:proofErr w:type="spellEnd"/>
+      <w:r/>
       <w:proofErr w:type="spellStart"/>
       <w:r>
         <w:rPr>
@@ -16898,108 +18564,57 @@
           <w:sz w:val="20"/>
           <w:szCs w:val="20"/>
         </w:rPr>
-        <w:t>RoleRoute</w:t>
-      </w:r>
-      <w:proofErr w:type="spellEnd"/>
-      <w:r>
-        <w:t xml:space="preserve">), menu pada Navbar, dan </w:t>
-      </w:r>
-      <w:proofErr w:type="spellStart"/>
-      <w:r>
-        <w:t>tombol</w:t>
-      </w:r>
-      <w:proofErr w:type="spellEnd"/>
-      <w:r>
-        <w:t xml:space="preserve"> </w:t>
-      </w:r>
-      <w:proofErr w:type="spellStart"/>
-      <w:r>
-        <w:t>aksi</w:t>
-      </w:r>
-      <w:proofErr w:type="spellEnd"/>
-      <w:r>
-        <w:t xml:space="preserve"> pada </w:t>
-      </w:r>
-      <w:proofErr w:type="spellStart"/>
-      <w:r>
-        <w:t>halaman</w:t>
-      </w:r>
-      <w:proofErr w:type="spellEnd"/>
-      <w:r>
-        <w:t xml:space="preserve"> </w:t>
-      </w:r>
-      <w:proofErr w:type="spellStart"/>
-      <w:r>
-        <w:t>bersama</w:t>
-      </w:r>
-      <w:proofErr w:type="spellEnd"/>
-      <w:r>
-        <w:t xml:space="preserve"> (mis. </w:t>
-      </w:r>
-      <w:proofErr w:type="spellStart"/>
-      <w:r>
-        <w:t>tombol</w:t>
-      </w:r>
-      <w:proofErr w:type="spellEnd"/>
-      <w:r>
-        <w:t xml:space="preserve"> RSVP </w:t>
-      </w:r>
-      <w:proofErr w:type="spellStart"/>
-      <w:r>
-        <w:t>hanya</w:t>
-      </w:r>
-      <w:proofErr w:type="spellEnd"/>
-      <w:r>
-        <w:t xml:space="preserve"> </w:t>
-      </w:r>
-      <w:proofErr w:type="spellStart"/>
-      <w:r>
-        <w:t>untuk</w:t>
-      </w:r>
-      <w:proofErr w:type="spellEnd"/>
-      <w:r>
-        <w:t xml:space="preserve"> </w:t>
-      </w:r>
-      <w:proofErr w:type="spellStart"/>
-      <w:r>
-        <w:t>mahasiswa</w:t>
-      </w:r>
-      <w:proofErr w:type="spellEnd"/>
-      <w:r>
-        <w:t xml:space="preserve">, </w:t>
-      </w:r>
-      <w:proofErr w:type="spellStart"/>
-      <w:r>
-        <w:t>tombol</w:t>
-      </w:r>
-      <w:proofErr w:type="spellEnd"/>
-      <w:r>
-        <w:t xml:space="preserve"> </w:t>
-      </w:r>
-      <w:proofErr w:type="spellStart"/>
-      <w:r>
-        <w:t>Setujui</w:t>
-      </w:r>
-      <w:proofErr w:type="spellEnd"/>
-      <w:r>
-        <w:t xml:space="preserve">/Tolak </w:t>
-      </w:r>
-      <w:proofErr w:type="spellStart"/>
-      <w:r>
-        <w:t>hanya</w:t>
-      </w:r>
-      <w:proofErr w:type="spellEnd"/>
-      <w:r>
-        <w:t xml:space="preserve"> </w:t>
-      </w:r>
-      <w:proofErr w:type="spellStart"/>
-      <w:r>
-        <w:t>untuk</w:t>
-      </w:r>
-      <w:proofErr w:type="spellEnd"/>
-      <w:r>
-        <w:t xml:space="preserve"> admin).</w:t>
-      </w:r>
+      </w:r>
+      <w:proofErr w:type="spellEnd"/>
+      <w:r/>
+      <w:proofErr w:type="spellStart"/>
+      <w:r/>
+      <w:proofErr w:type="spellEnd"/>
+      <w:r/>
+      <w:proofErr w:type="spellStart"/>
+      <w:r/>
+      <w:proofErr w:type="spellEnd"/>
+      <w:r/>
+      <w:proofErr w:type="spellStart"/>
+      <w:r/>
+      <w:proofErr w:type="spellEnd"/>
+      <w:r/>
+      <w:proofErr w:type="spellStart"/>
+      <w:r/>
+      <w:proofErr w:type="spellEnd"/>
+      <w:r/>
+      <w:proofErr w:type="spellStart"/>
+      <w:r/>
+      <w:proofErr w:type="spellEnd"/>
+      <w:r/>
+      <w:proofErr w:type="spellStart"/>
+      <w:r/>
+      <w:proofErr w:type="spellEnd"/>
+      <w:r/>
+      <w:proofErr w:type="spellStart"/>
+      <w:r/>
+      <w:proofErr w:type="spellEnd"/>
+      <w:r/>
+      <w:proofErr w:type="spellStart"/>
+      <w:r/>
+      <w:proofErr w:type="spellEnd"/>
+      <w:r/>
+      <w:proofErr w:type="spellStart"/>
+      <w:r/>
+      <w:proofErr w:type="spellEnd"/>
+      <w:r/>
+      <w:proofErr w:type="spellStart"/>
+      <w:r/>
+      <w:proofErr w:type="spellEnd"/>
+      <w:r/>
+      <w:proofErr w:type="spellStart"/>
+      <w:r/>
+      <w:proofErr w:type="spellEnd"/>
+      <w:r/>
+      <w:proofErr w:type="spellStart"/>
+      <w:r/>
+      <w:proofErr w:type="spellEnd"/>
+      <w:r/>
     </w:p>
     <w:tbl>
       <w:tblPr>
@@ -17573,41 +19188,9 @@
             </w:tcMar>
           </w:tcPr>
           <w:p>
-            <w:pPr>
-              <w:spacing w:line="252" w:lineRule="auto"/>
-            </w:pPr>
-            <w:r>
-              <w:rPr>
-                <w:sz w:val="20"/>
-                <w:szCs w:val="20"/>
-              </w:rPr>
-              <w:t xml:space="preserve">Event, Kalender, </w:t>
-            </w:r>
-            <w:proofErr w:type="spellStart"/>
-            <w:r>
-              <w:rPr>
-                <w:sz w:val="20"/>
-                <w:szCs w:val="20"/>
-              </w:rPr>
-              <w:t>Moderasi</w:t>
-            </w:r>
-            <w:proofErr w:type="spellEnd"/>
-            <w:r>
-              <w:rPr>
-                <w:sz w:val="20"/>
-                <w:szCs w:val="20"/>
-              </w:rPr>
-              <w:t xml:space="preserve">, </w:t>
-            </w:r>
-            <w:proofErr w:type="spellStart"/>
-            <w:r>
-              <w:rPr>
-                <w:sz w:val="20"/>
-                <w:szCs w:val="20"/>
-              </w:rPr>
-              <w:t>Notifikasi</w:t>
-            </w:r>
-            <w:proofErr w:type="spellEnd"/>
+            <w:r>
+              <w:t>Event, Kalender, Moderasi, Organisasi, Kategori, Notifikasi</w:t>
+            </w:r>
           </w:p>
         </w:tc>
         <w:tc>
@@ -17627,66 +19210,9 @@
             </w:tcMar>
           </w:tcPr>
           <w:p>
-            <w:pPr>
-              <w:spacing w:line="252" w:lineRule="auto"/>
-            </w:pPr>
-            <w:proofErr w:type="spellStart"/>
-            <w:r>
-              <w:rPr>
-                <w:sz w:val="20"/>
-                <w:szCs w:val="20"/>
-              </w:rPr>
-              <w:t>Setujui</w:t>
-            </w:r>
-            <w:proofErr w:type="spellEnd"/>
-            <w:r>
-              <w:rPr>
-                <w:sz w:val="20"/>
-                <w:szCs w:val="20"/>
-              </w:rPr>
-              <w:t>/</w:t>
-            </w:r>
-            <w:proofErr w:type="spellStart"/>
-            <w:r>
-              <w:rPr>
-                <w:sz w:val="20"/>
-                <w:szCs w:val="20"/>
-              </w:rPr>
-              <w:t>tolak</w:t>
-            </w:r>
-            <w:proofErr w:type="spellEnd"/>
-            <w:r>
-              <w:rPr>
-                <w:sz w:val="20"/>
-                <w:szCs w:val="20"/>
-              </w:rPr>
-              <w:t xml:space="preserve"> event yang </w:t>
-            </w:r>
-            <w:proofErr w:type="spellStart"/>
-            <w:r>
-              <w:rPr>
-                <w:sz w:val="20"/>
-                <w:szCs w:val="20"/>
-              </w:rPr>
-              <w:t>berstatus</w:t>
-            </w:r>
-            <w:proofErr w:type="spellEnd"/>
-            <w:r>
-              <w:rPr>
-                <w:sz w:val="20"/>
-                <w:szCs w:val="20"/>
-              </w:rPr>
-              <w:t xml:space="preserve"> </w:t>
-            </w:r>
-            <w:proofErr w:type="spellStart"/>
-            <w:r>
-              <w:rPr>
-                <w:sz w:val="20"/>
-                <w:szCs w:val="20"/>
-              </w:rPr>
-              <w:t>diajukan</w:t>
-            </w:r>
-            <w:proofErr w:type="spellEnd"/>
+            <w:r>
+              <w:t>Verifikasi organisasi; kelola kategori; setujui/tolak menunggu_moderasi dengan alasan penolakan</w:t>
+            </w:r>
           </w:p>
         </w:tc>
       </w:tr>
@@ -21290,178 +22816,9 @@
             </w:tcMar>
           </w:tcPr>
           <w:p>
-            <w:pPr>
-              <w:spacing w:line="252" w:lineRule="auto"/>
-            </w:pPr>
-            <w:r>
-              <w:rPr>
-                <w:rFonts w:ascii="Consolas" w:eastAsia="Consolas" w:hAnsi="Consolas" w:cs="Consolas"/>
-                <w:color w:val="1F3A6E"/>
-                <w:sz w:val="20"/>
-                <w:szCs w:val="20"/>
-              </w:rPr>
-              <w:t>services/</w:t>
-            </w:r>
-            <w:r>
-              <w:rPr>
-                <w:sz w:val="20"/>
-                <w:szCs w:val="20"/>
-              </w:rPr>
-              <w:t xml:space="preserve"> </w:t>
-            </w:r>
-            <w:proofErr w:type="spellStart"/>
-            <w:r>
-              <w:rPr>
-                <w:sz w:val="20"/>
-                <w:szCs w:val="20"/>
-              </w:rPr>
-              <w:t>menjadi</w:t>
-            </w:r>
-            <w:proofErr w:type="spellEnd"/>
-            <w:r>
-              <w:rPr>
-                <w:sz w:val="20"/>
-                <w:szCs w:val="20"/>
-              </w:rPr>
-              <w:t xml:space="preserve"> </w:t>
-            </w:r>
-            <w:proofErr w:type="spellStart"/>
-            <w:r>
-              <w:rPr>
-                <w:sz w:val="20"/>
-                <w:szCs w:val="20"/>
-              </w:rPr>
-              <w:t>satu-satunya</w:t>
-            </w:r>
-            <w:proofErr w:type="spellEnd"/>
-            <w:r>
-              <w:rPr>
-                <w:sz w:val="20"/>
-                <w:szCs w:val="20"/>
-              </w:rPr>
-              <w:t xml:space="preserve"> </w:t>
-            </w:r>
-            <w:proofErr w:type="spellStart"/>
-            <w:r>
-              <w:rPr>
-                <w:sz w:val="20"/>
-                <w:szCs w:val="20"/>
-              </w:rPr>
-              <w:t>titik</w:t>
-            </w:r>
-            <w:proofErr w:type="spellEnd"/>
-            <w:r>
-              <w:rPr>
-                <w:sz w:val="20"/>
-                <w:szCs w:val="20"/>
-              </w:rPr>
-              <w:t xml:space="preserve"> yang </w:t>
-            </w:r>
-            <w:proofErr w:type="spellStart"/>
-            <w:r>
-              <w:rPr>
-                <w:sz w:val="20"/>
-                <w:szCs w:val="20"/>
-              </w:rPr>
-              <w:t>mengonsumsi</w:t>
-            </w:r>
-            <w:proofErr w:type="spellEnd"/>
-            <w:r>
-              <w:rPr>
-                <w:sz w:val="20"/>
-                <w:szCs w:val="20"/>
-              </w:rPr>
-              <w:t xml:space="preserve"> </w:t>
-            </w:r>
-            <w:proofErr w:type="spellStart"/>
-            <w:r>
-              <w:rPr>
-                <w:sz w:val="20"/>
-                <w:szCs w:val="20"/>
-              </w:rPr>
-              <w:t>kontrak</w:t>
-            </w:r>
-            <w:proofErr w:type="spellEnd"/>
-            <w:r>
-              <w:rPr>
-                <w:sz w:val="20"/>
-                <w:szCs w:val="20"/>
-              </w:rPr>
-              <w:t xml:space="preserve"> API, </w:t>
-            </w:r>
-            <w:proofErr w:type="spellStart"/>
-            <w:r>
-              <w:rPr>
-                <w:sz w:val="20"/>
-                <w:szCs w:val="20"/>
-              </w:rPr>
-              <w:t>sehingga</w:t>
-            </w:r>
-            <w:proofErr w:type="spellEnd"/>
-            <w:r>
-              <w:rPr>
-                <w:sz w:val="20"/>
-                <w:szCs w:val="20"/>
-              </w:rPr>
-              <w:t xml:space="preserve"> </w:t>
-            </w:r>
-            <w:proofErr w:type="spellStart"/>
-            <w:r>
-              <w:rPr>
-                <w:sz w:val="20"/>
-                <w:szCs w:val="20"/>
-              </w:rPr>
-              <w:t>perubahan</w:t>
-            </w:r>
-            <w:proofErr w:type="spellEnd"/>
-            <w:r>
-              <w:rPr>
-                <w:sz w:val="20"/>
-                <w:szCs w:val="20"/>
-              </w:rPr>
-              <w:t xml:space="preserve"> </w:t>
-            </w:r>
-            <w:proofErr w:type="spellStart"/>
-            <w:r>
-              <w:rPr>
-                <w:sz w:val="20"/>
-                <w:szCs w:val="20"/>
-              </w:rPr>
-              <w:t>kontrak</w:t>
-            </w:r>
-            <w:proofErr w:type="spellEnd"/>
-            <w:r>
-              <w:rPr>
-                <w:sz w:val="20"/>
-                <w:szCs w:val="20"/>
-              </w:rPr>
-              <w:t xml:space="preserve"> </w:t>
-            </w:r>
-            <w:proofErr w:type="spellStart"/>
-            <w:r>
-              <w:rPr>
-                <w:sz w:val="20"/>
-                <w:szCs w:val="20"/>
-              </w:rPr>
-              <w:t>mudah</w:t>
-            </w:r>
-            <w:proofErr w:type="spellEnd"/>
-            <w:r>
-              <w:rPr>
-                <w:sz w:val="20"/>
-                <w:szCs w:val="20"/>
-              </w:rPr>
-              <w:t xml:space="preserve"> </w:t>
-            </w:r>
-            <w:proofErr w:type="spellStart"/>
-            <w:r>
-              <w:rPr>
-                <w:sz w:val="20"/>
-                <w:szCs w:val="20"/>
-              </w:rPr>
-              <w:t>dilacak</w:t>
-            </w:r>
-            <w:proofErr w:type="spellEnd"/>
+            <w:r>
+              <w:t>Service/hook dan modul dapat diuji terpisah dengan dependensi tiruan; kontrak API dipusatkan di services/</w:t>
+            </w:r>
           </w:p>
         </w:tc>
       </w:tr>
@@ -21696,15 +23053,8 @@
             </w:tcMar>
           </w:tcPr>
           <w:p>
-            <w:pPr>
-              <w:spacing w:line="252" w:lineRule="auto"/>
-            </w:pPr>
-            <w:r>
-              <w:rPr>
-                <w:sz w:val="20"/>
-                <w:szCs w:val="20"/>
-              </w:rPr>
-              <w:t>NFR-PERF-02</w:t>
+            <w:r>
+              <w:t>NFR-SCAL-03</w:t>
             </w:r>
           </w:p>
         </w:tc>
@@ -21725,129 +23075,8 @@
             </w:tcMar>
           </w:tcPr>
           <w:p>
-            <w:pPr>
-              <w:spacing w:line="252" w:lineRule="auto"/>
-            </w:pPr>
-            <w:r>
-              <w:rPr>
-                <w:sz w:val="20"/>
-                <w:szCs w:val="20"/>
-              </w:rPr>
-              <w:t xml:space="preserve">Hook </w:t>
-            </w:r>
-            <w:proofErr w:type="spellStart"/>
-            <w:r>
-              <w:rPr>
-                <w:rFonts w:ascii="Consolas" w:eastAsia="Consolas" w:hAnsi="Consolas" w:cs="Consolas"/>
-                <w:color w:val="1F3A6E"/>
-                <w:sz w:val="20"/>
-                <w:szCs w:val="20"/>
-              </w:rPr>
-              <w:t>useEvents</w:t>
-            </w:r>
-            <w:proofErr w:type="spellEnd"/>
-            <w:r>
-              <w:rPr>
-                <w:sz w:val="20"/>
-                <w:szCs w:val="20"/>
-              </w:rPr>
-              <w:t xml:space="preserve"> dan </w:t>
-            </w:r>
-            <w:r>
-              <w:rPr>
-                <w:rFonts w:ascii="Consolas" w:eastAsia="Consolas" w:hAnsi="Consolas" w:cs="Consolas"/>
-                <w:color w:val="1F3A6E"/>
-                <w:sz w:val="20"/>
-                <w:szCs w:val="20"/>
-              </w:rPr>
-              <w:t>Pagination</w:t>
-            </w:r>
-            <w:r>
-              <w:rPr>
-                <w:sz w:val="20"/>
-                <w:szCs w:val="20"/>
-              </w:rPr>
-              <w:t xml:space="preserve"> </w:t>
-            </w:r>
-            <w:proofErr w:type="spellStart"/>
-            <w:r>
-              <w:rPr>
-                <w:sz w:val="20"/>
-                <w:szCs w:val="20"/>
-              </w:rPr>
-              <w:t>memakai</w:t>
-            </w:r>
-            <w:proofErr w:type="spellEnd"/>
-            <w:r>
-              <w:rPr>
-                <w:sz w:val="20"/>
-                <w:szCs w:val="20"/>
-              </w:rPr>
-              <w:t xml:space="preserve"> </w:t>
-            </w:r>
-            <w:r>
-              <w:rPr>
-                <w:rFonts w:ascii="Consolas" w:eastAsia="Consolas" w:hAnsi="Consolas" w:cs="Consolas"/>
-                <w:color w:val="1F3A6E"/>
-                <w:sz w:val="20"/>
-                <w:szCs w:val="20"/>
-              </w:rPr>
-              <w:t>page</w:t>
-            </w:r>
-            <w:r>
-              <w:rPr>
-                <w:sz w:val="20"/>
-                <w:szCs w:val="20"/>
-              </w:rPr>
-              <w:t>/</w:t>
-            </w:r>
-            <w:r>
-              <w:rPr>
-                <w:rFonts w:ascii="Consolas" w:eastAsia="Consolas" w:hAnsi="Consolas" w:cs="Consolas"/>
-                <w:color w:val="1F3A6E"/>
-                <w:sz w:val="20"/>
-                <w:szCs w:val="20"/>
-              </w:rPr>
-              <w:t>limit</w:t>
-            </w:r>
-            <w:r>
-              <w:rPr>
-                <w:sz w:val="20"/>
-                <w:szCs w:val="20"/>
-              </w:rPr>
-              <w:t xml:space="preserve"> (</w:t>
-            </w:r>
-            <w:proofErr w:type="spellStart"/>
-            <w:r>
-              <w:rPr>
-                <w:sz w:val="20"/>
-                <w:szCs w:val="20"/>
-              </w:rPr>
-              <w:t>maks</w:t>
-            </w:r>
-            <w:proofErr w:type="spellEnd"/>
-            <w:r>
-              <w:rPr>
-                <w:sz w:val="20"/>
-                <w:szCs w:val="20"/>
-              </w:rPr>
-              <w:t xml:space="preserve">. 20 per </w:t>
-            </w:r>
-            <w:proofErr w:type="spellStart"/>
-            <w:r>
-              <w:rPr>
-                <w:sz w:val="20"/>
-                <w:szCs w:val="20"/>
-              </w:rPr>
-              <w:t>permintaan</w:t>
-            </w:r>
-            <w:proofErr w:type="spellEnd"/>
-            <w:r>
-              <w:rPr>
-                <w:sz w:val="20"/>
-                <w:szCs w:val="20"/>
-              </w:rPr>
-              <w:t>)</w:t>
+            <w:r>
+              <w:t>Paginasi daftar dan indeks database; limit rancangan default/maksimum 20</w:t>
             </w:r>
           </w:p>
         </w:tc>
@@ -21906,155 +23135,9 @@
             </w:tcMar>
           </w:tcPr>
           <w:p>
-            <w:pPr>
-              <w:spacing w:line="252" w:lineRule="auto"/>
-            </w:pPr>
-            <w:r>
-              <w:rPr>
-                <w:sz w:val="20"/>
-                <w:szCs w:val="20"/>
-              </w:rPr>
-              <w:t xml:space="preserve">Rute </w:t>
-            </w:r>
-            <w:proofErr w:type="spellStart"/>
-            <w:r>
-              <w:rPr>
-                <w:sz w:val="20"/>
-                <w:szCs w:val="20"/>
-              </w:rPr>
-              <w:t>dimuat</w:t>
-            </w:r>
-            <w:proofErr w:type="spellEnd"/>
-            <w:r>
-              <w:rPr>
-                <w:sz w:val="20"/>
-                <w:szCs w:val="20"/>
-              </w:rPr>
-              <w:t xml:space="preserve"> </w:t>
-            </w:r>
-            <w:proofErr w:type="spellStart"/>
-            <w:r>
-              <w:rPr>
-                <w:sz w:val="20"/>
-                <w:szCs w:val="20"/>
-              </w:rPr>
-              <w:t>dengan</w:t>
-            </w:r>
-            <w:proofErr w:type="spellEnd"/>
-            <w:r>
-              <w:rPr>
-                <w:sz w:val="20"/>
-                <w:szCs w:val="20"/>
-              </w:rPr>
-              <w:t xml:space="preserve"> </w:t>
-            </w:r>
-            <w:proofErr w:type="spellStart"/>
-            <w:r>
-              <w:rPr>
-                <w:rFonts w:ascii="Consolas" w:eastAsia="Consolas" w:hAnsi="Consolas" w:cs="Consolas"/>
-                <w:color w:val="1F3A6E"/>
-                <w:sz w:val="20"/>
-                <w:szCs w:val="20"/>
-              </w:rPr>
-              <w:t>React.lazy</w:t>
-            </w:r>
-            <w:proofErr w:type="spellEnd"/>
-            <w:r>
-              <w:rPr>
-                <w:sz w:val="20"/>
-                <w:szCs w:val="20"/>
-              </w:rPr>
-              <w:t xml:space="preserve"> per </w:t>
-            </w:r>
-            <w:proofErr w:type="spellStart"/>
-            <w:r>
-              <w:rPr>
-                <w:sz w:val="20"/>
-                <w:szCs w:val="20"/>
-              </w:rPr>
-              <w:t>kelompok</w:t>
-            </w:r>
-            <w:proofErr w:type="spellEnd"/>
-            <w:r>
-              <w:rPr>
-                <w:sz w:val="20"/>
-                <w:szCs w:val="20"/>
-              </w:rPr>
-              <w:t xml:space="preserve"> </w:t>
-            </w:r>
-            <w:proofErr w:type="spellStart"/>
-            <w:r>
-              <w:rPr>
-                <w:sz w:val="20"/>
-                <w:szCs w:val="20"/>
-              </w:rPr>
-              <w:t>peran</w:t>
-            </w:r>
-            <w:proofErr w:type="spellEnd"/>
-            <w:r>
-              <w:rPr>
-                <w:sz w:val="20"/>
-                <w:szCs w:val="20"/>
-              </w:rPr>
-              <w:t xml:space="preserve"> (public, student, organizer, admin) agar </w:t>
-            </w:r>
-            <w:proofErr w:type="spellStart"/>
-            <w:r>
-              <w:rPr>
-                <w:sz w:val="20"/>
-                <w:szCs w:val="20"/>
-              </w:rPr>
-              <w:t>bundel</w:t>
-            </w:r>
-            <w:proofErr w:type="spellEnd"/>
-            <w:r>
-              <w:rPr>
-                <w:sz w:val="20"/>
-                <w:szCs w:val="20"/>
-              </w:rPr>
-              <w:t xml:space="preserve"> </w:t>
-            </w:r>
-            <w:proofErr w:type="spellStart"/>
-            <w:r>
-              <w:rPr>
-                <w:sz w:val="20"/>
-                <w:szCs w:val="20"/>
-              </w:rPr>
-              <w:t>awal</w:t>
-            </w:r>
-            <w:proofErr w:type="spellEnd"/>
-            <w:r>
-              <w:rPr>
-                <w:sz w:val="20"/>
-                <w:szCs w:val="20"/>
-              </w:rPr>
-              <w:t xml:space="preserve"> </w:t>
-            </w:r>
-            <w:proofErr w:type="spellStart"/>
-            <w:r>
-              <w:rPr>
-                <w:sz w:val="20"/>
-                <w:szCs w:val="20"/>
-              </w:rPr>
-              <w:t>tetap</w:t>
-            </w:r>
-            <w:proofErr w:type="spellEnd"/>
-            <w:r>
-              <w:rPr>
-                <w:sz w:val="20"/>
-                <w:szCs w:val="20"/>
-              </w:rPr>
-              <w:t xml:space="preserve"> </w:t>
-            </w:r>
-            <w:proofErr w:type="spellStart"/>
-            <w:r>
-              <w:rPr>
-                <w:sz w:val="20"/>
-                <w:szCs w:val="20"/>
-              </w:rPr>
-              <w:t>kecil</w:t>
-            </w:r>
-            <w:proofErr w:type="spellEnd"/>
+            <w:r>
+              <w:t>Lazy loading membatasi bundel awal; target 100 pengguna bersamaan tetap harus diuji pada backend</w:t>
+            </w:r>
           </w:p>
         </w:tc>
       </w:tr>
@@ -22594,7 +23677,7 @@
                 <w:sz w:val="20"/>
                 <w:szCs w:val="20"/>
               </w:rPr>
-              <w:t>GET /admin/events?status=diajukan, hanya admin dengan JWT/RBAC</w:t>
+              <w:t>GET /admin/events?status=menunggu_moderasi, hanya admin dengan JWT/RBAC</w:t>
             </w:r>
           </w:p>
         </w:tc>
@@ -22690,7 +23773,7 @@
                 <w:sz w:val="20"/>
                 <w:szCs w:val="20"/>
               </w:rPr>
-              <w:t>GET /events?from=&amp;to= dengan from ≤ date_time &lt; to; date tidak digabung dengan rentang</w:t>
+              <w:t>GET /events?from=&amp;to= dengan from ≤ start_at &lt; to; date tidak digabung dengan rentang</w:t>
             </w:r>
           </w:p>
         </w:tc>
@@ -22700,6 +23783,47 @@
       <w:pPr>
         <w:spacing w:after="120"/>
       </w:pPr>
+    </w:p>
+    <w:p>
+      <w:pPr>
+        <w:pStyle w:val="Judul2"/>
+        <w:keepNext/>
+      </w:pPr>
+      <w:r>
+        <w:t>10.1 Cakupan mockup Figma dan rencana UI</w:t>
+      </w:r>
+    </w:p>
+    <w:p>
+      <w:pPr/>
+      <w:r>
+        <w:t>Sembilan frame Figma yang tersedia merupakan rancangan UI awal desktop, bukan bukti bahwa seluruh kebutuhan SRS sudah tergambar atau diimplementasikan. Frame meliputi Home, Login, Register, Dashboard Mahasiswa, Calendar, Detail Event dan tiga tampilan pengelolaan event. Desain visual tersebut dipertahankan; SRS tetap menjadi acuan fungsi.</w:t>
+      </w:r>
+    </w:p>
+    <w:p>
+      <w:pPr/>
+      <w:r>
+        <w:t>Rencana UI berikutnya mencakup pilihan role registrasi dan verifikasi organisasi, dashboard penyelenggara, antrean moderasi dengan alasan penolakan, pembatalan/riwayat RSVP, minat/notifikasi, peserta/CSV, filter lengkap dan tampilan mobile minimal 360 px. Label Admin/Campus pada mockup pengelolaan perlu dipetakan saat implementasi ke hak penyelenggara organisasi verified dan admin moderator. Contoh event berstatus Draf tidak boleh masuk query publik; publik hanya disetujui.</w:t>
+      </w:r>
+    </w:p>
+    <w:p>
+      <w:pPr/>
+      <w:r>
+        <w:t>Form implementasi memakai startAt dan endAt, bukan satu jam pelaksanaan. Navigasi RSVP menyimpan tujuan event sebelum login dan kembali ke detail setelah login. Status UI memberi pesan jelas untuk kuota penuh, sudah terdaftar, akun pending dan data tidak valid. Diagram menunjukkan rencana teknis untuk kebutuhan tersebut, tidak menyatakan alur prototype Figma telah tersambung.</w:t>
+      </w:r>
+    </w:p>
+    <w:p>
+      <w:pPr>
+        <w:keepNext w:val="0"/>
+        <w:spacing w:before="120" w:after="120"/>
+      </w:pPr>
+      <w:r>
+        <w:rPr>
+          <w:rFonts w:ascii="Calibri" w:hAnsi="Calibri"/>
+          <w:b w:val="0"/>
+          <w:sz w:val="20"/>
+        </w:rPr>
+        <w:t>Sumber rancangan: EventKu_2_SRS.docx versi 2. Diagram revisi tersedia di https://lucid.app/lucidchart/c1ed1ac4-eabd-423c-a2b8-d558d07f165d/edit</w:t>
+      </w:r>
     </w:p>
     <w:p>
       <w:pPr>
@@ -22886,7 +24010,7 @@
         <w:spacing w:after="60" w:line="276" w:lineRule="auto"/>
       </w:pPr>
       <w:r>
-        <w:t>Pilihan Context API vs Redux dan penyimpanan token dikonfirmasi saat inisialisasi Minggu 9. Kontrak G1–G4 dan transisi complete menjadi acuan integrasi services/, hook, dan halaman sebelum Sprint 1.</w:t>
+        <w:t>Pilihan Context API vs Redux dan penyimpanan token dikonfirmasi saat inisialisasi Minggu 9. Kontrak G1–G4, alur draft/submit/cancel dan verifikasi organisasi menjadi acuan integrasi services/, hook, dan halaman sebelum Sprint 1.</w:t>
       </w:r>
     </w:p>
     <w:p>
@@ -23561,7 +24685,7 @@
     <w:rPr>
       <w:b/>
       <w:bCs/>
-      <w:color w:val="1F3A6E"/>
+      <w:color w:val="000000"/>
       <w:sz w:val="28"/>
       <w:szCs w:val="28"/>
     </w:rPr>
@@ -23578,7 +24702,7 @@
     <w:rPr>
       <w:b/>
       <w:bCs/>
-      <w:color w:val="2F5496"/>
+      <w:color w:val="000000"/>
       <w:sz w:val="24"/>
       <w:szCs w:val="24"/>
     </w:rPr>
@@ -23593,7 +24717,7 @@
       <w:outlineLvl w:val="2"/>
     </w:pPr>
     <w:rPr>
-      <w:color w:val="1F4D78"/>
+      <w:color w:val="000000"/>
       <w:sz w:val="24"/>
       <w:szCs w:val="24"/>
     </w:rPr>
@@ -23610,7 +24734,7 @@
     <w:rPr>
       <w:i/>
       <w:iCs/>
-      <w:color w:val="2E74B5"/>
+      <w:color w:val="000000"/>
     </w:rPr>
   </w:style>
   <w:style w:type="paragraph" w:styleId="Judul5">
@@ -23623,7 +24747,7 @@
       <w:outlineLvl w:val="4"/>
     </w:pPr>
     <w:rPr>
-      <w:color w:val="2E74B5"/>
+      <w:color w:val="000000"/>
     </w:rPr>
   </w:style>
   <w:style w:type="paragraph" w:styleId="Judul6">
@@ -23636,7 +24760,7 @@
       <w:outlineLvl w:val="5"/>
     </w:pPr>
     <w:rPr>
-      <w:color w:val="1F4D78"/>
+      <w:color w:val="000000"/>
     </w:rPr>
   </w:style>
   <w:style w:type="character" w:default="1" w:styleId="FontParagrafDefault">
@@ -23671,6 +24795,7 @@
     <w:uiPriority w:val="10"/>
     <w:qFormat/>
     <w:rPr>
+      <w:color w:val="000000"/>
       <w:sz w:val="56"/>
       <w:szCs w:val="56"/>
     </w:rPr>

--- a/docs/architecture/minggu7_design_pattern_struktur_frontend.docx
+++ b/docs/architecture/minggu7_design_pattern_struktur_frontend.docx
@@ -4035,6 +4035,27 @@
         </w:rPr>
         <w:t>Gambar 1. MVC dan komunikasi frontend dengan backend (ekspor Lucidchart)</w:t>
       </w:r>
+      <w:r>
+        <w:br/>
+      </w:r>
+      <w:r>
+        <w:rPr>
+          <w:rFonts w:ascii="Times New Roman" w:hAnsi="Times New Roman"/>
+          <w:sz w:val="18"/>
+        </w:rPr>
+        <w:t xml:space="preserve">Sumber: </w:t>
+      </w:r>
+      <w:hyperlink r:id="rId14">
+        <w:r>
+          <w:rPr>
+            <w:rFonts w:ascii="Times New Roman" w:hAnsi="Times New Roman"/>
+            <w:color w:val="0563C1"/>
+            <w:sz w:val="18"/>
+            <w:u w:val="single"/>
+          </w:rPr>
+          <w:t>Dokumen diagram EventKu di Lucidchart</w:t>
+        </w:r>
+      </w:hyperlink>
     </w:p>
     <w:p>
       <w:pPr>
@@ -4274,6 +4295,27 @@
         </w:rPr>
         <w:t>Gambar 2. Repository Pattern pada modul Event (ekspor Lucidchart)</w:t>
       </w:r>
+      <w:r>
+        <w:br/>
+      </w:r>
+      <w:r>
+        <w:rPr>
+          <w:rFonts w:ascii="Times New Roman" w:hAnsi="Times New Roman"/>
+          <w:sz w:val="18"/>
+        </w:rPr>
+        <w:t xml:space="preserve">Sumber: </w:t>
+      </w:r>
+      <w:hyperlink r:id="rId14">
+        <w:r>
+          <w:rPr>
+            <w:rFonts w:ascii="Times New Roman" w:hAnsi="Times New Roman"/>
+            <w:color w:val="0563C1"/>
+            <w:sz w:val="18"/>
+            <w:u w:val="single"/>
+          </w:rPr>
+          <w:t>Dokumen diagram EventKu di Lucidchart</w:t>
+        </w:r>
+      </w:hyperlink>
     </w:p>
     <w:p>
       <w:pPr>
@@ -6347,6 +6389,27 @@
         </w:rPr>
         <w:t>Gambar 3. Observer antara Event Pendaftaran dan Notifikasi (ekspor Lucidchart)</w:t>
       </w:r>
+      <w:r>
+        <w:br/>
+      </w:r>
+      <w:r>
+        <w:rPr>
+          <w:rFonts w:ascii="Times New Roman" w:hAnsi="Times New Roman"/>
+          <w:sz w:val="18"/>
+        </w:rPr>
+        <w:t xml:space="preserve">Sumber: </w:t>
+      </w:r>
+      <w:hyperlink r:id="rId14">
+        <w:r>
+          <w:rPr>
+            <w:rFonts w:ascii="Times New Roman" w:hAnsi="Times New Roman"/>
+            <w:color w:val="0563C1"/>
+            <w:sz w:val="18"/>
+            <w:u w:val="single"/>
+          </w:rPr>
+          <w:t>Dokumen diagram EventKu di Lucidchart</w:t>
+        </w:r>
+      </w:hyperlink>
     </w:p>
     <w:p>
       <w:pPr>
@@ -11293,6 +11356,27 @@
         </w:rPr>
         <w:t>Gambar 4. Lapisan arsitektur frontend EventKu (ekspor Lucidchart)</w:t>
       </w:r>
+      <w:r>
+        <w:br/>
+      </w:r>
+      <w:r>
+        <w:rPr>
+          <w:rFonts w:ascii="Times New Roman" w:hAnsi="Times New Roman"/>
+          <w:sz w:val="18"/>
+        </w:rPr>
+        <w:t xml:space="preserve">Sumber: </w:t>
+      </w:r>
+      <w:hyperlink r:id="rId14">
+        <w:r>
+          <w:rPr>
+            <w:rFonts w:ascii="Times New Roman" w:hAnsi="Times New Roman"/>
+            <w:color w:val="0563C1"/>
+            <w:sz w:val="18"/>
+            <w:u w:val="single"/>
+          </w:rPr>
+          <w:t>Dokumen diagram EventKu di Lucidchart</w:t>
+        </w:r>
+      </w:hyperlink>
     </w:p>
     <w:p>
       <w:pPr>
@@ -23818,12 +23902,22 @@
       </w:pPr>
       <w:r>
         <w:rPr>
-          <w:rFonts w:ascii="Calibri" w:hAnsi="Calibri"/>
-          <w:b w:val="0"/>
+          <w:rFonts w:ascii="Times New Roman" w:hAnsi="Times New Roman"/>
           <w:sz w:val="20"/>
         </w:rPr>
-        <w:t>Sumber rancangan: EventKu_2_SRS.docx versi 2. Diagram revisi tersedia di https://lucid.app/lucidchart/c1ed1ac4-eabd-423c-a2b8-d558d07f165d/edit</w:t>
-      </w:r>
+        <w:t xml:space="preserve">Sumber rancangan: EventKu_2_SRS.docx versi 2. Diagram revisi tersedia di </w:t>
+      </w:r>
+      <w:hyperlink r:id="rId14">
+        <w:r>
+          <w:rPr>
+            <w:rFonts w:ascii="Times New Roman" w:hAnsi="Times New Roman"/>
+            <w:color w:val="0563C1"/>
+            <w:sz w:val="18"/>
+            <w:u w:val="single"/>
+          </w:rPr>
+          <w:t>Dokumen diagram EventKu di Lucidchart</w:t>
+        </w:r>
+      </w:hyperlink>
     </w:p>
     <w:p>
       <w:pPr>
